--- a/docs/Diccionario_de_datos_Modelo_de_alerta_de_huaicos_Chosica.docx
+++ b/docs/Diccionario_de_datos_Modelo_de_alerta_de_huaicos_Chosica.docx
@@ -12,7 +12,7 @@
     </w:p>
     <w:p>
       <w:r>
-        <w:t xml:space="preserve">Oct 11, 2026 · @Camilo · versión 2 (actualizada; la primera es del 5 de octubre)</w:t>
+        <w:t xml:space="preserve">Oct 12, 2026 · @Camilo · versión 2 (actualizada; la primera es del 5 de octubre)</w:t>
       </w:r>
     </w:p>
     <w:p>
@@ -4149,6 +4149,60 @@
           <w:b/>
           <w:bCs/>
         </w:rPr>
+        <w:t xml:space="preserve">Ejemplo real: Quirio, 23/03/2015, huaico a las 15:10, H = 6.</w:t>
+      </w:r>
+      <w:r>
+        <w:t xml:space="preserve"> La fila de la hora </w:t>
+      </w:r>
+      <w:r>
+        <w:rPr>
+          <w:i/>
+          <w:iCs/>
+        </w:rPr>
+        <w:t xml:space="preserve">t</w:t>
+      </w:r>
+      <w:r>
+        <w:t xml:space="preserve"> mira la ventana (t, t + 6 h]. Las filas de las 10:00 a las 15:00 incluyen las 15:10, así que valen 1 (6 filas). Las filas de las 16:00 en adelante quedan vacías porque el huaico ya pasó. Con H = 3 son 3 filas con y = 1 (13:00 a 15:00) y con H = 24 son 24 (desde las 16:00 del día anterior). Ese día además hubo otros eventos sin quebrada ubicada, por eso las filas de las 07:00 a las 09:00 también salen vacías.</w:t>
+      </w:r>
+    </w:p>
+    <w:p>
+      <w:r>
+        <w:rPr>
+          <w:b/>
+          <w:bCs/>
+        </w:rPr>
+        <w:t xml:space="preserve">El target se arma hora por hora, no por bloques.</w:t>
+      </w:r>
+      <w:r>
+        <w:t xml:space="preserve"> Las filas con y = 1 de un mismo huaico quedan seguidas y forman un </w:t>
+      </w:r>
+      <w:r>
+        <w:rPr>
+          <w:i/>
+          <w:iCs/>
+        </w:rPr>
+        <w:t xml:space="preserve">bloque</w:t>
+      </w:r>
+      <w:r>
+        <w:t xml:space="preserve"> de H horas; el modelo nunca ve el bloque, solo filas sueltas. El bloque se usa después para medir: un huaico cuenta como </w:t>
+      </w:r>
+      <w:r>
+        <w:rPr>
+          <w:i/>
+          <w:iCs/>
+        </w:rPr>
+        <w:t xml:space="preserve">detectado</w:t>
+      </w:r>
+      <w:r>
+        <w:t xml:space="preserve"> si hubo al menos una alerta dentro de su bloque.</w:t>
+      </w:r>
+    </w:p>
+    <w:p>
+      <w:r>
+        <w:rPr>
+          <w:b/>
+          <w:bCs/>
+        </w:rPr>
         <w:t xml:space="preserve">Regla del paso 9.2.</w:t>
       </w:r>
       <w:r>
@@ -10439,7 +10493,7 @@
           <w:b/>
           <w:bCs/>
         </w:rPr>
-        <w:t xml:space="preserve">Qué dijo la evidencia (pasos 5 y 6, hecha antes del cambio de etiquetas del paso 9.2, que se está re-corriendo):</w:t>
+        <w:t xml:space="preserve">Qué dijo la evidencia (pasos 5 y 6, con las etiquetas anteriores al paso 9.2):</w:t>
       </w:r>
       <w:r>
         <w:t xml:space="preserve"> el grupo regional ayudó (de ~3.4 a ~6.1 de </w:t>
@@ -10452,7 +10506,7 @@
         <w:t xml:space="preserve">lift</w:t>
       </w:r>
       <w:r>
-        <w:t xml:space="preserve">, confirmado con 3 semillas y 3 tipos de modelo); la humedad previa perjudicó (el modelo se apoya en ella pero no generaliza entre temporadas); las demás no mostraron efecto claro. Ojo: el grupo regional se identificó mirando las mismas 6 temporadas de prueba; falta validarlo con una temporada nueva.</w:t>
+        <w:t xml:space="preserve">, confirmado con 3 semillas y 3 tipos de modelo); la humedad previa perjudicó (el modelo se apoya en ella pero no generaliza entre temporadas); las demás no mostraron efecto claro. Con las etiquetas corregidas solo se repitió el modelo final: agregar el grupo regional a las variables originales sigue sumando (lift 8.9 → 10.9) y lo que más pesa son las restricciones físicas (lift 19.6). Las ablaciones por grupo no se han repetido todavía. Ojo: el grupo regional se identificó mirando las mismas 6 temporadas de prueba; falta validarlo con una temporada nueva.</w:t>
       </w:r>
     </w:p>
     <w:p>
@@ -18920,10 +18974,22 @@
         <w:ind w:left="360" w:hanging="360"/>
       </w:pPr>
       <w:r>
+        <w:t xml:space="preserve">☑  </w:t>
+      </w:r>
+      <w:r>
+        <w:t xml:space="preserve">Re-correr el modelo restringido con las etiquetas corregidas del paso 9.2 (versión rápida)</w:t>
+      </w:r>
+    </w:p>
+    <w:p>
+      <w:pPr>
+        <w:spacing w:after="80"/>
+        <w:ind w:left="360" w:hanging="360"/>
+      </w:pPr>
+      <w:r>
         <w:t xml:space="preserve">☐  </w:t>
       </w:r>
       <w:r>
-        <w:t xml:space="preserve">Re-correr el modelo con las etiquetas corregidas del paso 9.2 (en curso)</w:t>
+        <w:t xml:space="preserve">Re-correr la cadena completa con las etiquetas corregidas: ablaciones de ingeniería, logística y Random Forest, techo sin latencia (~2 h)</w:t>
       </w:r>
     </w:p>
     <w:p>

--- a/docs/Diccionario_de_datos_Modelo_de_alerta_de_huaicos_Chosica.docx
+++ b/docs/Diccionario_de_datos_Modelo_de_alerta_de_huaicos_Chosica.docx
@@ -12,7 +12,7 @@
     </w:p>
     <w:p>
       <w:r>
-        <w:t xml:space="preserve">Oct 12, 2026 · @Camilo · versión 2 (actualizada; la primera es del 5 de octubre)</w:t>
+        <w:t xml:space="preserve">Oct 12, 2026 · @Camilo · versión 3 (modelo v3 y entrega al dashboard; la versión 2 es del 12 de octubre y la primera del 5 de octubre)</w:t>
       </w:r>
     </w:p>
     <w:p>
@@ -40,14 +40,63 @@
     </w:p>
     <w:p>
       <w:r>
-        <w:t xml:space="preserve">Para entrenarlo armamos cuatro tablas y una auxiliar. </w:t>
-      </w:r>
-      <w:r>
         <w:rPr>
           <w:b/>
           <w:bCs/>
         </w:rPr>
-        <w:t xml:space="preserve">Las cinco ya están hechas.</w:t>
+        <w:t xml:space="preserve">Modelo vigente: v3, en dos piezas.</w:t>
+      </w:r>
+      <w:r>
+        <w:t xml:space="preserve"> P1 (</w:t>
+      </w:r>
+      <w:r>
+        <w:rPr>
+          <w:i/>
+          <w:iCs/>
+        </w:rPr>
+        <w:t xml:space="preserve">cuándo</w:t>
+      </w:r>
+      <w:r>
+        <w:t xml:space="preserve">) estima el riesgo de la </w:t>
+      </w:r>
+      <w:r>
+        <w:rPr>
+          <w:b/>
+          <w:bCs/>
+        </w:rPr>
+        <w:t xml:space="preserve">zona</w:t>
+      </w:r>
+      <w:r>
+        <w:t xml:space="preserve"> con la intensidad de lluvia IMERG y el </w:t>
+      </w:r>
+      <w:r>
+        <w:rPr>
+          <w:b/>
+          <w:bCs/>
+        </w:rPr>
+        <w:t xml:space="preserve">estado</w:t>
+      </w:r>
+      <w:r>
+        <w:t xml:space="preserve"> de la zona (humedad del suelo, días desde la última activación, El Niño costero). P2 (</w:t>
+      </w:r>
+      <w:r>
+        <w:rPr>
+          <w:i/>
+          <w:iCs/>
+        </w:rPr>
+        <w:t xml:space="preserve">dónde</w:t>
+      </w:r>
+      <w:r>
+        <w:t xml:space="preserve">) ordena las 17 quebradas por su historia y su terreno. Las tablas 0 a 3 siguen vigentes como base; las tablas 4 a 6 son las del modelo v3 y de la entrega al dashboard.</w:t>
+      </w:r>
+    </w:p>
+    <w:p>
+      <w:r>
+        <w:rPr>
+          <w:b/>
+          <w:bCs/>
+        </w:rPr>
+        <w:t xml:space="preserve">Todas las tablas están hechas.</w:t>
       </w:r>
     </w:p>
     <w:tbl>
@@ -863,7 +912,7 @@
                 <w:sz w:val="19"/>
                 <w:szCs w:val="19"/>
               </w:rPr>
-              <w:t xml:space="preserve">3. Tabla del modelo</w:t>
+              <w:t xml:space="preserve">3. Tabla del modelo anterior</w:t>
             </w:r>
           </w:p>
         </w:tc>
@@ -979,7 +1028,457 @@
                 <w:sz w:val="19"/>
                 <w:szCs w:val="19"/>
               </w:rPr>
-              <w:t xml:space="preserve">Lo que entra al modelo: tabla 2 + tabla 1 + etiquetas</w:t>
+              <w:t xml:space="preserve">Modelo por quebrada (v1/v2); queda como referencia</w:t>
+            </w:r>
+          </w:p>
+        </w:tc>
+      </w:tr>
+      <w:tr>
+        <w:trPr>
+          <w:cantSplit/>
+        </w:trPr>
+        <w:tc>
+          <w:tcPr>
+            <w:tcW w:type="dxa" w:w="1900"/>
+            <w:tcBorders>
+              <w:top w:val="single" w:color="BFBFBF" w:sz="4"/>
+              <w:left w:val="single" w:color="BFBFBF" w:sz="4"/>
+              <w:bottom w:val="single" w:color="BFBFBF" w:sz="4"/>
+              <w:right w:val="single" w:color="BFBFBF" w:sz="4"/>
+            </w:tcBorders>
+            <w:tcMar>
+              <w:top w:type="dxa" w:w="60"/>
+              <w:left w:type="dxa" w:w="90"/>
+              <w:bottom w:type="dxa" w:w="60"/>
+              <w:right w:type="dxa" w:w="90"/>
+            </w:tcMar>
+          </w:tcPr>
+          <w:p>
+            <w:pPr>
+              <w:spacing w:after="0"/>
+            </w:pPr>
+            <w:r>
+              <w:rPr>
+                <w:sz w:val="19"/>
+                <w:szCs w:val="19"/>
+              </w:rPr>
+              <w:t xml:space="preserve">4. Eventos de lluvia (v3)</w:t>
+            </w:r>
+          </w:p>
+        </w:tc>
+        <w:tc>
+          <w:tcPr>
+            <w:tcW w:type="dxa" w:w="2300"/>
+            <w:tcBorders>
+              <w:top w:val="single" w:color="BFBFBF" w:sz="4"/>
+              <w:left w:val="single" w:color="BFBFBF" w:sz="4"/>
+              <w:bottom w:val="single" w:color="BFBFBF" w:sz="4"/>
+              <w:right w:val="single" w:color="BFBFBF" w:sz="4"/>
+            </w:tcBorders>
+            <w:tcMar>
+              <w:top w:type="dxa" w:w="60"/>
+              <w:left w:type="dxa" w:w="90"/>
+              <w:bottom w:type="dxa" w:w="60"/>
+              <w:right w:type="dxa" w:w="90"/>
+            </w:tcMar>
+          </w:tcPr>
+          <w:p>
+            <w:pPr>
+              <w:spacing w:after="0"/>
+            </w:pPr>
+            <w:r>
+              <w:rPr>
+                <w:sz w:val="19"/>
+                <w:szCs w:val="19"/>
+              </w:rPr>
+              <w:t xml:space="preserve">Un evento de lluvia IMERG en la zona</w:t>
+            </w:r>
+          </w:p>
+        </w:tc>
+        <w:tc>
+          <w:tcPr>
+            <w:tcW w:type="dxa" w:w="1500"/>
+            <w:tcBorders>
+              <w:top w:val="single" w:color="BFBFBF" w:sz="4"/>
+              <w:left w:val="single" w:color="BFBFBF" w:sz="4"/>
+              <w:bottom w:val="single" w:color="BFBFBF" w:sz="4"/>
+              <w:right w:val="single" w:color="BFBFBF" w:sz="4"/>
+            </w:tcBorders>
+            <w:tcMar>
+              <w:top w:type="dxa" w:w="60"/>
+              <w:left w:type="dxa" w:w="90"/>
+              <w:bottom w:type="dxa" w:w="60"/>
+              <w:right w:type="dxa" w:w="90"/>
+            </w:tcMar>
+          </w:tcPr>
+          <w:p>
+            <w:pPr>
+              <w:spacing w:after="0"/>
+            </w:pPr>
+            <w:r>
+              <w:rPr>
+                <w:sz w:val="19"/>
+                <w:szCs w:val="19"/>
+              </w:rPr>
+              <w:t xml:space="preserve">Sí (cada evento)</w:t>
+            </w:r>
+          </w:p>
+        </w:tc>
+        <w:tc>
+          <w:tcPr>
+            <w:tcW w:type="dxa" w:w="1500"/>
+            <w:tcBorders>
+              <w:top w:val="single" w:color="BFBFBF" w:sz="4"/>
+              <w:left w:val="single" w:color="BFBFBF" w:sz="4"/>
+              <w:bottom w:val="single" w:color="BFBFBF" w:sz="4"/>
+              <w:right w:val="single" w:color="BFBFBF" w:sz="4"/>
+            </w:tcBorders>
+            <w:tcMar>
+              <w:top w:type="dxa" w:w="60"/>
+              <w:left w:type="dxa" w:w="90"/>
+              <w:bottom w:type="dxa" w:w="60"/>
+              <w:right w:type="dxa" w:w="90"/>
+            </w:tcMar>
+          </w:tcPr>
+          <w:p>
+            <w:pPr>
+              <w:spacing w:after="0"/>
+            </w:pPr>
+            <w:r>
+              <w:rPr>
+                <w:sz w:val="19"/>
+                <w:szCs w:val="19"/>
+              </w:rPr>
+              <w:t xml:space="preserve">Hecha (1 626 eventos)</w:t>
+            </w:r>
+          </w:p>
+        </w:tc>
+        <w:tc>
+          <w:tcPr>
+            <w:tcW w:type="dxa" w:w="2160"/>
+            <w:tcBorders>
+              <w:top w:val="single" w:color="BFBFBF" w:sz="4"/>
+              <w:left w:val="single" w:color="BFBFBF" w:sz="4"/>
+              <w:bottom w:val="single" w:color="BFBFBF" w:sz="4"/>
+              <w:right w:val="single" w:color="BFBFBF" w:sz="4"/>
+            </w:tcBorders>
+            <w:tcMar>
+              <w:top w:type="dxa" w:w="60"/>
+              <w:left w:type="dxa" w:w="90"/>
+              <w:bottom w:type="dxa" w:w="60"/>
+              <w:right w:type="dxa" w:w="90"/>
+            </w:tcMar>
+          </w:tcPr>
+          <w:p>
+            <w:pPr>
+              <w:spacing w:after="0"/>
+            </w:pPr>
+            <w:r>
+              <w:rPr>
+                <w:sz w:val="19"/>
+                <w:szCs w:val="19"/>
+              </w:rPr>
+              <w:t xml:space="preserve">Unidad de evaluación del v3 (TSS por evento)</w:t>
+            </w:r>
+          </w:p>
+        </w:tc>
+      </w:tr>
+      <w:tr>
+        <w:trPr>
+          <w:cantSplit/>
+        </w:trPr>
+        <w:tc>
+          <w:tcPr>
+            <w:tcW w:type="dxa" w:w="1900"/>
+            <w:tcBorders>
+              <w:top w:val="single" w:color="BFBFBF" w:sz="4"/>
+              <w:left w:val="single" w:color="BFBFBF" w:sz="4"/>
+              <w:bottom w:val="single" w:color="BFBFBF" w:sz="4"/>
+              <w:right w:val="single" w:color="BFBFBF" w:sz="4"/>
+            </w:tcBorders>
+            <w:tcMar>
+              <w:top w:type="dxa" w:w="60"/>
+              <w:left w:type="dxa" w:w="90"/>
+              <w:bottom w:type="dxa" w:w="60"/>
+              <w:right w:type="dxa" w:w="90"/>
+            </w:tcMar>
+          </w:tcPr>
+          <w:p>
+            <w:pPr>
+              <w:spacing w:after="0"/>
+            </w:pPr>
+            <w:r>
+              <w:rPr>
+                <w:sz w:val="19"/>
+                <w:szCs w:val="19"/>
+              </w:rPr>
+              <w:t xml:space="preserve">5. Zona horaria (v3, P1)</w:t>
+            </w:r>
+          </w:p>
+        </w:tc>
+        <w:tc>
+          <w:tcPr>
+            <w:tcW w:type="dxa" w:w="2300"/>
+            <w:tcBorders>
+              <w:top w:val="single" w:color="BFBFBF" w:sz="4"/>
+              <w:left w:val="single" w:color="BFBFBF" w:sz="4"/>
+              <w:bottom w:val="single" w:color="BFBFBF" w:sz="4"/>
+              <w:right w:val="single" w:color="BFBFBF" w:sz="4"/>
+            </w:tcBorders>
+            <w:tcMar>
+              <w:top w:type="dxa" w:w="60"/>
+              <w:left w:type="dxa" w:w="90"/>
+              <w:bottom w:type="dxa" w:w="60"/>
+              <w:right w:type="dxa" w:w="90"/>
+            </w:tcMar>
+          </w:tcPr>
+          <w:p>
+            <w:pPr>
+              <w:spacing w:after="0"/>
+            </w:pPr>
+            <w:r>
+              <w:rPr>
+                <w:sz w:val="19"/>
+                <w:szCs w:val="19"/>
+              </w:rPr>
+              <w:t xml:space="preserve">La zona en una hora y un horizonte</w:t>
+            </w:r>
+          </w:p>
+        </w:tc>
+        <w:tc>
+          <w:tcPr>
+            <w:tcW w:type="dxa" w:w="1500"/>
+            <w:tcBorders>
+              <w:top w:val="single" w:color="BFBFBF" w:sz="4"/>
+              <w:left w:val="single" w:color="BFBFBF" w:sz="4"/>
+              <w:bottom w:val="single" w:color="BFBFBF" w:sz="4"/>
+              <w:right w:val="single" w:color="BFBFBF" w:sz="4"/>
+            </w:tcBorders>
+            <w:tcMar>
+              <w:top w:type="dxa" w:w="60"/>
+              <w:left w:type="dxa" w:w="90"/>
+              <w:bottom w:type="dxa" w:w="60"/>
+              <w:right w:type="dxa" w:w="90"/>
+            </w:tcMar>
+          </w:tcPr>
+          <w:p>
+            <w:pPr>
+              <w:spacing w:after="0"/>
+            </w:pPr>
+            <w:r>
+              <w:rPr>
+                <w:sz w:val="19"/>
+                <w:szCs w:val="19"/>
+              </w:rPr>
+              <w:t xml:space="preserve">Sí, cada hora</w:t>
+            </w:r>
+          </w:p>
+        </w:tc>
+        <w:tc>
+          <w:tcPr>
+            <w:tcW w:type="dxa" w:w="1500"/>
+            <w:tcBorders>
+              <w:top w:val="single" w:color="BFBFBF" w:sz="4"/>
+              <w:left w:val="single" w:color="BFBFBF" w:sz="4"/>
+              <w:bottom w:val="single" w:color="BFBFBF" w:sz="4"/>
+              <w:right w:val="single" w:color="BFBFBF" w:sz="4"/>
+            </w:tcBorders>
+            <w:tcMar>
+              <w:top w:type="dxa" w:w="60"/>
+              <w:left w:type="dxa" w:w="90"/>
+              <w:bottom w:type="dxa" w:w="60"/>
+              <w:right w:type="dxa" w:w="90"/>
+            </w:tcMar>
+          </w:tcPr>
+          <w:p>
+            <w:pPr>
+              <w:spacing w:after="0"/>
+            </w:pPr>
+            <w:r>
+              <w:rPr>
+                <w:sz w:val="19"/>
+                <w:szCs w:val="19"/>
+              </w:rPr>
+              <w:t xml:space="preserve">Hecha (171 mil filas)</w:t>
+            </w:r>
+          </w:p>
+        </w:tc>
+        <w:tc>
+          <w:tcPr>
+            <w:tcW w:type="dxa" w:w="2160"/>
+            <w:tcBorders>
+              <w:top w:val="single" w:color="BFBFBF" w:sz="4"/>
+              <w:left w:val="single" w:color="BFBFBF" w:sz="4"/>
+              <w:bottom w:val="single" w:color="BFBFBF" w:sz="4"/>
+              <w:right w:val="single" w:color="BFBFBF" w:sz="4"/>
+            </w:tcBorders>
+            <w:tcMar>
+              <w:top w:type="dxa" w:w="60"/>
+              <w:left w:type="dxa" w:w="90"/>
+              <w:bottom w:type="dxa" w:w="60"/>
+              <w:right w:type="dxa" w:w="90"/>
+            </w:tcMar>
+          </w:tcPr>
+          <w:p>
+            <w:pPr>
+              <w:spacing w:after="0"/>
+            </w:pPr>
+            <w:r>
+              <w:rPr>
+                <w:sz w:val="19"/>
+                <w:szCs w:val="19"/>
+              </w:rPr>
+              <w:t xml:space="preserve">Lo que entra a P1: intensidad + estado + etiqueta de zona</w:t>
+            </w:r>
+          </w:p>
+        </w:tc>
+      </w:tr>
+      <w:tr>
+        <w:trPr>
+          <w:cantSplit/>
+        </w:trPr>
+        <w:tc>
+          <w:tcPr>
+            <w:tcW w:type="dxa" w:w="1900"/>
+            <w:tcBorders>
+              <w:top w:val="single" w:color="BFBFBF" w:sz="4"/>
+              <w:left w:val="single" w:color="BFBFBF" w:sz="4"/>
+              <w:bottom w:val="single" w:color="BFBFBF" w:sz="4"/>
+              <w:right w:val="single" w:color="BFBFBF" w:sz="4"/>
+            </w:tcBorders>
+            <w:tcMar>
+              <w:top w:type="dxa" w:w="60"/>
+              <w:left w:type="dxa" w:w="90"/>
+              <w:bottom w:type="dxa" w:w="60"/>
+              <w:right w:type="dxa" w:w="90"/>
+            </w:tcMar>
+          </w:tcPr>
+          <w:p>
+            <w:pPr>
+              <w:spacing w:after="0"/>
+            </w:pPr>
+            <w:r>
+              <w:rPr>
+                <w:sz w:val="19"/>
+                <w:szCs w:val="19"/>
+              </w:rPr>
+              <w:t xml:space="preserve">6. Salida al dashboard (v3)</w:t>
+            </w:r>
+          </w:p>
+        </w:tc>
+        <w:tc>
+          <w:tcPr>
+            <w:tcW w:type="dxa" w:w="2300"/>
+            <w:tcBorders>
+              <w:top w:val="single" w:color="BFBFBF" w:sz="4"/>
+              <w:left w:val="single" w:color="BFBFBF" w:sz="4"/>
+              <w:bottom w:val="single" w:color="BFBFBF" w:sz="4"/>
+              <w:right w:val="single" w:color="BFBFBF" w:sz="4"/>
+            </w:tcBorders>
+            <w:tcMar>
+              <w:top w:type="dxa" w:w="60"/>
+              <w:left w:type="dxa" w:w="90"/>
+              <w:bottom w:type="dxa" w:w="60"/>
+              <w:right w:type="dxa" w:w="90"/>
+            </w:tcMar>
+          </w:tcPr>
+          <w:p>
+            <w:pPr>
+              <w:spacing w:after="0"/>
+            </w:pPr>
+            <w:r>
+              <w:rPr>
+                <w:sz w:val="19"/>
+                <w:szCs w:val="19"/>
+              </w:rPr>
+              <w:t xml:space="preserve">Una quebrada, una hora y un horizonte</w:t>
+            </w:r>
+          </w:p>
+        </w:tc>
+        <w:tc>
+          <w:tcPr>
+            <w:tcW w:type="dxa" w:w="1500"/>
+            <w:tcBorders>
+              <w:top w:val="single" w:color="BFBFBF" w:sz="4"/>
+              <w:left w:val="single" w:color="BFBFBF" w:sz="4"/>
+              <w:bottom w:val="single" w:color="BFBFBF" w:sz="4"/>
+              <w:right w:val="single" w:color="BFBFBF" w:sz="4"/>
+            </w:tcBorders>
+            <w:tcMar>
+              <w:top w:type="dxa" w:w="60"/>
+              <w:left w:type="dxa" w:w="90"/>
+              <w:bottom w:type="dxa" w:w="60"/>
+              <w:right w:type="dxa" w:w="90"/>
+            </w:tcMar>
+          </w:tcPr>
+          <w:p>
+            <w:pPr>
+              <w:spacing w:after="0"/>
+            </w:pPr>
+            <w:r>
+              <w:rPr>
+                <w:sz w:val="19"/>
+                <w:szCs w:val="19"/>
+              </w:rPr>
+              <w:t xml:space="preserve">Sí, cada hora</w:t>
+            </w:r>
+          </w:p>
+        </w:tc>
+        <w:tc>
+          <w:tcPr>
+            <w:tcW w:type="dxa" w:w="1500"/>
+            <w:tcBorders>
+              <w:top w:val="single" w:color="BFBFBF" w:sz="4"/>
+              <w:left w:val="single" w:color="BFBFBF" w:sz="4"/>
+              <w:bottom w:val="single" w:color="BFBFBF" w:sz="4"/>
+              <w:right w:val="single" w:color="BFBFBF" w:sz="4"/>
+            </w:tcBorders>
+            <w:tcMar>
+              <w:top w:type="dxa" w:w="60"/>
+              <w:left w:type="dxa" w:w="90"/>
+              <w:bottom w:type="dxa" w:w="60"/>
+              <w:right w:type="dxa" w:w="90"/>
+            </w:tcMar>
+          </w:tcPr>
+          <w:p>
+            <w:pPr>
+              <w:spacing w:after="0"/>
+            </w:pPr>
+            <w:r>
+              <w:rPr>
+                <w:sz w:val="19"/>
+                <w:szCs w:val="19"/>
+              </w:rPr>
+              <w:t xml:space="preserve">Hecha (script y ejemplo 2022-23)</w:t>
+            </w:r>
+          </w:p>
+        </w:tc>
+        <w:tc>
+          <w:tcPr>
+            <w:tcW w:type="dxa" w:w="2160"/>
+            <w:tcBorders>
+              <w:top w:val="single" w:color="BFBFBF" w:sz="4"/>
+              <w:left w:val="single" w:color="BFBFBF" w:sz="4"/>
+              <w:bottom w:val="single" w:color="BFBFBF" w:sz="4"/>
+              <w:right w:val="single" w:color="BFBFBF" w:sz="4"/>
+            </w:tcBorders>
+            <w:tcMar>
+              <w:top w:type="dxa" w:w="60"/>
+              <w:left w:type="dxa" w:w="90"/>
+              <w:bottom w:type="dxa" w:w="60"/>
+              <w:right w:type="dxa" w:w="90"/>
+            </w:tcMar>
+          </w:tcPr>
+          <w:p>
+            <w:pPr>
+              <w:spacing w:after="0"/>
+            </w:pPr>
+            <w:r>
+              <w:rPr>
+                <w:sz w:val="19"/>
+                <w:szCs w:val="19"/>
+              </w:rPr>
+              <w:t xml:space="preserve">Lo que recibe el dashboard: probabilidad, índice y nivel</w:t>
             </w:r>
           </w:p>
         </w:tc>
@@ -995,7 +1494,192 @@
         <w:pStyle w:val="Heading2"/>
       </w:pPr>
       <w:r>
-        <w:t xml:space="preserve">Qué cambió desde la primera versión</w:t>
+        <w:t xml:space="preserve">Qué cambió en la versión 3 (modelo v3)</w:t>
+      </w:r>
+    </w:p>
+    <w:p>
+      <w:pPr>
+        <w:pStyle w:val="ListParagraph"/>
+        <w:numPr>
+          <w:ilvl w:val="0"/>
+          <w:numId w:val="2"/>
+        </w:numPr>
+      </w:pPr>
+      <w:r>
+        <w:rPr>
+          <w:b/>
+          <w:bCs/>
+        </w:rPr>
+        <w:t xml:space="preserve">Nuevo modelo en dos piezas.</w:t>
+      </w:r>
+      <w:r>
+        <w:t xml:space="preserve"> P1 = la ZONA (no cada quebrada), con la intensidad de lluvia IMERG (máximos de 1/3/6 h y lluvia de 24–72 h) más tres variables de </w:t>
+      </w:r>
+      <w:r>
+        <w:rPr>
+          <w:b/>
+          <w:bCs/>
+        </w:rPr>
+        <w:t xml:space="preserve">estado</w:t>
+      </w:r>
+      <w:r>
+        <w:t xml:space="preserve"> conocidas en </w:t>
+      </w:r>
+      <w:r>
+        <w:rPr>
+          <w:i/>
+          <w:iCs/>
+        </w:rPr>
+        <w:t xml:space="preserve">t</w:t>
+      </w:r>
+      <w:r>
+        <w:t xml:space="preserve">: humedad del suelo ERA5-Land (con 5 días de retraso), días desde la última activación catalogada y el último ICEN publicado. P2 = historia + terreno de cada quebrada.</w:t>
+      </w:r>
+    </w:p>
+    <w:p>
+      <w:pPr>
+        <w:pStyle w:val="ListParagraph"/>
+        <w:numPr>
+          <w:ilvl w:val="0"/>
+          <w:numId w:val="2"/>
+        </w:numPr>
+      </w:pPr>
+      <w:r>
+        <w:rPr>
+          <w:b/>
+          <w:bCs/>
+        </w:rPr>
+        <w:t xml:space="preserve">Se mide como la literatura: por EVENTO de lluvia</w:t>
+      </w:r>
+      <w:r>
+        <w:t xml:space="preserve"> (tabla 4), con el TSS (aciertos − falsas alarmas). Resultado fuera de muestra: TSS 0.49 (IC 90 % 0.15–0.70); el umbral ISAAC de SENAMHI aplicado a IMERG da −0.13 y el modelo anterior 0.15.</w:t>
+      </w:r>
+    </w:p>
+    <w:p>
+      <w:pPr>
+        <w:pStyle w:val="ListParagraph"/>
+        <w:numPr>
+          <w:ilvl w:val="0"/>
+          <w:numId w:val="2"/>
+        </w:numPr>
+      </w:pPr>
+      <w:r>
+        <w:rPr>
+          <w:b/>
+          <w:bCs/>
+        </w:rPr>
+        <w:t xml:space="preserve">Etiquetas v2:</w:t>
+      </w:r>
+      <w:r>
+        <w:t xml:space="preserve"> las horas vagas del catálogo («la tarde») se tratan como un rango; archivos </w:t>
+      </w:r>
+      <w:r>
+        <w:rPr>
+          <w:rFonts w:ascii="Consolas" w:cs="Consolas" w:eastAsia="Consolas" w:hAnsi="Consolas"/>
+          <w:sz w:val="20"/>
+          <w:szCs w:val="20"/>
+        </w:rPr>
+        <w:t xml:space="preserve">etiquetas_horarias_v2_H*.parquet</w:t>
+      </w:r>
+      <w:r>
+        <w:t xml:space="preserve"> (las v1 no se tocan).</w:t>
+      </w:r>
+    </w:p>
+    <w:p>
+      <w:pPr>
+        <w:pStyle w:val="ListParagraph"/>
+        <w:numPr>
+          <w:ilvl w:val="0"/>
+          <w:numId w:val="2"/>
+        </w:numPr>
+      </w:pPr>
+      <w:r>
+        <w:rPr>
+          <w:b/>
+          <w:bCs/>
+        </w:rPr>
+        <w:t xml:space="preserve">Salida al dashboard (tabla 6)</w:t>
+      </w:r>
+      <w:r>
+        <w:t xml:space="preserve"> con dos niveles: </w:t>
+      </w:r>
+      <w:r>
+        <w:rPr>
+          <w:b/>
+          <w:bCs/>
+        </w:rPr>
+        <w:t xml:space="preserve">M3 por defecto</w:t>
+      </w:r>
+      <w:r>
+        <w:t xml:space="preserve"> (rojo solo si además hubo lluvia IMERG reciente) y el nivel original de v3 como referencia.</w:t>
+      </w:r>
+    </w:p>
+    <w:p>
+      <w:pPr>
+        <w:pStyle w:val="ListParagraph"/>
+        <w:numPr>
+          <w:ilvl w:val="0"/>
+          <w:numId w:val="2"/>
+        </w:numPr>
+      </w:pPr>
+      <w:r>
+        <w:rPr>
+          <w:b/>
+          <w:bCs/>
+        </w:rPr>
+        <w:t xml:space="preserve">Datos nuevos:</w:t>
+      </w:r>
+      <w:r>
+        <w:t xml:space="preserve"> ERA5-Land y ERA5 vía Open-Meteo (sin credenciales), ICEN (IGP/ENFEN), IMERG Early diario 2001–2026 (Perú y norte de Chile), catálogo multizona (INDECI, INGEMMET, NASA COOLR).</w:t>
+      </w:r>
+    </w:p>
+    <w:p>
+      <w:pPr>
+        <w:pStyle w:val="ListParagraph"/>
+        <w:numPr>
+          <w:ilvl w:val="0"/>
+          <w:numId w:val="2"/>
+        </w:numPr>
+      </w:pPr>
+      <w:r>
+        <w:rPr>
+          <w:b/>
+          <w:bCs/>
+        </w:rPr>
+        <w:t xml:space="preserve">Probado y descartado:</w:t>
+      </w:r>
+      <w:r>
+        <w:t xml:space="preserve"> umbral por régimen de El Niño, ERA5 como variable, modelo diario con eventos de otras zonas (donantes), más positivos de quebradas vecinas (M1). Detalle en </w:t>
+      </w:r>
+      <w:r>
+        <w:rPr>
+          <w:rFonts w:ascii="Consolas" w:cs="Consolas" w:eastAsia="Consolas" w:hAnsi="Consolas"/>
+          <w:sz w:val="20"/>
+          <w:szCs w:val="20"/>
+        </w:rPr>
+        <w:t xml:space="preserve">modelo/v3/RESUMEN.md</w:t>
+      </w:r>
+      <w:r>
+        <w:t xml:space="preserve"> y </w:t>
+      </w:r>
+      <w:r>
+        <w:rPr>
+          <w:rFonts w:ascii="Consolas" w:cs="Consolas" w:eastAsia="Consolas" w:hAnsi="Consolas"/>
+          <w:sz w:val="20"/>
+          <w:szCs w:val="20"/>
+        </w:rPr>
+        <w:t xml:space="preserve">modelo/v3_1/RESUMEN.md</w:t>
+      </w:r>
+      <w:r>
+        <w:t xml:space="preserve">.</w:t>
+      </w:r>
+    </w:p>
+    <w:p>
+      <w:pPr>
+        <w:pStyle w:val="Heading2"/>
+      </w:pPr>
+      <w:r>
+        <w:t xml:space="preserve">Qué cambió en la versión 2</w:t>
       </w:r>
     </w:p>
     <w:p>
@@ -4793,6 +5477,417 @@
     </w:p>
     <w:p>
       <w:pPr>
+        <w:pStyle w:val="Heading3"/>
+      </w:pPr>
+      <w:r>
+        <w:t xml:space="preserve">Etiquetas v2 (etiquetas_horarias_v2_H3 / H6 / H12 / H24.parquet) — las que usa el v3</w:t>
+      </w:r>
+    </w:p>
+    <w:p>
+      <w:r>
+        <w:t xml:space="preserve">Mismo formato que las anteriores (</w:t>
+      </w:r>
+      <w:r>
+        <w:rPr>
+          <w:rFonts w:ascii="Consolas" w:cs="Consolas" w:eastAsia="Consolas" w:hAnsi="Consolas"/>
+          <w:sz w:val="20"/>
+          <w:szCs w:val="20"/>
+        </w:rPr>
+        <w:t xml:space="preserve">hora</w:t>
+      </w:r>
+      <w:r>
+        <w:t xml:space="preserve">, </w:t>
+      </w:r>
+      <w:r>
+        <w:rPr>
+          <w:rFonts w:ascii="Consolas" w:cs="Consolas" w:eastAsia="Consolas" w:hAnsi="Consolas"/>
+          <w:sz w:val="20"/>
+          <w:szCs w:val="20"/>
+        </w:rPr>
+        <w:t xml:space="preserve">quebrada_id</w:t>
+      </w:r>
+      <w:r>
+        <w:t xml:space="preserve">, </w:t>
+      </w:r>
+      <w:r>
+        <w:rPr>
+          <w:rFonts w:ascii="Consolas" w:cs="Consolas" w:eastAsia="Consolas" w:hAnsi="Consolas"/>
+          <w:sz w:val="20"/>
+          <w:szCs w:val="20"/>
+        </w:rPr>
+        <w:t xml:space="preserve">H</w:t>
+      </w:r>
+      <w:r>
+        <w:t xml:space="preserve">, </w:t>
+      </w:r>
+      <w:r>
+        <w:rPr>
+          <w:rFonts w:ascii="Consolas" w:cs="Consolas" w:eastAsia="Consolas" w:hAnsi="Consolas"/>
+          <w:sz w:val="20"/>
+          <w:szCs w:val="20"/>
+        </w:rPr>
+        <w:t xml:space="preserve">y</w:t>
+      </w:r>
+      <w:r>
+        <w:t xml:space="preserve">). Cambia solo el trato de los </w:t>
+      </w:r>
+      <w:r>
+        <w:rPr>
+          <w:b/>
+          <w:bCs/>
+        </w:rPr>
+        <w:t xml:space="preserve">27 eventos con hora vaga</w:t>
+      </w:r>
+      <w:r>
+        <w:t xml:space="preserve"> (</w:t>
+      </w:r>
+      <w:r>
+        <w:rPr>
+          <w:rFonts w:ascii="Consolas" w:cs="Consolas" w:eastAsia="Consolas" w:hAnsi="Consolas"/>
+          <w:sz w:val="20"/>
+          <w:szCs w:val="20"/>
+        </w:rPr>
+        <w:t xml:space="preserve">conf_temporal</w:t>
+      </w:r>
+      <w:r>
+        <w:t xml:space="preserve"> = B) que generan positivos: se releyó cada fuente y se guardó un </w:t>
+      </w:r>
+      <w:r>
+        <w:rPr>
+          <w:b/>
+          <w:bCs/>
+        </w:rPr>
+        <w:t xml:space="preserve">rango</w:t>
+      </w:r>
+      <w:r>
+        <w:t xml:space="preserve"> [hora_inicio, hora_fin] en </w:t>
+      </w:r>
+      <w:r>
+        <w:rPr>
+          <w:rFonts w:ascii="Consolas" w:cs="Consolas" w:eastAsia="Consolas" w:hAnsi="Consolas"/>
+          <w:sz w:val="20"/>
+          <w:szCs w:val="20"/>
+        </w:rPr>
+        <w:t xml:space="preserve">catalogo_huaicos_chosica/horas_B_v2.csv</w:t>
+      </w:r>
+      <w:r>
+        <w:t xml:space="preserve"> (con url y cita). Reglas del rango: la hora concreta de la fuente se mantiene; si es vaga, mañana 06:00–11:59, tarde 12:00–18:59, noche 19:00–23:59, primeras horas 00:00–05:59, recortado en la hora de publicación de la nota; «reporte a las X» = [X − 1 h, X]. Nunca se usó lluvia satelital para decidir horas.</w:t>
+      </w:r>
+    </w:p>
+    <w:tbl>
+      <w:tblPr>
+        <w:tblW w:type="dxa" w:w="9360"/>
+        <w:tblBorders>
+          <w:top w:val="single" w:color="auto" w:sz="4"/>
+          <w:left w:val="single" w:color="auto" w:sz="4"/>
+          <w:bottom w:val="single" w:color="auto" w:sz="4"/>
+          <w:right w:val="single" w:color="auto" w:sz="4"/>
+          <w:insideH w:val="single" w:color="auto" w:sz="4"/>
+          <w:insideV w:val="single" w:color="auto" w:sz="4"/>
+        </w:tblBorders>
+      </w:tblPr>
+      <w:tblGrid>
+        <w:gridCol w:w="1700"/>
+        <w:gridCol w:w="7660"/>
+      </w:tblGrid>
+      <w:tr>
+        <w:trPr>
+          <w:tblHeader/>
+        </w:trPr>
+        <w:tc>
+          <w:tcPr>
+            <w:tcW w:type="dxa" w:w="1700"/>
+            <w:tcBorders>
+              <w:top w:val="single" w:color="BFBFBF" w:sz="4"/>
+              <w:left w:val="single" w:color="BFBFBF" w:sz="4"/>
+              <w:bottom w:val="single" w:color="BFBFBF" w:sz="4"/>
+              <w:right w:val="single" w:color="BFBFBF" w:sz="4"/>
+            </w:tcBorders>
+            <w:shd w:fill="F2F2F2" w:color="auto" w:val="clear"/>
+            <w:tcMar>
+              <w:top w:type="dxa" w:w="60"/>
+              <w:left w:type="dxa" w:w="90"/>
+              <w:bottom w:type="dxa" w:w="60"/>
+              <w:right w:type="dxa" w:w="90"/>
+            </w:tcMar>
+          </w:tcPr>
+          <w:p>
+            <w:pPr>
+              <w:spacing w:after="0"/>
+            </w:pPr>
+            <w:r>
+              <w:rPr>
+                <w:b/>
+                <w:bCs/>
+                <w:sz w:val="19"/>
+                <w:szCs w:val="19"/>
+              </w:rPr>
+              <w:t xml:space="preserve">Valor de y (v2)</w:t>
+            </w:r>
+          </w:p>
+        </w:tc>
+        <w:tc>
+          <w:tcPr>
+            <w:tcW w:type="dxa" w:w="7660"/>
+            <w:tcBorders>
+              <w:top w:val="single" w:color="BFBFBF" w:sz="4"/>
+              <w:left w:val="single" w:color="BFBFBF" w:sz="4"/>
+              <w:bottom w:val="single" w:color="BFBFBF" w:sz="4"/>
+              <w:right w:val="single" w:color="BFBFBF" w:sz="4"/>
+            </w:tcBorders>
+            <w:shd w:fill="F2F2F2" w:color="auto" w:val="clear"/>
+            <w:tcMar>
+              <w:top w:type="dxa" w:w="60"/>
+              <w:left w:type="dxa" w:w="90"/>
+              <w:bottom w:type="dxa" w:w="60"/>
+              <w:right w:type="dxa" w:w="90"/>
+            </w:tcMar>
+          </w:tcPr>
+          <w:p>
+            <w:pPr>
+              <w:spacing w:after="0"/>
+            </w:pPr>
+            <w:r>
+              <w:rPr>
+                <w:b/>
+                <w:bCs/>
+                <w:sz w:val="19"/>
+                <w:szCs w:val="19"/>
+              </w:rPr>
+              <w:t xml:space="preserve">Regla para un evento con rango [inicio, fin]</w:t>
+            </w:r>
+          </w:p>
+        </w:tc>
+      </w:tr>
+      <w:tr>
+        <w:trPr>
+          <w:cantSplit/>
+        </w:trPr>
+        <w:tc>
+          <w:tcPr>
+            <w:tcW w:type="dxa" w:w="1700"/>
+            <w:tcBorders>
+              <w:top w:val="single" w:color="BFBFBF" w:sz="4"/>
+              <w:left w:val="single" w:color="BFBFBF" w:sz="4"/>
+              <w:bottom w:val="single" w:color="BFBFBF" w:sz="4"/>
+              <w:right w:val="single" w:color="BFBFBF" w:sz="4"/>
+            </w:tcBorders>
+            <w:tcMar>
+              <w:top w:type="dxa" w:w="60"/>
+              <w:left w:type="dxa" w:w="90"/>
+              <w:bottom w:type="dxa" w:w="60"/>
+              <w:right w:type="dxa" w:w="90"/>
+            </w:tcMar>
+          </w:tcPr>
+          <w:p>
+            <w:pPr>
+              <w:spacing w:after="0"/>
+            </w:pPr>
+            <w:r>
+              <w:rPr>
+                <w:sz w:val="19"/>
+                <w:szCs w:val="19"/>
+              </w:rPr>
+              <w:t xml:space="preserve">1</w:t>
+            </w:r>
+          </w:p>
+        </w:tc>
+        <w:tc>
+          <w:tcPr>
+            <w:tcW w:type="dxa" w:w="7660"/>
+            <w:tcBorders>
+              <w:top w:val="single" w:color="BFBFBF" w:sz="4"/>
+              <w:left w:val="single" w:color="BFBFBF" w:sz="4"/>
+              <w:bottom w:val="single" w:color="BFBFBF" w:sz="4"/>
+              <w:right w:val="single" w:color="BFBFBF" w:sz="4"/>
+            </w:tcBorders>
+            <w:tcMar>
+              <w:top w:type="dxa" w:w="60"/>
+              <w:left w:type="dxa" w:w="90"/>
+              <w:bottom w:type="dxa" w:w="60"/>
+              <w:right w:type="dxa" w:w="90"/>
+            </w:tcMar>
+          </w:tcPr>
+          <w:p>
+            <w:pPr>
+              <w:spacing w:after="0"/>
+            </w:pPr>
+            <w:r>
+              <w:rPr>
+                <w:sz w:val="19"/>
+                <w:szCs w:val="19"/>
+              </w:rPr>
+              <w:t xml:space="preserve">La ventana (t, t + H] contiene </w:t>
+            </w:r>
+            <w:r>
+              <w:rPr>
+                <w:b/>
+                <w:bCs/>
+                <w:sz w:val="19"/>
+                <w:szCs w:val="19"/>
+              </w:rPr>
+              <w:t xml:space="preserve">todo</w:t>
+            </w:r>
+            <w:r>
+              <w:rPr>
+                <w:sz w:val="19"/>
+                <w:szCs w:val="19"/>
+              </w:rPr>
+              <w:t xml:space="preserve"> el rango</w:t>
+            </w:r>
+          </w:p>
+        </w:tc>
+      </w:tr>
+      <w:tr>
+        <w:trPr>
+          <w:cantSplit/>
+        </w:trPr>
+        <w:tc>
+          <w:tcPr>
+            <w:tcW w:type="dxa" w:w="1700"/>
+            <w:tcBorders>
+              <w:top w:val="single" w:color="BFBFBF" w:sz="4"/>
+              <w:left w:val="single" w:color="BFBFBF" w:sz="4"/>
+              <w:bottom w:val="single" w:color="BFBFBF" w:sz="4"/>
+              <w:right w:val="single" w:color="BFBFBF" w:sz="4"/>
+            </w:tcBorders>
+            <w:tcMar>
+              <w:top w:type="dxa" w:w="60"/>
+              <w:left w:type="dxa" w:w="90"/>
+              <w:bottom w:type="dxa" w:w="60"/>
+              <w:right w:type="dxa" w:w="90"/>
+            </w:tcMar>
+          </w:tcPr>
+          <w:p>
+            <w:pPr>
+              <w:spacing w:after="0"/>
+            </w:pPr>
+            <w:r>
+              <w:rPr>
+                <w:sz w:val="19"/>
+                <w:szCs w:val="19"/>
+              </w:rPr>
+              <w:t xml:space="preserve">vacío (NaN)</w:t>
+            </w:r>
+          </w:p>
+        </w:tc>
+        <w:tc>
+          <w:tcPr>
+            <w:tcW w:type="dxa" w:w="7660"/>
+            <w:tcBorders>
+              <w:top w:val="single" w:color="BFBFBF" w:sz="4"/>
+              <w:left w:val="single" w:color="BFBFBF" w:sz="4"/>
+              <w:bottom w:val="single" w:color="BFBFBF" w:sz="4"/>
+              <w:right w:val="single" w:color="BFBFBF" w:sz="4"/>
+            </w:tcBorders>
+            <w:tcMar>
+              <w:top w:type="dxa" w:w="60"/>
+              <w:left w:type="dxa" w:w="90"/>
+              <w:bottom w:type="dxa" w:w="60"/>
+              <w:right w:type="dxa" w:w="90"/>
+            </w:tcMar>
+          </w:tcPr>
+          <w:p>
+            <w:pPr>
+              <w:spacing w:after="0"/>
+            </w:pPr>
+            <w:r>
+              <w:rPr>
+                <w:sz w:val="19"/>
+                <w:szCs w:val="19"/>
+              </w:rPr>
+              <w:t xml:space="preserve">La ventana toca el rango solo en parte, o la hora está entre el inicio del rango y 24 h después del fin</w:t>
+            </w:r>
+          </w:p>
+        </w:tc>
+      </w:tr>
+      <w:tr>
+        <w:trPr>
+          <w:cantSplit/>
+        </w:trPr>
+        <w:tc>
+          <w:tcPr>
+            <w:tcW w:type="dxa" w:w="1700"/>
+            <w:tcBorders>
+              <w:top w:val="single" w:color="BFBFBF" w:sz="4"/>
+              <w:left w:val="single" w:color="BFBFBF" w:sz="4"/>
+              <w:bottom w:val="single" w:color="BFBFBF" w:sz="4"/>
+              <w:right w:val="single" w:color="BFBFBF" w:sz="4"/>
+            </w:tcBorders>
+            <w:tcMar>
+              <w:top w:type="dxa" w:w="60"/>
+              <w:left w:type="dxa" w:w="90"/>
+              <w:bottom w:type="dxa" w:w="60"/>
+              <w:right w:type="dxa" w:w="90"/>
+            </w:tcMar>
+          </w:tcPr>
+          <w:p>
+            <w:pPr>
+              <w:spacing w:after="0"/>
+            </w:pPr>
+            <w:r>
+              <w:rPr>
+                <w:sz w:val="19"/>
+                <w:szCs w:val="19"/>
+              </w:rPr>
+              <w:t xml:space="preserve">0</w:t>
+            </w:r>
+          </w:p>
+        </w:tc>
+        <w:tc>
+          <w:tcPr>
+            <w:tcW w:type="dxa" w:w="7660"/>
+            <w:tcBorders>
+              <w:top w:val="single" w:color="BFBFBF" w:sz="4"/>
+              <w:left w:val="single" w:color="BFBFBF" w:sz="4"/>
+              <w:bottom w:val="single" w:color="BFBFBF" w:sz="4"/>
+              <w:right w:val="single" w:color="BFBFBF" w:sz="4"/>
+            </w:tcBorders>
+            <w:tcMar>
+              <w:top w:type="dxa" w:w="60"/>
+              <w:left w:type="dxa" w:w="90"/>
+              <w:bottom w:type="dxa" w:w="60"/>
+              <w:right w:type="dxa" w:w="90"/>
+            </w:tcMar>
+          </w:tcPr>
+          <w:p>
+            <w:pPr>
+              <w:spacing w:after="0"/>
+            </w:pPr>
+            <w:r>
+              <w:rPr>
+                <w:sz w:val="19"/>
+                <w:szCs w:val="19"/>
+              </w:rPr>
+              <w:t xml:space="preserve">La ventana no toca el rango</w:t>
+            </w:r>
+          </w:p>
+        </w:tc>
+      </w:tr>
+    </w:tbl>
+    <w:p>
+      <w:pPr>
+        <w:spacing w:after="60"/>
+      </w:pPr>
+    </w:p>
+    <w:p>
+      <w:r>
+        <w:t xml:space="preserve">Para eventos con hora exacta, v2 da lo mismo que v1 (el script </w:t>
+      </w:r>
+      <w:r>
+        <w:rPr>
+          <w:rFonts w:ascii="Consolas" w:cs="Consolas" w:eastAsia="Consolas" w:hAnsi="Consolas"/>
+          <w:sz w:val="20"/>
+          <w:szCs w:val="20"/>
+        </w:rPr>
+        <w:t xml:space="preserve">etiquetas_v2.py</w:t>
+      </w:r>
+      <w:r>
+        <w:t xml:space="preserve"> reproduce v1 bit a bit). Bloques de huaico (H = 3/6/12/24): v1 53/51/50/50 → v2 41/43/50/50: un rango vago de 7 h no cabe en una ventana de 3 o 6 h y esas horas pasan a vacío.</w:t>
+      </w:r>
+    </w:p>
+    <w:p>
+      <w:pPr>
         <w:pStyle w:val="Heading2"/>
       </w:pPr>
       <w:r>
@@ -12775,6 +13870,3959 @@
         <w:pStyle w:val="Heading2"/>
       </w:pPr>
       <w:r>
+        <w:t xml:space="preserve">Tabla 4 — Eventos de lluvia (modelo v3)</w:t>
+      </w:r>
+    </w:p>
+    <w:p>
+      <w:r>
+        <w:rPr>
+          <w:b/>
+          <w:bCs/>
+        </w:rPr>
+        <w:t xml:space="preserve">Estado: hecha</w:t>
+      </w:r>
+      <w:r>
+        <w:t xml:space="preserve"> (</w:t>
+      </w:r>
+      <w:r>
+        <w:rPr>
+          <w:rFonts w:ascii="Consolas" w:cs="Consolas" w:eastAsia="Consolas" w:hAnsi="Consolas"/>
+          <w:sz w:val="20"/>
+          <w:szCs w:val="20"/>
+        </w:rPr>
+        <w:t xml:space="preserve">modelo/v3/A/fase_a_eventos.parquet</w:t>
+      </w:r>
+      <w:r>
+        <w:t xml:space="preserve">; se arma con </w:t>
+      </w:r>
+      <w:r>
+        <w:rPr>
+          <w:rFonts w:ascii="Consolas" w:cs="Consolas" w:eastAsia="Consolas" w:hAnsi="Consolas"/>
+          <w:sz w:val="20"/>
+          <w:szCs w:val="20"/>
+        </w:rPr>
+        <w:t xml:space="preserve">modelo/v3/comun_v3.py</w:t>
+      </w:r>
+      <w:r>
+        <w:t xml:space="preserve">). </w:t>
+      </w:r>
+      <w:r>
+        <w:rPr>
+          <w:b/>
+          <w:bCs/>
+        </w:rPr>
+        <w:t xml:space="preserve">Una fila = un evento de lluvia en la zona.</w:t>
+      </w:r>
+      <w:r>
+        <w:t xml:space="preserve"> Es la unidad con que se evalúa el v3, como en la literatura de umbrales de lluvia. 1 626 eventos (diciembre–abril, 2014-15 a 2025-26), </w:t>
+      </w:r>
+      <w:r>
+        <w:rPr>
+          <w:b/>
+          <w:bCs/>
+        </w:rPr>
+        <w:t xml:space="preserve">12 disparadores</w:t>
+      </w:r>
+      <w:r>
+        <w:t xml:space="preserve">, 24 desconocidos y 1 día «ciego».</w:t>
+      </w:r>
+    </w:p>
+    <w:tbl>
+      <w:tblPr>
+        <w:tblW w:type="dxa" w:w="9360"/>
+        <w:tblBorders>
+          <w:top w:val="single" w:color="auto" w:sz="4"/>
+          <w:left w:val="single" w:color="auto" w:sz="4"/>
+          <w:bottom w:val="single" w:color="auto" w:sz="4"/>
+          <w:right w:val="single" w:color="auto" w:sz="4"/>
+          <w:insideH w:val="single" w:color="auto" w:sz="4"/>
+          <w:insideV w:val="single" w:color="auto" w:sz="4"/>
+        </w:tblBorders>
+      </w:tblPr>
+      <w:tblGrid>
+        <w:gridCol w:w="1900"/>
+        <w:gridCol w:w="4200"/>
+        <w:gridCol w:w="3260"/>
+      </w:tblGrid>
+      <w:tr>
+        <w:trPr>
+          <w:tblHeader/>
+        </w:trPr>
+        <w:tc>
+          <w:tcPr>
+            <w:tcW w:type="dxa" w:w="1900"/>
+            <w:tcBorders>
+              <w:top w:val="single" w:color="BFBFBF" w:sz="4"/>
+              <w:left w:val="single" w:color="BFBFBF" w:sz="4"/>
+              <w:bottom w:val="single" w:color="BFBFBF" w:sz="4"/>
+              <w:right w:val="single" w:color="BFBFBF" w:sz="4"/>
+            </w:tcBorders>
+            <w:shd w:fill="F2F2F2" w:color="auto" w:val="clear"/>
+            <w:tcMar>
+              <w:top w:type="dxa" w:w="60"/>
+              <w:left w:type="dxa" w:w="90"/>
+              <w:bottom w:type="dxa" w:w="60"/>
+              <w:right w:type="dxa" w:w="90"/>
+            </w:tcMar>
+          </w:tcPr>
+          <w:p>
+            <w:pPr>
+              <w:spacing w:after="0"/>
+            </w:pPr>
+            <w:r>
+              <w:rPr>
+                <w:b/>
+                <w:bCs/>
+                <w:sz w:val="19"/>
+                <w:szCs w:val="19"/>
+              </w:rPr>
+              <w:t xml:space="preserve">Columna</w:t>
+            </w:r>
+          </w:p>
+        </w:tc>
+        <w:tc>
+          <w:tcPr>
+            <w:tcW w:type="dxa" w:w="4200"/>
+            <w:tcBorders>
+              <w:top w:val="single" w:color="BFBFBF" w:sz="4"/>
+              <w:left w:val="single" w:color="BFBFBF" w:sz="4"/>
+              <w:bottom w:val="single" w:color="BFBFBF" w:sz="4"/>
+              <w:right w:val="single" w:color="BFBFBF" w:sz="4"/>
+            </w:tcBorders>
+            <w:shd w:fill="F2F2F2" w:color="auto" w:val="clear"/>
+            <w:tcMar>
+              <w:top w:type="dxa" w:w="60"/>
+              <w:left w:type="dxa" w:w="90"/>
+              <w:bottom w:type="dxa" w:w="60"/>
+              <w:right w:type="dxa" w:w="90"/>
+            </w:tcMar>
+          </w:tcPr>
+          <w:p>
+            <w:pPr>
+              <w:spacing w:after="0"/>
+            </w:pPr>
+            <w:r>
+              <w:rPr>
+                <w:b/>
+                <w:bCs/>
+                <w:sz w:val="19"/>
+                <w:szCs w:val="19"/>
+              </w:rPr>
+              <w:t xml:space="preserve">Qué es</w:t>
+            </w:r>
+          </w:p>
+        </w:tc>
+        <w:tc>
+          <w:tcPr>
+            <w:tcW w:type="dxa" w:w="3260"/>
+            <w:tcBorders>
+              <w:top w:val="single" w:color="BFBFBF" w:sz="4"/>
+              <w:left w:val="single" w:color="BFBFBF" w:sz="4"/>
+              <w:bottom w:val="single" w:color="BFBFBF" w:sz="4"/>
+              <w:right w:val="single" w:color="BFBFBF" w:sz="4"/>
+            </w:tcBorders>
+            <w:shd w:fill="F2F2F2" w:color="auto" w:val="clear"/>
+            <w:tcMar>
+              <w:top w:type="dxa" w:w="60"/>
+              <w:left w:type="dxa" w:w="90"/>
+              <w:bottom w:type="dxa" w:w="60"/>
+              <w:right w:type="dxa" w:w="90"/>
+            </w:tcMar>
+          </w:tcPr>
+          <w:p>
+            <w:pPr>
+              <w:spacing w:after="0"/>
+            </w:pPr>
+            <w:r>
+              <w:rPr>
+                <w:b/>
+                <w:bCs/>
+                <w:sz w:val="19"/>
+                <w:szCs w:val="19"/>
+              </w:rPr>
+              <w:t xml:space="preserve">Cómo se calcula</w:t>
+            </w:r>
+          </w:p>
+        </w:tc>
+      </w:tr>
+      <w:tr>
+        <w:trPr>
+          <w:cantSplit/>
+        </w:trPr>
+        <w:tc>
+          <w:tcPr>
+            <w:tcW w:type="dxa" w:w="1900"/>
+            <w:tcBorders>
+              <w:top w:val="single" w:color="BFBFBF" w:sz="4"/>
+              <w:left w:val="single" w:color="BFBFBF" w:sz="4"/>
+              <w:bottom w:val="single" w:color="BFBFBF" w:sz="4"/>
+              <w:right w:val="single" w:color="BFBFBF" w:sz="4"/>
+            </w:tcBorders>
+            <w:tcMar>
+              <w:top w:type="dxa" w:w="60"/>
+              <w:left w:type="dxa" w:w="90"/>
+              <w:bottom w:type="dxa" w:w="60"/>
+              <w:right w:type="dxa" w:w="90"/>
+            </w:tcMar>
+          </w:tcPr>
+          <w:p>
+            <w:pPr>
+              <w:spacing w:after="0"/>
+            </w:pPr>
+            <w:r>
+              <w:rPr>
+                <w:sz w:val="19"/>
+                <w:szCs w:val="19"/>
+              </w:rPr>
+              <w:t xml:space="preserve">inicio, fin</w:t>
+            </w:r>
+          </w:p>
+        </w:tc>
+        <w:tc>
+          <w:tcPr>
+            <w:tcW w:type="dxa" w:w="4200"/>
+            <w:tcBorders>
+              <w:top w:val="single" w:color="BFBFBF" w:sz="4"/>
+              <w:left w:val="single" w:color="BFBFBF" w:sz="4"/>
+              <w:bottom w:val="single" w:color="BFBFBF" w:sz="4"/>
+              <w:right w:val="single" w:color="BFBFBF" w:sz="4"/>
+            </w:tcBorders>
+            <w:tcMar>
+              <w:top w:type="dxa" w:w="60"/>
+              <w:left w:type="dxa" w:w="90"/>
+              <w:bottom w:type="dxa" w:w="60"/>
+              <w:right w:type="dxa" w:w="90"/>
+            </w:tcMar>
+          </w:tcPr>
+          <w:p>
+            <w:pPr>
+              <w:spacing w:after="0"/>
+            </w:pPr>
+            <w:r>
+              <w:rPr>
+                <w:sz w:val="19"/>
+                <w:szCs w:val="19"/>
+              </w:rPr>
+              <w:t xml:space="preserve">Primera y última hora lluviosa del evento (hora local)</w:t>
+            </w:r>
+          </w:p>
+        </w:tc>
+        <w:tc>
+          <w:tcPr>
+            <w:tcW w:type="dxa" w:w="3260"/>
+            <w:tcBorders>
+              <w:top w:val="single" w:color="BFBFBF" w:sz="4"/>
+              <w:left w:val="single" w:color="BFBFBF" w:sz="4"/>
+              <w:bottom w:val="single" w:color="BFBFBF" w:sz="4"/>
+              <w:right w:val="single" w:color="BFBFBF" w:sz="4"/>
+            </w:tcBorders>
+            <w:tcMar>
+              <w:top w:type="dxa" w:w="60"/>
+              <w:left w:type="dxa" w:w="90"/>
+              <w:bottom w:type="dxa" w:w="60"/>
+              <w:right w:type="dxa" w:w="90"/>
+            </w:tcMar>
+          </w:tcPr>
+          <w:p>
+            <w:pPr>
+              <w:spacing w:after="0"/>
+            </w:pPr>
+            <w:r>
+              <w:rPr>
+                <w:sz w:val="19"/>
+                <w:szCs w:val="19"/>
+              </w:rPr>
+              <w:t xml:space="preserve">Lluvia de la zona = máximo horario entre las 5 celdas IMERG; hora lluviosa = al menos 0.1 mm; un evento termina tras 6 h secas</w:t>
+            </w:r>
+          </w:p>
+        </w:tc>
+      </w:tr>
+      <w:tr>
+        <w:trPr>
+          <w:cantSplit/>
+        </w:trPr>
+        <w:tc>
+          <w:tcPr>
+            <w:tcW w:type="dxa" w:w="1900"/>
+            <w:tcBorders>
+              <w:top w:val="single" w:color="BFBFBF" w:sz="4"/>
+              <w:left w:val="single" w:color="BFBFBF" w:sz="4"/>
+              <w:bottom w:val="single" w:color="BFBFBF" w:sz="4"/>
+              <w:right w:val="single" w:color="BFBFBF" w:sz="4"/>
+            </w:tcBorders>
+            <w:tcMar>
+              <w:top w:type="dxa" w:w="60"/>
+              <w:left w:type="dxa" w:w="90"/>
+              <w:bottom w:type="dxa" w:w="60"/>
+              <w:right w:type="dxa" w:w="90"/>
+            </w:tcMar>
+          </w:tcPr>
+          <w:p>
+            <w:pPr>
+              <w:spacing w:after="0"/>
+            </w:pPr>
+            <w:r>
+              <w:rPr>
+                <w:sz w:val="19"/>
+                <w:szCs w:val="19"/>
+              </w:rPr>
+              <w:t xml:space="preserve">duracion_h, total_mm</w:t>
+            </w:r>
+          </w:p>
+        </w:tc>
+        <w:tc>
+          <w:tcPr>
+            <w:tcW w:type="dxa" w:w="4200"/>
+            <w:tcBorders>
+              <w:top w:val="single" w:color="BFBFBF" w:sz="4"/>
+              <w:left w:val="single" w:color="BFBFBF" w:sz="4"/>
+              <w:bottom w:val="single" w:color="BFBFBF" w:sz="4"/>
+              <w:right w:val="single" w:color="BFBFBF" w:sz="4"/>
+            </w:tcBorders>
+            <w:tcMar>
+              <w:top w:type="dxa" w:w="60"/>
+              <w:left w:type="dxa" w:w="90"/>
+              <w:bottom w:type="dxa" w:w="60"/>
+              <w:right w:type="dxa" w:w="90"/>
+            </w:tcMar>
+          </w:tcPr>
+          <w:p>
+            <w:pPr>
+              <w:spacing w:after="0"/>
+            </w:pPr>
+            <w:r>
+              <w:rPr>
+                <w:sz w:val="19"/>
+                <w:szCs w:val="19"/>
+              </w:rPr>
+              <w:t xml:space="preserve">Cuánto duró y cuánto llovió</w:t>
+            </w:r>
+          </w:p>
+        </w:tc>
+        <w:tc>
+          <w:tcPr>
+            <w:tcW w:type="dxa" w:w="3260"/>
+            <w:tcBorders>
+              <w:top w:val="single" w:color="BFBFBF" w:sz="4"/>
+              <w:left w:val="single" w:color="BFBFBF" w:sz="4"/>
+              <w:bottom w:val="single" w:color="BFBFBF" w:sz="4"/>
+              <w:right w:val="single" w:color="BFBFBF" w:sz="4"/>
+            </w:tcBorders>
+            <w:tcMar>
+              <w:top w:type="dxa" w:w="60"/>
+              <w:left w:type="dxa" w:w="90"/>
+              <w:bottom w:type="dxa" w:w="60"/>
+              <w:right w:type="dxa" w:w="90"/>
+            </w:tcMar>
+          </w:tcPr>
+          <w:p>
+            <w:pPr>
+              <w:spacing w:after="0"/>
+            </w:pPr>
+            <w:r>
+              <w:rPr>
+                <w:sz w:val="19"/>
+                <w:szCs w:val="19"/>
+              </w:rPr>
+              <w:t xml:space="preserve">Del evento</w:t>
+            </w:r>
+          </w:p>
+        </w:tc>
+      </w:tr>
+      <w:tr>
+        <w:trPr>
+          <w:cantSplit/>
+        </w:trPr>
+        <w:tc>
+          <w:tcPr>
+            <w:tcW w:type="dxa" w:w="1900"/>
+            <w:tcBorders>
+              <w:top w:val="single" w:color="BFBFBF" w:sz="4"/>
+              <w:left w:val="single" w:color="BFBFBF" w:sz="4"/>
+              <w:bottom w:val="single" w:color="BFBFBF" w:sz="4"/>
+              <w:right w:val="single" w:color="BFBFBF" w:sz="4"/>
+            </w:tcBorders>
+            <w:tcMar>
+              <w:top w:type="dxa" w:w="60"/>
+              <w:left w:type="dxa" w:w="90"/>
+              <w:bottom w:type="dxa" w:w="60"/>
+              <w:right w:type="dxa" w:w="90"/>
+            </w:tcMar>
+          </w:tcPr>
+          <w:p>
+            <w:pPr>
+              <w:spacing w:after="0"/>
+            </w:pPr>
+            <w:r>
+              <w:rPr>
+                <w:sz w:val="19"/>
+                <w:szCs w:val="19"/>
+              </w:rPr>
+              <w:t xml:space="preserve">max1, max3, max6</w:t>
+            </w:r>
+          </w:p>
+        </w:tc>
+        <w:tc>
+          <w:tcPr>
+            <w:tcW w:type="dxa" w:w="4200"/>
+            <w:tcBorders>
+              <w:top w:val="single" w:color="BFBFBF" w:sz="4"/>
+              <w:left w:val="single" w:color="BFBFBF" w:sz="4"/>
+              <w:bottom w:val="single" w:color="BFBFBF" w:sz="4"/>
+              <w:right w:val="single" w:color="BFBFBF" w:sz="4"/>
+            </w:tcBorders>
+            <w:tcMar>
+              <w:top w:type="dxa" w:w="60"/>
+              <w:left w:type="dxa" w:w="90"/>
+              <w:bottom w:type="dxa" w:w="60"/>
+              <w:right w:type="dxa" w:w="90"/>
+            </w:tcMar>
+          </w:tcPr>
+          <w:p>
+            <w:pPr>
+              <w:spacing w:after="0"/>
+            </w:pPr>
+            <w:r>
+              <w:rPr>
+                <w:sz w:val="19"/>
+                <w:szCs w:val="19"/>
+              </w:rPr>
+              <w:t xml:space="preserve">El golpe más fuerte en 1, 3 y 6 h</w:t>
+            </w:r>
+          </w:p>
+        </w:tc>
+        <w:tc>
+          <w:tcPr>
+            <w:tcW w:type="dxa" w:w="3260"/>
+            <w:tcBorders>
+              <w:top w:val="single" w:color="BFBFBF" w:sz="4"/>
+              <w:left w:val="single" w:color="BFBFBF" w:sz="4"/>
+              <w:bottom w:val="single" w:color="BFBFBF" w:sz="4"/>
+              <w:right w:val="single" w:color="BFBFBF" w:sz="4"/>
+            </w:tcBorders>
+            <w:tcMar>
+              <w:top w:type="dxa" w:w="60"/>
+              <w:left w:type="dxa" w:w="90"/>
+              <w:bottom w:type="dxa" w:w="60"/>
+              <w:right w:type="dxa" w:w="90"/>
+            </w:tcMar>
+          </w:tcPr>
+          <w:p>
+            <w:pPr>
+              <w:spacing w:after="0"/>
+            </w:pPr>
+            <w:r>
+              <w:rPr>
+                <w:sz w:val="19"/>
+                <w:szCs w:val="19"/>
+              </w:rPr>
+              <w:t xml:space="preserve">Máximo de las sumas móviles</w:t>
+            </w:r>
+          </w:p>
+        </w:tc>
+      </w:tr>
+      <w:tr>
+        <w:trPr>
+          <w:cantSplit/>
+        </w:trPr>
+        <w:tc>
+          <w:tcPr>
+            <w:tcW w:type="dxa" w:w="1900"/>
+            <w:tcBorders>
+              <w:top w:val="single" w:color="BFBFBF" w:sz="4"/>
+              <w:left w:val="single" w:color="BFBFBF" w:sz="4"/>
+              <w:bottom w:val="single" w:color="BFBFBF" w:sz="4"/>
+              <w:right w:val="single" w:color="BFBFBF" w:sz="4"/>
+            </w:tcBorders>
+            <w:tcMar>
+              <w:top w:type="dxa" w:w="60"/>
+              <w:left w:type="dxa" w:w="90"/>
+              <w:bottom w:type="dxa" w:w="60"/>
+              <w:right w:type="dxa" w:w="90"/>
+            </w:tcMar>
+          </w:tcPr>
+          <w:p>
+            <w:pPr>
+              <w:spacing w:after="0"/>
+            </w:pPr>
+            <w:r>
+              <w:rPr>
+                <w:sz w:val="19"/>
+                <w:szCs w:val="19"/>
+              </w:rPr>
+              <w:t xml:space="preserve">temporada</w:t>
+            </w:r>
+          </w:p>
+        </w:tc>
+        <w:tc>
+          <w:tcPr>
+            <w:tcW w:type="dxa" w:w="4200"/>
+            <w:tcBorders>
+              <w:top w:val="single" w:color="BFBFBF" w:sz="4"/>
+              <w:left w:val="single" w:color="BFBFBF" w:sz="4"/>
+              <w:bottom w:val="single" w:color="BFBFBF" w:sz="4"/>
+              <w:right w:val="single" w:color="BFBFBF" w:sz="4"/>
+            </w:tcBorders>
+            <w:tcMar>
+              <w:top w:type="dxa" w:w="60"/>
+              <w:left w:type="dxa" w:w="90"/>
+              <w:bottom w:type="dxa" w:w="60"/>
+              <w:right w:type="dxa" w:w="90"/>
+            </w:tcMar>
+          </w:tcPr>
+          <w:p>
+            <w:pPr>
+              <w:spacing w:after="0"/>
+            </w:pPr>
+            <w:r>
+              <w:rPr>
+                <w:sz w:val="19"/>
+                <w:szCs w:val="19"/>
+              </w:rPr>
+              <w:t xml:space="preserve">«2022-23» = diciembre 2022 a abril 2023</w:t>
+            </w:r>
+          </w:p>
+        </w:tc>
+        <w:tc>
+          <w:tcPr>
+            <w:tcW w:type="dxa" w:w="3260"/>
+            <w:tcBorders>
+              <w:top w:val="single" w:color="BFBFBF" w:sz="4"/>
+              <w:left w:val="single" w:color="BFBFBF" w:sz="4"/>
+              <w:bottom w:val="single" w:color="BFBFBF" w:sz="4"/>
+              <w:right w:val="single" w:color="BFBFBF" w:sz="4"/>
+            </w:tcBorders>
+            <w:tcMar>
+              <w:top w:type="dxa" w:w="60"/>
+              <w:left w:type="dxa" w:w="90"/>
+              <w:bottom w:type="dxa" w:w="60"/>
+              <w:right w:type="dxa" w:w="90"/>
+            </w:tcMar>
+          </w:tcPr>
+          <w:p>
+            <w:pPr>
+              <w:spacing w:after="0"/>
+            </w:pPr>
+            <w:r>
+              <w:rPr>
+                <w:sz w:val="19"/>
+                <w:szCs w:val="19"/>
+              </w:rPr>
+              <w:t xml:space="preserve">—</w:t>
+            </w:r>
+          </w:p>
+        </w:tc>
+      </w:tr>
+      <w:tr>
+        <w:trPr>
+          <w:cantSplit/>
+        </w:trPr>
+        <w:tc>
+          <w:tcPr>
+            <w:tcW w:type="dxa" w:w="1900"/>
+            <w:tcBorders>
+              <w:top w:val="single" w:color="BFBFBF" w:sz="4"/>
+              <w:left w:val="single" w:color="BFBFBF" w:sz="4"/>
+              <w:bottom w:val="single" w:color="BFBFBF" w:sz="4"/>
+              <w:right w:val="single" w:color="BFBFBF" w:sz="4"/>
+            </w:tcBorders>
+            <w:tcMar>
+              <w:top w:type="dxa" w:w="60"/>
+              <w:left w:type="dxa" w:w="90"/>
+              <w:bottom w:type="dxa" w:w="60"/>
+              <w:right w:type="dxa" w:w="90"/>
+            </w:tcMar>
+          </w:tcPr>
+          <w:p>
+            <w:pPr>
+              <w:spacing w:after="0"/>
+            </w:pPr>
+            <w:r>
+              <w:rPr>
+                <w:sz w:val="19"/>
+                <w:szCs w:val="19"/>
+              </w:rPr>
+              <w:t xml:space="preserve">disparador</w:t>
+            </w:r>
+          </w:p>
+        </w:tc>
+        <w:tc>
+          <w:tcPr>
+            <w:tcW w:type="dxa" w:w="4200"/>
+            <w:tcBorders>
+              <w:top w:val="single" w:color="BFBFBF" w:sz="4"/>
+              <w:left w:val="single" w:color="BFBFBF" w:sz="4"/>
+              <w:bottom w:val="single" w:color="BFBFBF" w:sz="4"/>
+              <w:right w:val="single" w:color="BFBFBF" w:sz="4"/>
+            </w:tcBorders>
+            <w:tcMar>
+              <w:top w:type="dxa" w:w="60"/>
+              <w:left w:type="dxa" w:w="90"/>
+              <w:bottom w:type="dxa" w:w="60"/>
+              <w:right w:type="dxa" w:w="90"/>
+            </w:tcMar>
+          </w:tcPr>
+          <w:p>
+            <w:pPr>
+              <w:spacing w:after="0"/>
+            </w:pPr>
+            <w:r>
+              <w:rPr>
+                <w:sz w:val="19"/>
+                <w:szCs w:val="19"/>
+              </w:rPr>
+              <w:t xml:space="preserve">1 si hubo huaico de las 17 quebradas durante el evento o hasta 3 h después</w:t>
+            </w:r>
+          </w:p>
+        </w:tc>
+        <w:tc>
+          <w:tcPr>
+            <w:tcW w:type="dxa" w:w="3260"/>
+            <w:tcBorders>
+              <w:top w:val="single" w:color="BFBFBF" w:sz="4"/>
+              <w:left w:val="single" w:color="BFBFBF" w:sz="4"/>
+              <w:bottom w:val="single" w:color="BFBFBF" w:sz="4"/>
+              <w:right w:val="single" w:color="BFBFBF" w:sz="4"/>
+            </w:tcBorders>
+            <w:tcMar>
+              <w:top w:type="dxa" w:w="60"/>
+              <w:left w:type="dxa" w:w="90"/>
+              <w:bottom w:type="dxa" w:w="60"/>
+              <w:right w:type="dxa" w:w="90"/>
+            </w:tcMar>
+          </w:tcPr>
+          <w:p>
+            <w:pPr>
+              <w:spacing w:after="0"/>
+            </w:pPr>
+            <w:r>
+              <w:rPr>
+                <w:sz w:val="19"/>
+                <w:szCs w:val="19"/>
+              </w:rPr>
+              <w:t xml:space="preserve">Cruce con las etiquetas v2 (rangos)</w:t>
+            </w:r>
+          </w:p>
+        </w:tc>
+      </w:tr>
+      <w:tr>
+        <w:trPr>
+          <w:cantSplit/>
+        </w:trPr>
+        <w:tc>
+          <w:tcPr>
+            <w:tcW w:type="dxa" w:w="1900"/>
+            <w:tcBorders>
+              <w:top w:val="single" w:color="BFBFBF" w:sz="4"/>
+              <w:left w:val="single" w:color="BFBFBF" w:sz="4"/>
+              <w:bottom w:val="single" w:color="BFBFBF" w:sz="4"/>
+              <w:right w:val="single" w:color="BFBFBF" w:sz="4"/>
+            </w:tcBorders>
+            <w:tcMar>
+              <w:top w:type="dxa" w:w="60"/>
+              <w:left w:type="dxa" w:w="90"/>
+              <w:bottom w:type="dxa" w:w="60"/>
+              <w:right w:type="dxa" w:w="90"/>
+            </w:tcMar>
+          </w:tcPr>
+          <w:p>
+            <w:pPr>
+              <w:spacing w:after="0"/>
+            </w:pPr>
+            <w:r>
+              <w:rPr>
+                <w:sz w:val="19"/>
+                <w:szCs w:val="19"/>
+              </w:rPr>
+              <w:t xml:space="preserve">huaico_fin</w:t>
+            </w:r>
+          </w:p>
+        </w:tc>
+        <w:tc>
+          <w:tcPr>
+            <w:tcW w:type="dxa" w:w="4200"/>
+            <w:tcBorders>
+              <w:top w:val="single" w:color="BFBFBF" w:sz="4"/>
+              <w:left w:val="single" w:color="BFBFBF" w:sz="4"/>
+              <w:bottom w:val="single" w:color="BFBFBF" w:sz="4"/>
+              <w:right w:val="single" w:color="BFBFBF" w:sz="4"/>
+            </w:tcBorders>
+            <w:tcMar>
+              <w:top w:type="dxa" w:w="60"/>
+              <w:left w:type="dxa" w:w="90"/>
+              <w:bottom w:type="dxa" w:w="60"/>
+              <w:right w:type="dxa" w:w="90"/>
+            </w:tcMar>
+          </w:tcPr>
+          <w:p>
+            <w:pPr>
+              <w:spacing w:after="0"/>
+            </w:pPr>
+            <w:r>
+              <w:rPr>
+                <w:sz w:val="19"/>
+                <w:szCs w:val="19"/>
+              </w:rPr>
+              <w:t xml:space="preserve">Fin del rango del huaico (en disparadores)</w:t>
+            </w:r>
+          </w:p>
+        </w:tc>
+        <w:tc>
+          <w:tcPr>
+            <w:tcW w:type="dxa" w:w="3260"/>
+            <w:tcBorders>
+              <w:top w:val="single" w:color="BFBFBF" w:sz="4"/>
+              <w:left w:val="single" w:color="BFBFBF" w:sz="4"/>
+              <w:bottom w:val="single" w:color="BFBFBF" w:sz="4"/>
+              <w:right w:val="single" w:color="BFBFBF" w:sz="4"/>
+            </w:tcBorders>
+            <w:tcMar>
+              <w:top w:type="dxa" w:w="60"/>
+              <w:left w:type="dxa" w:w="90"/>
+              <w:bottom w:type="dxa" w:w="60"/>
+              <w:right w:type="dxa" w:w="90"/>
+            </w:tcMar>
+          </w:tcPr>
+          <w:p>
+            <w:pPr>
+              <w:spacing w:after="0"/>
+            </w:pPr>
+            <w:r>
+              <w:rPr>
+                <w:sz w:val="19"/>
+                <w:szCs w:val="19"/>
+              </w:rPr>
+              <w:t xml:space="preserve">La alerta solo puede usar lo anterior a esta hora</w:t>
+            </w:r>
+          </w:p>
+        </w:tc>
+      </w:tr>
+      <w:tr>
+        <w:trPr>
+          <w:cantSplit/>
+        </w:trPr>
+        <w:tc>
+          <w:tcPr>
+            <w:tcW w:type="dxa" w:w="1900"/>
+            <w:tcBorders>
+              <w:top w:val="single" w:color="BFBFBF" w:sz="4"/>
+              <w:left w:val="single" w:color="BFBFBF" w:sz="4"/>
+              <w:bottom w:val="single" w:color="BFBFBF" w:sz="4"/>
+              <w:right w:val="single" w:color="BFBFBF" w:sz="4"/>
+            </w:tcBorders>
+            <w:tcMar>
+              <w:top w:type="dxa" w:w="60"/>
+              <w:left w:type="dxa" w:w="90"/>
+              <w:bottom w:type="dxa" w:w="60"/>
+              <w:right w:type="dxa" w:w="90"/>
+            </w:tcMar>
+          </w:tcPr>
+          <w:p>
+            <w:pPr>
+              <w:spacing w:after="0"/>
+            </w:pPr>
+            <w:r>
+              <w:rPr>
+                <w:sz w:val="19"/>
+                <w:szCs w:val="19"/>
+              </w:rPr>
+              <w:t xml:space="preserve">tormenta</w:t>
+            </w:r>
+          </w:p>
+        </w:tc>
+        <w:tc>
+          <w:tcPr>
+            <w:tcW w:type="dxa" w:w="4200"/>
+            <w:tcBorders>
+              <w:top w:val="single" w:color="BFBFBF" w:sz="4"/>
+              <w:left w:val="single" w:color="BFBFBF" w:sz="4"/>
+              <w:bottom w:val="single" w:color="BFBFBF" w:sz="4"/>
+              <w:right w:val="single" w:color="BFBFBF" w:sz="4"/>
+            </w:tcBorders>
+            <w:tcMar>
+              <w:top w:type="dxa" w:w="60"/>
+              <w:left w:type="dxa" w:w="90"/>
+              <w:bottom w:type="dxa" w:w="60"/>
+              <w:right w:type="dxa" w:w="90"/>
+            </w:tcMar>
+          </w:tcPr>
+          <w:p>
+            <w:pPr>
+              <w:spacing w:after="0"/>
+            </w:pPr>
+            <w:r>
+              <w:rPr>
+                <w:sz w:val="19"/>
+                <w:szCs w:val="19"/>
+              </w:rPr>
+              <w:t xml:space="preserve">Agrupa huaicos de fechas a ≤ 2 días</w:t>
+            </w:r>
+          </w:p>
+        </w:tc>
+        <w:tc>
+          <w:tcPr>
+            <w:tcW w:type="dxa" w:w="3260"/>
+            <w:tcBorders>
+              <w:top w:val="single" w:color="BFBFBF" w:sz="4"/>
+              <w:left w:val="single" w:color="BFBFBF" w:sz="4"/>
+              <w:bottom w:val="single" w:color="BFBFBF" w:sz="4"/>
+              <w:right w:val="single" w:color="BFBFBF" w:sz="4"/>
+            </w:tcBorders>
+            <w:tcMar>
+              <w:top w:type="dxa" w:w="60"/>
+              <w:left w:type="dxa" w:w="90"/>
+              <w:bottom w:type="dxa" w:w="60"/>
+              <w:right w:type="dxa" w:w="90"/>
+            </w:tcMar>
+          </w:tcPr>
+          <w:p>
+            <w:pPr>
+              <w:spacing w:after="0"/>
+            </w:pPr>
+            <w:r>
+              <w:rPr>
+                <w:sz w:val="19"/>
+                <w:szCs w:val="19"/>
+              </w:rPr>
+              <w:t xml:space="preserve">Unidad del </w:t>
+            </w:r>
+            <w:r>
+              <w:rPr>
+                <w:i/>
+                <w:iCs/>
+                <w:sz w:val="19"/>
+                <w:szCs w:val="19"/>
+              </w:rPr>
+              <w:t xml:space="preserve">bootstrap</w:t>
+            </w:r>
+            <w:r>
+              <w:rPr>
+                <w:sz w:val="19"/>
+                <w:szCs w:val="19"/>
+              </w:rPr>
+              <w:t xml:space="preserve"> para los intervalos</w:t>
+            </w:r>
+          </w:p>
+        </w:tc>
+      </w:tr>
+      <w:tr>
+        <w:trPr>
+          <w:cantSplit/>
+        </w:trPr>
+        <w:tc>
+          <w:tcPr>
+            <w:tcW w:type="dxa" w:w="1900"/>
+            <w:tcBorders>
+              <w:top w:val="single" w:color="BFBFBF" w:sz="4"/>
+              <w:left w:val="single" w:color="BFBFBF" w:sz="4"/>
+              <w:bottom w:val="single" w:color="BFBFBF" w:sz="4"/>
+              <w:right w:val="single" w:color="BFBFBF" w:sz="4"/>
+            </w:tcBorders>
+            <w:tcMar>
+              <w:top w:type="dxa" w:w="60"/>
+              <w:left w:type="dxa" w:w="90"/>
+              <w:bottom w:type="dxa" w:w="60"/>
+              <w:right w:type="dxa" w:w="90"/>
+            </w:tcMar>
+          </w:tcPr>
+          <w:p>
+            <w:pPr>
+              <w:spacing w:after="0"/>
+            </w:pPr>
+            <w:r>
+              <w:rPr>
+                <w:sz w:val="19"/>
+                <w:szCs w:val="19"/>
+              </w:rPr>
+              <w:t xml:space="preserve">desconocido</w:t>
+            </w:r>
+          </w:p>
+        </w:tc>
+        <w:tc>
+          <w:tcPr>
+            <w:tcW w:type="dxa" w:w="4200"/>
+            <w:tcBorders>
+              <w:top w:val="single" w:color="BFBFBF" w:sz="4"/>
+              <w:left w:val="single" w:color="BFBFBF" w:sz="4"/>
+              <w:bottom w:val="single" w:color="BFBFBF" w:sz="4"/>
+              <w:right w:val="single" w:color="BFBFBF" w:sz="4"/>
+            </w:tcBorders>
+            <w:tcMar>
+              <w:top w:type="dxa" w:w="60"/>
+              <w:left w:type="dxa" w:w="90"/>
+              <w:bottom w:type="dxa" w:w="60"/>
+              <w:right w:type="dxa" w:w="90"/>
+            </w:tcMar>
+          </w:tcPr>
+          <w:p>
+            <w:pPr>
+              <w:spacing w:after="0"/>
+            </w:pPr>
+            <w:r>
+              <w:rPr>
+                <w:sz w:val="19"/>
+                <w:szCs w:val="19"/>
+              </w:rPr>
+              <w:t xml:space="preserve">Evento sin huaico que toca un día con huaico sin hora o solo en vecinos: «sin huaico» no es confiable</w:t>
+            </w:r>
+          </w:p>
+        </w:tc>
+        <w:tc>
+          <w:tcPr>
+            <w:tcW w:type="dxa" w:w="3260"/>
+            <w:tcBorders>
+              <w:top w:val="single" w:color="BFBFBF" w:sz="4"/>
+              <w:left w:val="single" w:color="BFBFBF" w:sz="4"/>
+              <w:bottom w:val="single" w:color="BFBFBF" w:sz="4"/>
+              <w:right w:val="single" w:color="BFBFBF" w:sz="4"/>
+            </w:tcBorders>
+            <w:tcMar>
+              <w:top w:type="dxa" w:w="60"/>
+              <w:left w:type="dxa" w:w="90"/>
+              <w:bottom w:type="dxa" w:w="60"/>
+              <w:right w:type="dxa" w:w="90"/>
+            </w:tcMar>
+          </w:tcPr>
+          <w:p>
+            <w:pPr>
+              <w:spacing w:after="0"/>
+            </w:pPr>
+            <w:r>
+              <w:rPr>
+                <w:sz w:val="19"/>
+                <w:szCs w:val="19"/>
+              </w:rPr>
+              <w:t xml:space="preserve">Se excluye de la evaluación</w:t>
+            </w:r>
+          </w:p>
+        </w:tc>
+      </w:tr>
+    </w:tbl>
+    <w:p>
+      <w:pPr>
+        <w:spacing w:after="60"/>
+      </w:pPr>
+    </w:p>
+    <w:p>
+      <w:r>
+        <w:rPr>
+          <w:b/>
+          <w:bCs/>
+        </w:rPr>
+        <w:t xml:space="preserve">Día ciego:</w:t>
+      </w:r>
+      <w:r>
+        <w:t xml:space="preserve"> un día con huaico en el que IMERG no registró ningún evento de lluvia (23/01/2020). Cuenta como fallo obligatorio para cualquier método.</w:t>
+      </w:r>
+    </w:p>
+    <w:p>
+      <w:pPr>
+        <w:pStyle w:val="Heading2"/>
+      </w:pPr>
+      <w:r>
+        <w:t xml:space="preserve">Tabla 5 — Zona horaria (P1 del modelo v3)</w:t>
+      </w:r>
+    </w:p>
+    <w:p>
+      <w:r>
+        <w:rPr>
+          <w:b/>
+          <w:bCs/>
+        </w:rPr>
+        <w:t xml:space="preserve">Estado: hecha</w:t>
+      </w:r>
+      <w:r>
+        <w:t xml:space="preserve"> (se arma en </w:t>
+      </w:r>
+      <w:r>
+        <w:rPr>
+          <w:rFonts w:ascii="Consolas" w:cs="Consolas" w:eastAsia="Consolas" w:hAnsi="Consolas"/>
+          <w:sz w:val="20"/>
+          <w:szCs w:val="20"/>
+        </w:rPr>
+        <w:t xml:space="preserve">modelo/v3/final/modelo_final.py</w:t>
+      </w:r>
+      <w:r>
+        <w:t xml:space="preserve">, función </w:t>
+      </w:r>
+      <w:r>
+        <w:rPr>
+          <w:rFonts w:ascii="Consolas" w:cs="Consolas" w:eastAsia="Consolas" w:hAnsi="Consolas"/>
+          <w:sz w:val="20"/>
+          <w:szCs w:val="20"/>
+        </w:rPr>
+        <w:t xml:space="preserve">tabla_zona</w:t>
+      </w:r>
+      <w:r>
+        <w:t xml:space="preserve">). </w:t>
+      </w:r>
+      <w:r>
+        <w:rPr>
+          <w:b/>
+          <w:bCs/>
+        </w:rPr>
+        <w:t xml:space="preserve">Una fila = la zona en una hora y un horizonte H</w:t>
+      </w:r>
+      <w:r>
+        <w:t xml:space="preserve"> (diciembre–abril; 42 816 horas × 4 H). La etiqueta de zona vale 1 si </w:t>
+      </w:r>
+      <w:r>
+        <w:rPr>
+          <w:b/>
+          <w:bCs/>
+        </w:rPr>
+        <w:t xml:space="preserve">alguna</w:t>
+      </w:r>
+      <w:r>
+        <w:t xml:space="preserve"> de las 17 quebradas tiene y = 1 (v2), vacío si alguna está vacía y ninguna vale 1, y 0 si no.</w:t>
+      </w:r>
+    </w:p>
+    <w:tbl>
+      <w:tblPr>
+        <w:tblW w:type="dxa" w:w="9360"/>
+        <w:tblBorders>
+          <w:top w:val="single" w:color="auto" w:sz="4"/>
+          <w:left w:val="single" w:color="auto" w:sz="4"/>
+          <w:bottom w:val="single" w:color="auto" w:sz="4"/>
+          <w:right w:val="single" w:color="auto" w:sz="4"/>
+          <w:insideH w:val="single" w:color="auto" w:sz="4"/>
+          <w:insideV w:val="single" w:color="auto" w:sz="4"/>
+        </w:tblBorders>
+      </w:tblPr>
+      <w:tblGrid>
+        <w:gridCol w:w="1800"/>
+        <w:gridCol w:w="3700"/>
+        <w:gridCol w:w="2560"/>
+        <w:gridCol w:w="1300"/>
+      </w:tblGrid>
+      <w:tr>
+        <w:trPr>
+          <w:tblHeader/>
+        </w:trPr>
+        <w:tc>
+          <w:tcPr>
+            <w:tcW w:type="dxa" w:w="1800"/>
+            <w:tcBorders>
+              <w:top w:val="single" w:color="BFBFBF" w:sz="4"/>
+              <w:left w:val="single" w:color="BFBFBF" w:sz="4"/>
+              <w:bottom w:val="single" w:color="BFBFBF" w:sz="4"/>
+              <w:right w:val="single" w:color="BFBFBF" w:sz="4"/>
+            </w:tcBorders>
+            <w:shd w:fill="F2F2F2" w:color="auto" w:val="clear"/>
+            <w:tcMar>
+              <w:top w:type="dxa" w:w="60"/>
+              <w:left w:type="dxa" w:w="90"/>
+              <w:bottom w:type="dxa" w:w="60"/>
+              <w:right w:type="dxa" w:w="90"/>
+            </w:tcMar>
+          </w:tcPr>
+          <w:p>
+            <w:pPr>
+              <w:spacing w:after="0"/>
+            </w:pPr>
+            <w:r>
+              <w:rPr>
+                <w:b/>
+                <w:bCs/>
+                <w:sz w:val="19"/>
+                <w:szCs w:val="19"/>
+              </w:rPr>
+              <w:t xml:space="preserve">Columna</w:t>
+            </w:r>
+          </w:p>
+        </w:tc>
+        <w:tc>
+          <w:tcPr>
+            <w:tcW w:type="dxa" w:w="3700"/>
+            <w:tcBorders>
+              <w:top w:val="single" w:color="BFBFBF" w:sz="4"/>
+              <w:left w:val="single" w:color="BFBFBF" w:sz="4"/>
+              <w:bottom w:val="single" w:color="BFBFBF" w:sz="4"/>
+              <w:right w:val="single" w:color="BFBFBF" w:sz="4"/>
+            </w:tcBorders>
+            <w:shd w:fill="F2F2F2" w:color="auto" w:val="clear"/>
+            <w:tcMar>
+              <w:top w:type="dxa" w:w="60"/>
+              <w:left w:type="dxa" w:w="90"/>
+              <w:bottom w:type="dxa" w:w="60"/>
+              <w:right w:type="dxa" w:w="90"/>
+            </w:tcMar>
+          </w:tcPr>
+          <w:p>
+            <w:pPr>
+              <w:spacing w:after="0"/>
+            </w:pPr>
+            <w:r>
+              <w:rPr>
+                <w:b/>
+                <w:bCs/>
+                <w:sz w:val="19"/>
+                <w:szCs w:val="19"/>
+              </w:rPr>
+              <w:t xml:space="preserve">Qué es, en simple</w:t>
+            </w:r>
+          </w:p>
+        </w:tc>
+        <w:tc>
+          <w:tcPr>
+            <w:tcW w:type="dxa" w:w="2560"/>
+            <w:tcBorders>
+              <w:top w:val="single" w:color="BFBFBF" w:sz="4"/>
+              <w:left w:val="single" w:color="BFBFBF" w:sz="4"/>
+              <w:bottom w:val="single" w:color="BFBFBF" w:sz="4"/>
+              <w:right w:val="single" w:color="BFBFBF" w:sz="4"/>
+            </w:tcBorders>
+            <w:shd w:fill="F2F2F2" w:color="auto" w:val="clear"/>
+            <w:tcMar>
+              <w:top w:type="dxa" w:w="60"/>
+              <w:left w:type="dxa" w:w="90"/>
+              <w:bottom w:type="dxa" w:w="60"/>
+              <w:right w:type="dxa" w:w="90"/>
+            </w:tcMar>
+          </w:tcPr>
+          <w:p>
+            <w:pPr>
+              <w:spacing w:after="0"/>
+            </w:pPr>
+            <w:r>
+              <w:rPr>
+                <w:b/>
+                <w:bCs/>
+                <w:sz w:val="19"/>
+                <w:szCs w:val="19"/>
+              </w:rPr>
+              <w:t xml:space="preserve">Fuente y retraso</w:t>
+            </w:r>
+          </w:p>
+        </w:tc>
+        <w:tc>
+          <w:tcPr>
+            <w:tcW w:type="dxa" w:w="1300"/>
+            <w:tcBorders>
+              <w:top w:val="single" w:color="BFBFBF" w:sz="4"/>
+              <w:left w:val="single" w:color="BFBFBF" w:sz="4"/>
+              <w:bottom w:val="single" w:color="BFBFBF" w:sz="4"/>
+              <w:right w:val="single" w:color="BFBFBF" w:sz="4"/>
+            </w:tcBorders>
+            <w:shd w:fill="F2F2F2" w:color="auto" w:val="clear"/>
+            <w:tcMar>
+              <w:top w:type="dxa" w:w="60"/>
+              <w:left w:type="dxa" w:w="90"/>
+              <w:bottom w:type="dxa" w:w="60"/>
+              <w:right w:type="dxa" w:w="90"/>
+            </w:tcMar>
+          </w:tcPr>
+          <w:p>
+            <w:pPr>
+              <w:spacing w:after="0"/>
+            </w:pPr>
+            <w:r>
+              <w:rPr>
+                <w:b/>
+                <w:bCs/>
+                <w:sz w:val="19"/>
+                <w:szCs w:val="19"/>
+              </w:rPr>
+              <w:t xml:space="preserve">Monotonía</w:t>
+            </w:r>
+          </w:p>
+        </w:tc>
+      </w:tr>
+      <w:tr>
+        <w:trPr>
+          <w:cantSplit/>
+        </w:trPr>
+        <w:tc>
+          <w:tcPr>
+            <w:tcW w:type="dxa" w:w="1800"/>
+            <w:tcBorders>
+              <w:top w:val="single" w:color="BFBFBF" w:sz="4"/>
+              <w:left w:val="single" w:color="BFBFBF" w:sz="4"/>
+              <w:bottom w:val="single" w:color="BFBFBF" w:sz="4"/>
+              <w:right w:val="single" w:color="BFBFBF" w:sz="4"/>
+            </w:tcBorders>
+            <w:tcMar>
+              <w:top w:type="dxa" w:w="60"/>
+              <w:left w:type="dxa" w:w="90"/>
+              <w:bottom w:type="dxa" w:w="60"/>
+              <w:right w:type="dxa" w:w="90"/>
+            </w:tcMar>
+          </w:tcPr>
+          <w:p>
+            <w:pPr>
+              <w:spacing w:after="0"/>
+            </w:pPr>
+            <w:r>
+              <w:rPr>
+                <w:sz w:val="19"/>
+                <w:szCs w:val="19"/>
+              </w:rPr>
+              <w:t xml:space="preserve">i1h, i3h, i6h</w:t>
+            </w:r>
+          </w:p>
+        </w:tc>
+        <w:tc>
+          <w:tcPr>
+            <w:tcW w:type="dxa" w:w="3700"/>
+            <w:tcBorders>
+              <w:top w:val="single" w:color="BFBFBF" w:sz="4"/>
+              <w:left w:val="single" w:color="BFBFBF" w:sz="4"/>
+              <w:bottom w:val="single" w:color="BFBFBF" w:sz="4"/>
+              <w:right w:val="single" w:color="BFBFBF" w:sz="4"/>
+            </w:tcBorders>
+            <w:tcMar>
+              <w:top w:type="dxa" w:w="60"/>
+              <w:left w:type="dxa" w:w="90"/>
+              <w:bottom w:type="dxa" w:w="60"/>
+              <w:right w:type="dxa" w:w="90"/>
+            </w:tcMar>
+          </w:tcPr>
+          <w:p>
+            <w:pPr>
+              <w:spacing w:after="0"/>
+            </w:pPr>
+            <w:r>
+              <w:rPr>
+                <w:sz w:val="19"/>
+                <w:szCs w:val="19"/>
+              </w:rPr>
+              <w:t xml:space="preserve">Lluvia de la última 1, 3 y 6 h disponible (máximo entre las 5 celdas)</w:t>
+            </w:r>
+          </w:p>
+        </w:tc>
+        <w:tc>
+          <w:tcPr>
+            <w:tcW w:type="dxa" w:w="2560"/>
+            <w:tcBorders>
+              <w:top w:val="single" w:color="BFBFBF" w:sz="4"/>
+              <w:left w:val="single" w:color="BFBFBF" w:sz="4"/>
+              <w:bottom w:val="single" w:color="BFBFBF" w:sz="4"/>
+              <w:right w:val="single" w:color="BFBFBF" w:sz="4"/>
+            </w:tcBorders>
+            <w:tcMar>
+              <w:top w:type="dxa" w:w="60"/>
+              <w:left w:type="dxa" w:w="90"/>
+              <w:bottom w:type="dxa" w:w="60"/>
+              <w:right w:type="dxa" w:w="90"/>
+            </w:tcMar>
+          </w:tcPr>
+          <w:p>
+            <w:pPr>
+              <w:spacing w:after="0"/>
+            </w:pPr>
+            <w:r>
+              <w:rPr>
+                <w:sz w:val="19"/>
+                <w:szCs w:val="19"/>
+              </w:rPr>
+              <w:t xml:space="preserve">IMERG Early; latencia 4 h (etiqueta ≤ t − 5)</w:t>
+            </w:r>
+          </w:p>
+        </w:tc>
+        <w:tc>
+          <w:tcPr>
+            <w:tcW w:type="dxa" w:w="1300"/>
+            <w:tcBorders>
+              <w:top w:val="single" w:color="BFBFBF" w:sz="4"/>
+              <w:left w:val="single" w:color="BFBFBF" w:sz="4"/>
+              <w:bottom w:val="single" w:color="BFBFBF" w:sz="4"/>
+              <w:right w:val="single" w:color="BFBFBF" w:sz="4"/>
+            </w:tcBorders>
+            <w:tcMar>
+              <w:top w:type="dxa" w:w="60"/>
+              <w:left w:type="dxa" w:w="90"/>
+              <w:bottom w:type="dxa" w:w="60"/>
+              <w:right w:type="dxa" w:w="90"/>
+            </w:tcMar>
+          </w:tcPr>
+          <w:p>
+            <w:pPr>
+              <w:spacing w:after="0"/>
+            </w:pPr>
+            <w:r>
+              <w:rPr>
+                <w:sz w:val="19"/>
+                <w:szCs w:val="19"/>
+              </w:rPr>
+              <w:t xml:space="preserve">+</w:t>
+            </w:r>
+          </w:p>
+        </w:tc>
+      </w:tr>
+      <w:tr>
+        <w:trPr>
+          <w:cantSplit/>
+        </w:trPr>
+        <w:tc>
+          <w:tcPr>
+            <w:tcW w:type="dxa" w:w="1800"/>
+            <w:tcBorders>
+              <w:top w:val="single" w:color="BFBFBF" w:sz="4"/>
+              <w:left w:val="single" w:color="BFBFBF" w:sz="4"/>
+              <w:bottom w:val="single" w:color="BFBFBF" w:sz="4"/>
+              <w:right w:val="single" w:color="BFBFBF" w:sz="4"/>
+            </w:tcBorders>
+            <w:tcMar>
+              <w:top w:type="dxa" w:w="60"/>
+              <w:left w:type="dxa" w:w="90"/>
+              <w:bottom w:type="dxa" w:w="60"/>
+              <w:right w:type="dxa" w:w="90"/>
+            </w:tcMar>
+          </w:tcPr>
+          <w:p>
+            <w:pPr>
+              <w:spacing w:after="0"/>
+            </w:pPr>
+            <w:r>
+              <w:rPr>
+                <w:sz w:val="19"/>
+                <w:szCs w:val="19"/>
+              </w:rPr>
+              <w:t xml:space="preserve">i1h_max6, i3h_max6, i6h_max6</w:t>
+            </w:r>
+          </w:p>
+        </w:tc>
+        <w:tc>
+          <w:tcPr>
+            <w:tcW w:type="dxa" w:w="3700"/>
+            <w:tcBorders>
+              <w:top w:val="single" w:color="BFBFBF" w:sz="4"/>
+              <w:left w:val="single" w:color="BFBFBF" w:sz="4"/>
+              <w:bottom w:val="single" w:color="BFBFBF" w:sz="4"/>
+              <w:right w:val="single" w:color="BFBFBF" w:sz="4"/>
+            </w:tcBorders>
+            <w:tcMar>
+              <w:top w:type="dxa" w:w="60"/>
+              <w:left w:type="dxa" w:w="90"/>
+              <w:bottom w:type="dxa" w:w="60"/>
+              <w:right w:type="dxa" w:w="90"/>
+            </w:tcMar>
+          </w:tcPr>
+          <w:p>
+            <w:pPr>
+              <w:spacing w:after="0"/>
+            </w:pPr>
+            <w:r>
+              <w:rPr>
+                <w:sz w:val="19"/>
+                <w:szCs w:val="19"/>
+              </w:rPr>
+              <w:t xml:space="preserve">El máximo de las anteriores en las últimas 6 h disponibles</w:t>
+            </w:r>
+          </w:p>
+        </w:tc>
+        <w:tc>
+          <w:tcPr>
+            <w:tcW w:type="dxa" w:w="2560"/>
+            <w:tcBorders>
+              <w:top w:val="single" w:color="BFBFBF" w:sz="4"/>
+              <w:left w:val="single" w:color="BFBFBF" w:sz="4"/>
+              <w:bottom w:val="single" w:color="BFBFBF" w:sz="4"/>
+              <w:right w:val="single" w:color="BFBFBF" w:sz="4"/>
+            </w:tcBorders>
+            <w:tcMar>
+              <w:top w:type="dxa" w:w="60"/>
+              <w:left w:type="dxa" w:w="90"/>
+              <w:bottom w:type="dxa" w:w="60"/>
+              <w:right w:type="dxa" w:w="90"/>
+            </w:tcMar>
+          </w:tcPr>
+          <w:p>
+            <w:pPr>
+              <w:spacing w:after="0"/>
+            </w:pPr>
+            <w:r>
+              <w:rPr>
+                <w:sz w:val="19"/>
+                <w:szCs w:val="19"/>
+              </w:rPr>
+              <w:t xml:space="preserve">IMERG Early; latencia 4 h</w:t>
+            </w:r>
+          </w:p>
+        </w:tc>
+        <w:tc>
+          <w:tcPr>
+            <w:tcW w:type="dxa" w:w="1300"/>
+            <w:tcBorders>
+              <w:top w:val="single" w:color="BFBFBF" w:sz="4"/>
+              <w:left w:val="single" w:color="BFBFBF" w:sz="4"/>
+              <w:bottom w:val="single" w:color="BFBFBF" w:sz="4"/>
+              <w:right w:val="single" w:color="BFBFBF" w:sz="4"/>
+            </w:tcBorders>
+            <w:tcMar>
+              <w:top w:type="dxa" w:w="60"/>
+              <w:left w:type="dxa" w:w="90"/>
+              <w:bottom w:type="dxa" w:w="60"/>
+              <w:right w:type="dxa" w:w="90"/>
+            </w:tcMar>
+          </w:tcPr>
+          <w:p>
+            <w:pPr>
+              <w:spacing w:after="0"/>
+            </w:pPr>
+            <w:r>
+              <w:rPr>
+                <w:sz w:val="19"/>
+                <w:szCs w:val="19"/>
+              </w:rPr>
+              <w:t xml:space="preserve">+</w:t>
+            </w:r>
+          </w:p>
+        </w:tc>
+      </w:tr>
+      <w:tr>
+        <w:trPr>
+          <w:cantSplit/>
+        </w:trPr>
+        <w:tc>
+          <w:tcPr>
+            <w:tcW w:type="dxa" w:w="1800"/>
+            <w:tcBorders>
+              <w:top w:val="single" w:color="BFBFBF" w:sz="4"/>
+              <w:left w:val="single" w:color="BFBFBF" w:sz="4"/>
+              <w:bottom w:val="single" w:color="BFBFBF" w:sz="4"/>
+              <w:right w:val="single" w:color="BFBFBF" w:sz="4"/>
+            </w:tcBorders>
+            <w:tcMar>
+              <w:top w:type="dxa" w:w="60"/>
+              <w:left w:type="dxa" w:w="90"/>
+              <w:bottom w:type="dxa" w:w="60"/>
+              <w:right w:type="dxa" w:w="90"/>
+            </w:tcMar>
+          </w:tcPr>
+          <w:p>
+            <w:pPr>
+              <w:spacing w:after="0"/>
+            </w:pPr>
+            <w:r>
+              <w:rPr>
+                <w:sz w:val="19"/>
+                <w:szCs w:val="19"/>
+              </w:rPr>
+              <w:t xml:space="preserve">p24h, p48h, p72h</w:t>
+            </w:r>
+          </w:p>
+        </w:tc>
+        <w:tc>
+          <w:tcPr>
+            <w:tcW w:type="dxa" w:w="3700"/>
+            <w:tcBorders>
+              <w:top w:val="single" w:color="BFBFBF" w:sz="4"/>
+              <w:left w:val="single" w:color="BFBFBF" w:sz="4"/>
+              <w:bottom w:val="single" w:color="BFBFBF" w:sz="4"/>
+              <w:right w:val="single" w:color="BFBFBF" w:sz="4"/>
+            </w:tcBorders>
+            <w:tcMar>
+              <w:top w:type="dxa" w:w="60"/>
+              <w:left w:type="dxa" w:w="90"/>
+              <w:bottom w:type="dxa" w:w="60"/>
+              <w:right w:type="dxa" w:w="90"/>
+            </w:tcMar>
+          </w:tcPr>
+          <w:p>
+            <w:pPr>
+              <w:spacing w:after="0"/>
+            </w:pPr>
+            <w:r>
+              <w:rPr>
+                <w:sz w:val="19"/>
+                <w:szCs w:val="19"/>
+              </w:rPr>
+              <w:t xml:space="preserve">Lluvia de 24, 48 y 72 h (máximo entre celdas)</w:t>
+            </w:r>
+          </w:p>
+        </w:tc>
+        <w:tc>
+          <w:tcPr>
+            <w:tcW w:type="dxa" w:w="2560"/>
+            <w:tcBorders>
+              <w:top w:val="single" w:color="BFBFBF" w:sz="4"/>
+              <w:left w:val="single" w:color="BFBFBF" w:sz="4"/>
+              <w:bottom w:val="single" w:color="BFBFBF" w:sz="4"/>
+              <w:right w:val="single" w:color="BFBFBF" w:sz="4"/>
+            </w:tcBorders>
+            <w:tcMar>
+              <w:top w:type="dxa" w:w="60"/>
+              <w:left w:type="dxa" w:w="90"/>
+              <w:bottom w:type="dxa" w:w="60"/>
+              <w:right w:type="dxa" w:w="90"/>
+            </w:tcMar>
+          </w:tcPr>
+          <w:p>
+            <w:pPr>
+              <w:spacing w:after="0"/>
+            </w:pPr>
+            <w:r>
+              <w:rPr>
+                <w:sz w:val="19"/>
+                <w:szCs w:val="19"/>
+              </w:rPr>
+              <w:t xml:space="preserve">IMERG Early; latencia 4 h</w:t>
+            </w:r>
+          </w:p>
+        </w:tc>
+        <w:tc>
+          <w:tcPr>
+            <w:tcW w:type="dxa" w:w="1300"/>
+            <w:tcBorders>
+              <w:top w:val="single" w:color="BFBFBF" w:sz="4"/>
+              <w:left w:val="single" w:color="BFBFBF" w:sz="4"/>
+              <w:bottom w:val="single" w:color="BFBFBF" w:sz="4"/>
+              <w:right w:val="single" w:color="BFBFBF" w:sz="4"/>
+            </w:tcBorders>
+            <w:tcMar>
+              <w:top w:type="dxa" w:w="60"/>
+              <w:left w:type="dxa" w:w="90"/>
+              <w:bottom w:type="dxa" w:w="60"/>
+              <w:right w:type="dxa" w:w="90"/>
+            </w:tcMar>
+          </w:tcPr>
+          <w:p>
+            <w:pPr>
+              <w:spacing w:after="0"/>
+            </w:pPr>
+            <w:r>
+              <w:rPr>
+                <w:sz w:val="19"/>
+                <w:szCs w:val="19"/>
+              </w:rPr>
+              <w:t xml:space="preserve">+</w:t>
+            </w:r>
+          </w:p>
+        </w:tc>
+      </w:tr>
+      <w:tr>
+        <w:trPr>
+          <w:cantSplit/>
+        </w:trPr>
+        <w:tc>
+          <w:tcPr>
+            <w:tcW w:type="dxa" w:w="1800"/>
+            <w:tcBorders>
+              <w:top w:val="single" w:color="BFBFBF" w:sz="4"/>
+              <w:left w:val="single" w:color="BFBFBF" w:sz="4"/>
+              <w:bottom w:val="single" w:color="BFBFBF" w:sz="4"/>
+              <w:right w:val="single" w:color="BFBFBF" w:sz="4"/>
+            </w:tcBorders>
+            <w:tcMar>
+              <w:top w:type="dxa" w:w="60"/>
+              <w:left w:type="dxa" w:w="90"/>
+              <w:bottom w:type="dxa" w:w="60"/>
+              <w:right w:type="dxa" w:w="90"/>
+            </w:tcMar>
+          </w:tcPr>
+          <w:p>
+            <w:pPr>
+              <w:spacing w:after="0"/>
+            </w:pPr>
+            <w:r>
+              <w:rPr>
+                <w:sz w:val="19"/>
+                <w:szCs w:val="19"/>
+              </w:rPr>
+              <w:t xml:space="preserve">hum_suelo_5d</w:t>
+            </w:r>
+          </w:p>
+        </w:tc>
+        <w:tc>
+          <w:tcPr>
+            <w:tcW w:type="dxa" w:w="3700"/>
+            <w:tcBorders>
+              <w:top w:val="single" w:color="BFBFBF" w:sz="4"/>
+              <w:left w:val="single" w:color="BFBFBF" w:sz="4"/>
+              <w:bottom w:val="single" w:color="BFBFBF" w:sz="4"/>
+              <w:right w:val="single" w:color="BFBFBF" w:sz="4"/>
+            </w:tcBorders>
+            <w:tcMar>
+              <w:top w:type="dxa" w:w="60"/>
+              <w:left w:type="dxa" w:w="90"/>
+              <w:bottom w:type="dxa" w:w="60"/>
+              <w:right w:type="dxa" w:w="90"/>
+            </w:tcMar>
+          </w:tcPr>
+          <w:p>
+            <w:pPr>
+              <w:spacing w:after="0"/>
+            </w:pPr>
+            <w:r>
+              <w:rPr>
+                <w:sz w:val="19"/>
+                <w:szCs w:val="19"/>
+              </w:rPr>
+              <w:t xml:space="preserve">Humedad del suelo superficial (0–7 cm, m³/m³), media de las 5 celdas</w:t>
+            </w:r>
+          </w:p>
+        </w:tc>
+        <w:tc>
+          <w:tcPr>
+            <w:tcW w:type="dxa" w:w="2560"/>
+            <w:tcBorders>
+              <w:top w:val="single" w:color="BFBFBF" w:sz="4"/>
+              <w:left w:val="single" w:color="BFBFBF" w:sz="4"/>
+              <w:bottom w:val="single" w:color="BFBFBF" w:sz="4"/>
+              <w:right w:val="single" w:color="BFBFBF" w:sz="4"/>
+            </w:tcBorders>
+            <w:tcMar>
+              <w:top w:type="dxa" w:w="60"/>
+              <w:left w:type="dxa" w:w="90"/>
+              <w:bottom w:type="dxa" w:w="60"/>
+              <w:right w:type="dxa" w:w="90"/>
+            </w:tcMar>
+          </w:tcPr>
+          <w:p>
+            <w:pPr>
+              <w:spacing w:after="0"/>
+            </w:pPr>
+            <w:r>
+              <w:rPr>
+                <w:sz w:val="19"/>
+                <w:szCs w:val="19"/>
+              </w:rPr>
+              <w:t xml:space="preserve">ERA5-Land vía Open-Meteo; valor de t − 5 días (retraso real)</w:t>
+            </w:r>
+          </w:p>
+        </w:tc>
+        <w:tc>
+          <w:tcPr>
+            <w:tcW w:type="dxa" w:w="1300"/>
+            <w:tcBorders>
+              <w:top w:val="single" w:color="BFBFBF" w:sz="4"/>
+              <w:left w:val="single" w:color="BFBFBF" w:sz="4"/>
+              <w:bottom w:val="single" w:color="BFBFBF" w:sz="4"/>
+              <w:right w:val="single" w:color="BFBFBF" w:sz="4"/>
+            </w:tcBorders>
+            <w:tcMar>
+              <w:top w:type="dxa" w:w="60"/>
+              <w:left w:type="dxa" w:w="90"/>
+              <w:bottom w:type="dxa" w:w="60"/>
+              <w:right w:type="dxa" w:w="90"/>
+            </w:tcMar>
+          </w:tcPr>
+          <w:p>
+            <w:pPr>
+              <w:spacing w:after="0"/>
+            </w:pPr>
+            <w:r>
+              <w:rPr>
+                <w:sz w:val="19"/>
+                <w:szCs w:val="19"/>
+              </w:rPr>
+              <w:t xml:space="preserve">+</w:t>
+            </w:r>
+          </w:p>
+        </w:tc>
+      </w:tr>
+      <w:tr>
+        <w:trPr>
+          <w:cantSplit/>
+        </w:trPr>
+        <w:tc>
+          <w:tcPr>
+            <w:tcW w:type="dxa" w:w="1800"/>
+            <w:tcBorders>
+              <w:top w:val="single" w:color="BFBFBF" w:sz="4"/>
+              <w:left w:val="single" w:color="BFBFBF" w:sz="4"/>
+              <w:bottom w:val="single" w:color="BFBFBF" w:sz="4"/>
+              <w:right w:val="single" w:color="BFBFBF" w:sz="4"/>
+            </w:tcBorders>
+            <w:tcMar>
+              <w:top w:type="dxa" w:w="60"/>
+              <w:left w:type="dxa" w:w="90"/>
+              <w:bottom w:type="dxa" w:w="60"/>
+              <w:right w:type="dxa" w:w="90"/>
+            </w:tcMar>
+          </w:tcPr>
+          <w:p>
+            <w:pPr>
+              <w:spacing w:after="0"/>
+            </w:pPr>
+            <w:r>
+              <w:rPr>
+                <w:sz w:val="19"/>
+                <w:szCs w:val="19"/>
+              </w:rPr>
+              <w:t xml:space="preserve">dias_activ</w:t>
+            </w:r>
+          </w:p>
+        </w:tc>
+        <w:tc>
+          <w:tcPr>
+            <w:tcW w:type="dxa" w:w="3700"/>
+            <w:tcBorders>
+              <w:top w:val="single" w:color="BFBFBF" w:sz="4"/>
+              <w:left w:val="single" w:color="BFBFBF" w:sz="4"/>
+              <w:bottom w:val="single" w:color="BFBFBF" w:sz="4"/>
+              <w:right w:val="single" w:color="BFBFBF" w:sz="4"/>
+            </w:tcBorders>
+            <w:tcMar>
+              <w:top w:type="dxa" w:w="60"/>
+              <w:left w:type="dxa" w:w="90"/>
+              <w:bottom w:type="dxa" w:w="60"/>
+              <w:right w:type="dxa" w:w="90"/>
+            </w:tcMar>
+          </w:tcPr>
+          <w:p>
+            <w:pPr>
+              <w:spacing w:after="0"/>
+            </w:pPr>
+            <w:r>
+              <w:rPr>
+                <w:sz w:val="19"/>
+                <w:szCs w:val="19"/>
+              </w:rPr>
+              <w:t xml:space="preserve">Días desde la última activación catalogada en las 17 quebradas (tope 3650)</w:t>
+            </w:r>
+          </w:p>
+        </w:tc>
+        <w:tc>
+          <w:tcPr>
+            <w:tcW w:type="dxa" w:w="2560"/>
+            <w:tcBorders>
+              <w:top w:val="single" w:color="BFBFBF" w:sz="4"/>
+              <w:left w:val="single" w:color="BFBFBF" w:sz="4"/>
+              <w:bottom w:val="single" w:color="BFBFBF" w:sz="4"/>
+              <w:right w:val="single" w:color="BFBFBF" w:sz="4"/>
+            </w:tcBorders>
+            <w:tcMar>
+              <w:top w:type="dxa" w:w="60"/>
+              <w:left w:type="dxa" w:w="90"/>
+              <w:bottom w:type="dxa" w:w="60"/>
+              <w:right w:type="dxa" w:w="90"/>
+            </w:tcMar>
+          </w:tcPr>
+          <w:p>
+            <w:pPr>
+              <w:spacing w:after="0"/>
+            </w:pPr>
+            <w:r>
+              <w:rPr>
+                <w:sz w:val="19"/>
+                <w:szCs w:val="19"/>
+              </w:rPr>
+              <w:t xml:space="preserve">Catálogo; solo fechas anteriores al día de t</w:t>
+            </w:r>
+          </w:p>
+        </w:tc>
+        <w:tc>
+          <w:tcPr>
+            <w:tcW w:type="dxa" w:w="1300"/>
+            <w:tcBorders>
+              <w:top w:val="single" w:color="BFBFBF" w:sz="4"/>
+              <w:left w:val="single" w:color="BFBFBF" w:sz="4"/>
+              <w:bottom w:val="single" w:color="BFBFBF" w:sz="4"/>
+              <w:right w:val="single" w:color="BFBFBF" w:sz="4"/>
+            </w:tcBorders>
+            <w:tcMar>
+              <w:top w:type="dxa" w:w="60"/>
+              <w:left w:type="dxa" w:w="90"/>
+              <w:bottom w:type="dxa" w:w="60"/>
+              <w:right w:type="dxa" w:w="90"/>
+            </w:tcMar>
+          </w:tcPr>
+          <w:p>
+            <w:pPr>
+              <w:spacing w:after="0"/>
+            </w:pPr>
+            <w:r>
+              <w:rPr>
+                <w:sz w:val="19"/>
+                <w:szCs w:val="19"/>
+              </w:rPr>
+              <w:t xml:space="preserve">sin restricción</w:t>
+            </w:r>
+          </w:p>
+        </w:tc>
+      </w:tr>
+      <w:tr>
+        <w:trPr>
+          <w:cantSplit/>
+        </w:trPr>
+        <w:tc>
+          <w:tcPr>
+            <w:tcW w:type="dxa" w:w="1800"/>
+            <w:tcBorders>
+              <w:top w:val="single" w:color="BFBFBF" w:sz="4"/>
+              <w:left w:val="single" w:color="BFBFBF" w:sz="4"/>
+              <w:bottom w:val="single" w:color="BFBFBF" w:sz="4"/>
+              <w:right w:val="single" w:color="BFBFBF" w:sz="4"/>
+            </w:tcBorders>
+            <w:tcMar>
+              <w:top w:type="dxa" w:w="60"/>
+              <w:left w:type="dxa" w:w="90"/>
+              <w:bottom w:type="dxa" w:w="60"/>
+              <w:right w:type="dxa" w:w="90"/>
+            </w:tcMar>
+          </w:tcPr>
+          <w:p>
+            <w:pPr>
+              <w:spacing w:after="0"/>
+            </w:pPr>
+            <w:r>
+              <w:rPr>
+                <w:sz w:val="19"/>
+                <w:szCs w:val="19"/>
+              </w:rPr>
+              <w:t xml:space="preserve">icen</w:t>
+            </w:r>
+          </w:p>
+        </w:tc>
+        <w:tc>
+          <w:tcPr>
+            <w:tcW w:type="dxa" w:w="3700"/>
+            <w:tcBorders>
+              <w:top w:val="single" w:color="BFBFBF" w:sz="4"/>
+              <w:left w:val="single" w:color="BFBFBF" w:sz="4"/>
+              <w:bottom w:val="single" w:color="BFBFBF" w:sz="4"/>
+              <w:right w:val="single" w:color="BFBFBF" w:sz="4"/>
+            </w:tcBorders>
+            <w:tcMar>
+              <w:top w:type="dxa" w:w="60"/>
+              <w:left w:type="dxa" w:w="90"/>
+              <w:bottom w:type="dxa" w:w="60"/>
+              <w:right w:type="dxa" w:w="90"/>
+            </w:tcMar>
+          </w:tcPr>
+          <w:p>
+            <w:pPr>
+              <w:spacing w:after="0"/>
+            </w:pPr>
+            <w:r>
+              <w:rPr>
+                <w:sz w:val="19"/>
+                <w:szCs w:val="19"/>
+              </w:rPr>
+              <w:t xml:space="preserve">Índice Costero El Niño (último publicado)</w:t>
+            </w:r>
+          </w:p>
+        </w:tc>
+        <w:tc>
+          <w:tcPr>
+            <w:tcW w:type="dxa" w:w="2560"/>
+            <w:tcBorders>
+              <w:top w:val="single" w:color="BFBFBF" w:sz="4"/>
+              <w:left w:val="single" w:color="BFBFBF" w:sz="4"/>
+              <w:bottom w:val="single" w:color="BFBFBF" w:sz="4"/>
+              <w:right w:val="single" w:color="BFBFBF" w:sz="4"/>
+            </w:tcBorders>
+            <w:tcMar>
+              <w:top w:type="dxa" w:w="60"/>
+              <w:left w:type="dxa" w:w="90"/>
+              <w:bottom w:type="dxa" w:w="60"/>
+              <w:right w:type="dxa" w:w="90"/>
+            </w:tcMar>
+          </w:tcPr>
+          <w:p>
+            <w:pPr>
+              <w:spacing w:after="0"/>
+            </w:pPr>
+            <w:r>
+              <w:rPr>
+                <w:sz w:val="19"/>
+                <w:szCs w:val="19"/>
+              </w:rPr>
+              <w:t xml:space="preserve">IGP/ENFEN; mes M − 2 desde el día 10, M − 3 antes</w:t>
+            </w:r>
+          </w:p>
+        </w:tc>
+        <w:tc>
+          <w:tcPr>
+            <w:tcW w:type="dxa" w:w="1300"/>
+            <w:tcBorders>
+              <w:top w:val="single" w:color="BFBFBF" w:sz="4"/>
+              <w:left w:val="single" w:color="BFBFBF" w:sz="4"/>
+              <w:bottom w:val="single" w:color="BFBFBF" w:sz="4"/>
+              <w:right w:val="single" w:color="BFBFBF" w:sz="4"/>
+            </w:tcBorders>
+            <w:tcMar>
+              <w:top w:type="dxa" w:w="60"/>
+              <w:left w:type="dxa" w:w="90"/>
+              <w:bottom w:type="dxa" w:w="60"/>
+              <w:right w:type="dxa" w:w="90"/>
+            </w:tcMar>
+          </w:tcPr>
+          <w:p>
+            <w:pPr>
+              <w:spacing w:after="0"/>
+            </w:pPr>
+            <w:r>
+              <w:rPr>
+                <w:sz w:val="19"/>
+                <w:szCs w:val="19"/>
+              </w:rPr>
+              <w:t xml:space="preserve">+</w:t>
+            </w:r>
+          </w:p>
+        </w:tc>
+      </w:tr>
+      <w:tr>
+        <w:trPr>
+          <w:cantSplit/>
+        </w:trPr>
+        <w:tc>
+          <w:tcPr>
+            <w:tcW w:type="dxa" w:w="1800"/>
+            <w:tcBorders>
+              <w:top w:val="single" w:color="BFBFBF" w:sz="4"/>
+              <w:left w:val="single" w:color="BFBFBF" w:sz="4"/>
+              <w:bottom w:val="single" w:color="BFBFBF" w:sz="4"/>
+              <w:right w:val="single" w:color="BFBFBF" w:sz="4"/>
+            </w:tcBorders>
+            <w:tcMar>
+              <w:top w:type="dxa" w:w="60"/>
+              <w:left w:type="dxa" w:w="90"/>
+              <w:bottom w:type="dxa" w:w="60"/>
+              <w:right w:type="dxa" w:w="90"/>
+            </w:tcMar>
+          </w:tcPr>
+          <w:p>
+            <w:pPr>
+              <w:spacing w:after="0"/>
+            </w:pPr>
+            <w:r>
+              <w:rPr>
+                <w:sz w:val="19"/>
+                <w:szCs w:val="19"/>
+              </w:rPr>
+              <w:t xml:space="preserve">H</w:t>
+            </w:r>
+          </w:p>
+        </w:tc>
+        <w:tc>
+          <w:tcPr>
+            <w:tcW w:type="dxa" w:w="3700"/>
+            <w:tcBorders>
+              <w:top w:val="single" w:color="BFBFBF" w:sz="4"/>
+              <w:left w:val="single" w:color="BFBFBF" w:sz="4"/>
+              <w:bottom w:val="single" w:color="BFBFBF" w:sz="4"/>
+              <w:right w:val="single" w:color="BFBFBF" w:sz="4"/>
+            </w:tcBorders>
+            <w:tcMar>
+              <w:top w:type="dxa" w:w="60"/>
+              <w:left w:type="dxa" w:w="90"/>
+              <w:bottom w:type="dxa" w:w="60"/>
+              <w:right w:type="dxa" w:w="90"/>
+            </w:tcMar>
+          </w:tcPr>
+          <w:p>
+            <w:pPr>
+              <w:spacing w:after="0"/>
+            </w:pPr>
+            <w:r>
+              <w:rPr>
+                <w:sz w:val="19"/>
+                <w:szCs w:val="19"/>
+              </w:rPr>
+              <w:t xml:space="preserve">Horizonte (3, 6, 12, 24)</w:t>
+            </w:r>
+          </w:p>
+        </w:tc>
+        <w:tc>
+          <w:tcPr>
+            <w:tcW w:type="dxa" w:w="2560"/>
+            <w:tcBorders>
+              <w:top w:val="single" w:color="BFBFBF" w:sz="4"/>
+              <w:left w:val="single" w:color="BFBFBF" w:sz="4"/>
+              <w:bottom w:val="single" w:color="BFBFBF" w:sz="4"/>
+              <w:right w:val="single" w:color="BFBFBF" w:sz="4"/>
+            </w:tcBorders>
+            <w:tcMar>
+              <w:top w:type="dxa" w:w="60"/>
+              <w:left w:type="dxa" w:w="90"/>
+              <w:bottom w:type="dxa" w:w="60"/>
+              <w:right w:type="dxa" w:w="90"/>
+            </w:tcMar>
+          </w:tcPr>
+          <w:p>
+            <w:pPr>
+              <w:spacing w:after="0"/>
+            </w:pPr>
+            <w:r>
+              <w:rPr>
+                <w:sz w:val="19"/>
+                <w:szCs w:val="19"/>
+              </w:rPr>
+              <w:t xml:space="preserve">—</w:t>
+            </w:r>
+          </w:p>
+        </w:tc>
+        <w:tc>
+          <w:tcPr>
+            <w:tcW w:type="dxa" w:w="1300"/>
+            <w:tcBorders>
+              <w:top w:val="single" w:color="BFBFBF" w:sz="4"/>
+              <w:left w:val="single" w:color="BFBFBF" w:sz="4"/>
+              <w:bottom w:val="single" w:color="BFBFBF" w:sz="4"/>
+              <w:right w:val="single" w:color="BFBFBF" w:sz="4"/>
+            </w:tcBorders>
+            <w:tcMar>
+              <w:top w:type="dxa" w:w="60"/>
+              <w:left w:type="dxa" w:w="90"/>
+              <w:bottom w:type="dxa" w:w="60"/>
+              <w:right w:type="dxa" w:w="90"/>
+            </w:tcMar>
+          </w:tcPr>
+          <w:p>
+            <w:pPr>
+              <w:spacing w:after="0"/>
+            </w:pPr>
+            <w:r>
+              <w:rPr>
+                <w:sz w:val="19"/>
+                <w:szCs w:val="19"/>
+              </w:rPr>
+              <w:t xml:space="preserve">+</w:t>
+            </w:r>
+          </w:p>
+        </w:tc>
+      </w:tr>
+      <w:tr>
+        <w:trPr>
+          <w:cantSplit/>
+        </w:trPr>
+        <w:tc>
+          <w:tcPr>
+            <w:tcW w:type="dxa" w:w="1800"/>
+            <w:tcBorders>
+              <w:top w:val="single" w:color="BFBFBF" w:sz="4"/>
+              <w:left w:val="single" w:color="BFBFBF" w:sz="4"/>
+              <w:bottom w:val="single" w:color="BFBFBF" w:sz="4"/>
+              <w:right w:val="single" w:color="BFBFBF" w:sz="4"/>
+            </w:tcBorders>
+            <w:tcMar>
+              <w:top w:type="dxa" w:w="60"/>
+              <w:left w:type="dxa" w:w="90"/>
+              <w:bottom w:type="dxa" w:w="60"/>
+              <w:right w:type="dxa" w:w="90"/>
+            </w:tcMar>
+          </w:tcPr>
+          <w:p>
+            <w:pPr>
+              <w:spacing w:after="0"/>
+            </w:pPr>
+            <w:r>
+              <w:rPr>
+                <w:sz w:val="19"/>
+                <w:szCs w:val="19"/>
+              </w:rPr>
+              <w:t xml:space="preserve">y</w:t>
+            </w:r>
+          </w:p>
+        </w:tc>
+        <w:tc>
+          <w:tcPr>
+            <w:tcW w:type="dxa" w:w="3700"/>
+            <w:tcBorders>
+              <w:top w:val="single" w:color="BFBFBF" w:sz="4"/>
+              <w:left w:val="single" w:color="BFBFBF" w:sz="4"/>
+              <w:bottom w:val="single" w:color="BFBFBF" w:sz="4"/>
+              <w:right w:val="single" w:color="BFBFBF" w:sz="4"/>
+            </w:tcBorders>
+            <w:tcMar>
+              <w:top w:type="dxa" w:w="60"/>
+              <w:left w:type="dxa" w:w="90"/>
+              <w:bottom w:type="dxa" w:w="60"/>
+              <w:right w:type="dxa" w:w="90"/>
+            </w:tcMar>
+          </w:tcPr>
+          <w:p>
+            <w:pPr>
+              <w:spacing w:after="0"/>
+            </w:pPr>
+            <w:r>
+              <w:rPr>
+                <w:sz w:val="19"/>
+                <w:szCs w:val="19"/>
+              </w:rPr>
+              <w:t xml:space="preserve">Huaico en la zona en (t, t + H]</w:t>
+            </w:r>
+          </w:p>
+        </w:tc>
+        <w:tc>
+          <w:tcPr>
+            <w:tcW w:type="dxa" w:w="2560"/>
+            <w:tcBorders>
+              <w:top w:val="single" w:color="BFBFBF" w:sz="4"/>
+              <w:left w:val="single" w:color="BFBFBF" w:sz="4"/>
+              <w:bottom w:val="single" w:color="BFBFBF" w:sz="4"/>
+              <w:right w:val="single" w:color="BFBFBF" w:sz="4"/>
+            </w:tcBorders>
+            <w:tcMar>
+              <w:top w:type="dxa" w:w="60"/>
+              <w:left w:type="dxa" w:w="90"/>
+              <w:bottom w:type="dxa" w:w="60"/>
+              <w:right w:type="dxa" w:w="90"/>
+            </w:tcMar>
+          </w:tcPr>
+          <w:p>
+            <w:pPr>
+              <w:spacing w:after="0"/>
+            </w:pPr>
+            <w:r>
+              <w:rPr>
+                <w:sz w:val="19"/>
+                <w:szCs w:val="19"/>
+              </w:rPr>
+              <w:t xml:space="preserve">Etiquetas v2 de las 17 quebradas</w:t>
+            </w:r>
+          </w:p>
+        </w:tc>
+        <w:tc>
+          <w:tcPr>
+            <w:tcW w:type="dxa" w:w="1300"/>
+            <w:tcBorders>
+              <w:top w:val="single" w:color="BFBFBF" w:sz="4"/>
+              <w:left w:val="single" w:color="BFBFBF" w:sz="4"/>
+              <w:bottom w:val="single" w:color="BFBFBF" w:sz="4"/>
+              <w:right w:val="single" w:color="BFBFBF" w:sz="4"/>
+            </w:tcBorders>
+            <w:tcMar>
+              <w:top w:type="dxa" w:w="60"/>
+              <w:left w:type="dxa" w:w="90"/>
+              <w:bottom w:type="dxa" w:w="60"/>
+              <w:right w:type="dxa" w:w="90"/>
+            </w:tcMar>
+          </w:tcPr>
+          <w:p>
+            <w:pPr>
+              <w:spacing w:after="0"/>
+            </w:pPr>
+            <w:r>
+              <w:rPr>
+                <w:sz w:val="19"/>
+                <w:szCs w:val="19"/>
+              </w:rPr>
+              <w:t xml:space="preserve">—</w:t>
+            </w:r>
+          </w:p>
+        </w:tc>
+      </w:tr>
+    </w:tbl>
+    <w:p>
+      <w:pPr>
+        <w:spacing w:after="60"/>
+      </w:pPr>
+    </w:p>
+    <w:p>
+      <w:r>
+        <w:rPr>
+          <w:b/>
+          <w:bCs/>
+        </w:rPr>
+        <w:t xml:space="preserve">Por qué estas variables:</w:t>
+      </w:r>
+      <w:r>
+        <w:t xml:space="preserve"> con IMERG, la intensidad sola no supera al azar (TSS 0.01–0.23); la combinación con el </w:t>
+      </w:r>
+      <w:r>
+        <w:rPr>
+          <w:b/>
+          <w:bCs/>
+        </w:rPr>
+        <w:t xml:space="preserve">estado</w:t>
+      </w:r>
+      <w:r>
+        <w:t xml:space="preserve"> sí (TSS 0.49). Sin </w:t>
+      </w:r>
+      <w:r>
+        <w:rPr>
+          <w:rFonts w:ascii="Consolas" w:cs="Consolas" w:eastAsia="Consolas" w:hAnsi="Consolas"/>
+          <w:sz w:val="20"/>
+          <w:szCs w:val="20"/>
+        </w:rPr>
+        <w:t xml:space="preserve">dias_activ</w:t>
+      </w:r>
+      <w:r>
+        <w:t xml:space="preserve"> el TSS baja a 0.34: parte de la señal son las </w:t>
+      </w:r>
+      <w:r>
+        <w:rPr>
+          <w:b/>
+          <w:bCs/>
+        </w:rPr>
+        <w:t xml:space="preserve">rachas</w:t>
+      </w:r>
+      <w:r>
+        <w:t xml:space="preserve"> de huaicos. Hiperparámetros fijados de antemano (profundidad 2, 150 árboles).</w:t>
+      </w:r>
+    </w:p>
+    <w:p>
+      <w:pPr>
+        <w:pStyle w:val="Heading2"/>
+      </w:pPr>
+      <w:r>
+        <w:t xml:space="preserve">Tabla 6 — Salida al dashboard (modelo v3, nivel M3 por defecto)</w:t>
+      </w:r>
+    </w:p>
+    <w:p>
+      <w:r>
+        <w:rPr>
+          <w:b/>
+          <w:bCs/>
+        </w:rPr>
+        <w:t xml:space="preserve">Estado: hecha.</w:t>
+      </w:r>
+      <w:r>
+        <w:t xml:space="preserve"> Script: </w:t>
+      </w:r>
+      <w:r>
+        <w:rPr>
+          <w:rFonts w:ascii="Consolas" w:cs="Consolas" w:eastAsia="Consolas" w:hAnsi="Consolas"/>
+          <w:sz w:val="20"/>
+          <w:szCs w:val="20"/>
+        </w:rPr>
+        <w:t xml:space="preserve">modelo/v3_1/entrega/entrega_dashboard.py</w:t>
+      </w:r>
+      <w:r>
+        <w:t xml:space="preserve"> (usa el modelo v3 sin cambios de </w:t>
+      </w:r>
+      <w:r>
+        <w:rPr>
+          <w:rFonts w:ascii="Consolas" w:cs="Consolas" w:eastAsia="Consolas" w:hAnsi="Consolas"/>
+          <w:sz w:val="20"/>
+          <w:szCs w:val="20"/>
+        </w:rPr>
+        <w:t xml:space="preserve">modelo/v3/final/</w:t>
+      </w:r>
+      <w:r>
+        <w:t xml:space="preserve">). Ejemplo fuera de muestra: </w:t>
+      </w:r>
+      <w:r>
+        <w:rPr>
+          <w:rFonts w:ascii="Consolas" w:cs="Consolas" w:eastAsia="Consolas" w:hAnsi="Consolas"/>
+          <w:sz w:val="20"/>
+          <w:szCs w:val="20"/>
+        </w:rPr>
+        <w:t xml:space="preserve">modelo/v3_1/entrega/ejemplo_2022_23_m3.csv</w:t>
+      </w:r>
+      <w:r>
+        <w:t xml:space="preserve"> (temporada 2022-23 completa, 246 432 filas). </w:t>
+      </w:r>
+      <w:r>
+        <w:rPr>
+          <w:b/>
+          <w:bCs/>
+        </w:rPr>
+        <w:t xml:space="preserve">Una fila = una quebrada en una hora y un horizonte.</w:t>
+      </w:r>
+    </w:p>
+    <w:tbl>
+      <w:tblPr>
+        <w:tblW w:type="dxa" w:w="9360"/>
+        <w:tblBorders>
+          <w:top w:val="single" w:color="auto" w:sz="4"/>
+          <w:left w:val="single" w:color="auto" w:sz="4"/>
+          <w:bottom w:val="single" w:color="auto" w:sz="4"/>
+          <w:right w:val="single" w:color="auto" w:sz="4"/>
+          <w:insideH w:val="single" w:color="auto" w:sz="4"/>
+          <w:insideV w:val="single" w:color="auto" w:sz="4"/>
+        </w:tblBorders>
+      </w:tblPr>
+      <w:tblGrid>
+        <w:gridCol w:w="1800"/>
+        <w:gridCol w:w="4600"/>
+        <w:gridCol w:w="2960"/>
+      </w:tblGrid>
+      <w:tr>
+        <w:trPr>
+          <w:tblHeader/>
+        </w:trPr>
+        <w:tc>
+          <w:tcPr>
+            <w:tcW w:type="dxa" w:w="1800"/>
+            <w:tcBorders>
+              <w:top w:val="single" w:color="BFBFBF" w:sz="4"/>
+              <w:left w:val="single" w:color="BFBFBF" w:sz="4"/>
+              <w:bottom w:val="single" w:color="BFBFBF" w:sz="4"/>
+              <w:right w:val="single" w:color="BFBFBF" w:sz="4"/>
+            </w:tcBorders>
+            <w:shd w:fill="F2F2F2" w:color="auto" w:val="clear"/>
+            <w:tcMar>
+              <w:top w:type="dxa" w:w="60"/>
+              <w:left w:type="dxa" w:w="90"/>
+              <w:bottom w:type="dxa" w:w="60"/>
+              <w:right w:type="dxa" w:w="90"/>
+            </w:tcMar>
+          </w:tcPr>
+          <w:p>
+            <w:pPr>
+              <w:spacing w:after="0"/>
+            </w:pPr>
+            <w:r>
+              <w:rPr>
+                <w:b/>
+                <w:bCs/>
+                <w:sz w:val="19"/>
+                <w:szCs w:val="19"/>
+              </w:rPr>
+              <w:t xml:space="preserve">Columna</w:t>
+            </w:r>
+          </w:p>
+        </w:tc>
+        <w:tc>
+          <w:tcPr>
+            <w:tcW w:type="dxa" w:w="4600"/>
+            <w:tcBorders>
+              <w:top w:val="single" w:color="BFBFBF" w:sz="4"/>
+              <w:left w:val="single" w:color="BFBFBF" w:sz="4"/>
+              <w:bottom w:val="single" w:color="BFBFBF" w:sz="4"/>
+              <w:right w:val="single" w:color="BFBFBF" w:sz="4"/>
+            </w:tcBorders>
+            <w:shd w:fill="F2F2F2" w:color="auto" w:val="clear"/>
+            <w:tcMar>
+              <w:top w:type="dxa" w:w="60"/>
+              <w:left w:type="dxa" w:w="90"/>
+              <w:bottom w:type="dxa" w:w="60"/>
+              <w:right w:type="dxa" w:w="90"/>
+            </w:tcMar>
+          </w:tcPr>
+          <w:p>
+            <w:pPr>
+              <w:spacing w:after="0"/>
+            </w:pPr>
+            <w:r>
+              <w:rPr>
+                <w:b/>
+                <w:bCs/>
+                <w:sz w:val="19"/>
+                <w:szCs w:val="19"/>
+              </w:rPr>
+              <w:t xml:space="preserve">Qué es</w:t>
+            </w:r>
+          </w:p>
+        </w:tc>
+        <w:tc>
+          <w:tcPr>
+            <w:tcW w:type="dxa" w:w="2960"/>
+            <w:tcBorders>
+              <w:top w:val="single" w:color="BFBFBF" w:sz="4"/>
+              <w:left w:val="single" w:color="BFBFBF" w:sz="4"/>
+              <w:bottom w:val="single" w:color="BFBFBF" w:sz="4"/>
+              <w:right w:val="single" w:color="BFBFBF" w:sz="4"/>
+            </w:tcBorders>
+            <w:shd w:fill="F2F2F2" w:color="auto" w:val="clear"/>
+            <w:tcMar>
+              <w:top w:type="dxa" w:w="60"/>
+              <w:left w:type="dxa" w:w="90"/>
+              <w:bottom w:type="dxa" w:w="60"/>
+              <w:right w:type="dxa" w:w="90"/>
+            </w:tcMar>
+          </w:tcPr>
+          <w:p>
+            <w:pPr>
+              <w:spacing w:after="0"/>
+            </w:pPr>
+            <w:r>
+              <w:rPr>
+                <w:b/>
+                <w:bCs/>
+                <w:sz w:val="19"/>
+                <w:szCs w:val="19"/>
+              </w:rPr>
+              <w:t xml:space="preserve">Ejemplo</w:t>
+            </w:r>
+          </w:p>
+        </w:tc>
+      </w:tr>
+      <w:tr>
+        <w:trPr>
+          <w:cantSplit/>
+        </w:trPr>
+        <w:tc>
+          <w:tcPr>
+            <w:tcW w:type="dxa" w:w="1800"/>
+            <w:tcBorders>
+              <w:top w:val="single" w:color="BFBFBF" w:sz="4"/>
+              <w:left w:val="single" w:color="BFBFBF" w:sz="4"/>
+              <w:bottom w:val="single" w:color="BFBFBF" w:sz="4"/>
+              <w:right w:val="single" w:color="BFBFBF" w:sz="4"/>
+            </w:tcBorders>
+            <w:tcMar>
+              <w:top w:type="dxa" w:w="60"/>
+              <w:left w:type="dxa" w:w="90"/>
+              <w:bottom w:type="dxa" w:w="60"/>
+              <w:right w:type="dxa" w:w="90"/>
+            </w:tcMar>
+          </w:tcPr>
+          <w:p>
+            <w:pPr>
+              <w:spacing w:after="0"/>
+            </w:pPr>
+            <w:r>
+              <w:rPr>
+                <w:sz w:val="19"/>
+                <w:szCs w:val="19"/>
+              </w:rPr>
+              <w:t xml:space="preserve">quebrada_id</w:t>
+            </w:r>
+          </w:p>
+        </w:tc>
+        <w:tc>
+          <w:tcPr>
+            <w:tcW w:type="dxa" w:w="4600"/>
+            <w:tcBorders>
+              <w:top w:val="single" w:color="BFBFBF" w:sz="4"/>
+              <w:left w:val="single" w:color="BFBFBF" w:sz="4"/>
+              <w:bottom w:val="single" w:color="BFBFBF" w:sz="4"/>
+              <w:right w:val="single" w:color="BFBFBF" w:sz="4"/>
+            </w:tcBorders>
+            <w:tcMar>
+              <w:top w:type="dxa" w:w="60"/>
+              <w:left w:type="dxa" w:w="90"/>
+              <w:bottom w:type="dxa" w:w="60"/>
+              <w:right w:type="dxa" w:w="90"/>
+            </w:tcMar>
+          </w:tcPr>
+          <w:p>
+            <w:pPr>
+              <w:spacing w:after="0"/>
+            </w:pPr>
+            <w:r>
+              <w:rPr>
+                <w:sz w:val="19"/>
+                <w:szCs w:val="19"/>
+              </w:rPr>
+              <w:t xml:space="preserve">Una de las 17 quebradas</w:t>
+            </w:r>
+          </w:p>
+        </w:tc>
+        <w:tc>
+          <w:tcPr>
+            <w:tcW w:type="dxa" w:w="2960"/>
+            <w:tcBorders>
+              <w:top w:val="single" w:color="BFBFBF" w:sz="4"/>
+              <w:left w:val="single" w:color="BFBFBF" w:sz="4"/>
+              <w:bottom w:val="single" w:color="BFBFBF" w:sz="4"/>
+              <w:right w:val="single" w:color="BFBFBF" w:sz="4"/>
+            </w:tcBorders>
+            <w:tcMar>
+              <w:top w:type="dxa" w:w="60"/>
+              <w:left w:type="dxa" w:w="90"/>
+              <w:bottom w:type="dxa" w:w="60"/>
+              <w:right w:type="dxa" w:w="90"/>
+            </w:tcMar>
+          </w:tcPr>
+          <w:p>
+            <w:pPr>
+              <w:spacing w:after="0"/>
+            </w:pPr>
+            <w:r>
+              <w:rPr>
+                <w:sz w:val="19"/>
+                <w:szCs w:val="19"/>
+              </w:rPr>
+              <w:t xml:space="preserve">quirio</w:t>
+            </w:r>
+          </w:p>
+        </w:tc>
+      </w:tr>
+      <w:tr>
+        <w:trPr>
+          <w:cantSplit/>
+        </w:trPr>
+        <w:tc>
+          <w:tcPr>
+            <w:tcW w:type="dxa" w:w="1800"/>
+            <w:tcBorders>
+              <w:top w:val="single" w:color="BFBFBF" w:sz="4"/>
+              <w:left w:val="single" w:color="BFBFBF" w:sz="4"/>
+              <w:bottom w:val="single" w:color="BFBFBF" w:sz="4"/>
+              <w:right w:val="single" w:color="BFBFBF" w:sz="4"/>
+            </w:tcBorders>
+            <w:tcMar>
+              <w:top w:type="dxa" w:w="60"/>
+              <w:left w:type="dxa" w:w="90"/>
+              <w:bottom w:type="dxa" w:w="60"/>
+              <w:right w:type="dxa" w:w="90"/>
+            </w:tcMar>
+          </w:tcPr>
+          <w:p>
+            <w:pPr>
+              <w:spacing w:after="0"/>
+            </w:pPr>
+            <w:r>
+              <w:rPr>
+                <w:sz w:val="19"/>
+                <w:szCs w:val="19"/>
+              </w:rPr>
+              <w:t xml:space="preserve">hora</w:t>
+            </w:r>
+          </w:p>
+        </w:tc>
+        <w:tc>
+          <w:tcPr>
+            <w:tcW w:type="dxa" w:w="4600"/>
+            <w:tcBorders>
+              <w:top w:val="single" w:color="BFBFBF" w:sz="4"/>
+              <w:left w:val="single" w:color="BFBFBF" w:sz="4"/>
+              <w:bottom w:val="single" w:color="BFBFBF" w:sz="4"/>
+              <w:right w:val="single" w:color="BFBFBF" w:sz="4"/>
+            </w:tcBorders>
+            <w:tcMar>
+              <w:top w:type="dxa" w:w="60"/>
+              <w:left w:type="dxa" w:w="90"/>
+              <w:bottom w:type="dxa" w:w="60"/>
+              <w:right w:type="dxa" w:w="90"/>
+            </w:tcMar>
+          </w:tcPr>
+          <w:p>
+            <w:pPr>
+              <w:spacing w:after="0"/>
+            </w:pPr>
+            <w:r>
+              <w:rPr>
+                <w:sz w:val="19"/>
+                <w:szCs w:val="19"/>
+              </w:rPr>
+              <w:t xml:space="preserve">Hora local (UTC−5) de inicio en que se emite la predicción</w:t>
+            </w:r>
+          </w:p>
+        </w:tc>
+        <w:tc>
+          <w:tcPr>
+            <w:tcW w:type="dxa" w:w="2960"/>
+            <w:tcBorders>
+              <w:top w:val="single" w:color="BFBFBF" w:sz="4"/>
+              <w:left w:val="single" w:color="BFBFBF" w:sz="4"/>
+              <w:bottom w:val="single" w:color="BFBFBF" w:sz="4"/>
+              <w:right w:val="single" w:color="BFBFBF" w:sz="4"/>
+            </w:tcBorders>
+            <w:tcMar>
+              <w:top w:type="dxa" w:w="60"/>
+              <w:left w:type="dxa" w:w="90"/>
+              <w:bottom w:type="dxa" w:w="60"/>
+              <w:right w:type="dxa" w:w="90"/>
+            </w:tcMar>
+          </w:tcPr>
+          <w:p>
+            <w:pPr>
+              <w:spacing w:after="0"/>
+            </w:pPr>
+            <w:r>
+              <w:rPr>
+                <w:sz w:val="19"/>
+                <w:szCs w:val="19"/>
+              </w:rPr>
+              <w:t xml:space="preserve">2023-03-14 13:00</w:t>
+            </w:r>
+          </w:p>
+        </w:tc>
+      </w:tr>
+      <w:tr>
+        <w:trPr>
+          <w:cantSplit/>
+        </w:trPr>
+        <w:tc>
+          <w:tcPr>
+            <w:tcW w:type="dxa" w:w="1800"/>
+            <w:tcBorders>
+              <w:top w:val="single" w:color="BFBFBF" w:sz="4"/>
+              <w:left w:val="single" w:color="BFBFBF" w:sz="4"/>
+              <w:bottom w:val="single" w:color="BFBFBF" w:sz="4"/>
+              <w:right w:val="single" w:color="BFBFBF" w:sz="4"/>
+            </w:tcBorders>
+            <w:tcMar>
+              <w:top w:type="dxa" w:w="60"/>
+              <w:left w:type="dxa" w:w="90"/>
+              <w:bottom w:type="dxa" w:w="60"/>
+              <w:right w:type="dxa" w:w="90"/>
+            </w:tcMar>
+          </w:tcPr>
+          <w:p>
+            <w:pPr>
+              <w:spacing w:after="0"/>
+            </w:pPr>
+            <w:r>
+              <w:rPr>
+                <w:sz w:val="19"/>
+                <w:szCs w:val="19"/>
+              </w:rPr>
+              <w:t xml:space="preserve">H</w:t>
+            </w:r>
+          </w:p>
+        </w:tc>
+        <w:tc>
+          <w:tcPr>
+            <w:tcW w:type="dxa" w:w="4600"/>
+            <w:tcBorders>
+              <w:top w:val="single" w:color="BFBFBF" w:sz="4"/>
+              <w:left w:val="single" w:color="BFBFBF" w:sz="4"/>
+              <w:bottom w:val="single" w:color="BFBFBF" w:sz="4"/>
+              <w:right w:val="single" w:color="BFBFBF" w:sz="4"/>
+            </w:tcBorders>
+            <w:tcMar>
+              <w:top w:type="dxa" w:w="60"/>
+              <w:left w:type="dxa" w:w="90"/>
+              <w:bottom w:type="dxa" w:w="60"/>
+              <w:right w:type="dxa" w:w="90"/>
+            </w:tcMar>
+          </w:tcPr>
+          <w:p>
+            <w:pPr>
+              <w:spacing w:after="0"/>
+            </w:pPr>
+            <w:r>
+              <w:rPr>
+                <w:sz w:val="19"/>
+                <w:szCs w:val="19"/>
+              </w:rPr>
+              <w:t xml:space="preserve">Horizonte en horas</w:t>
+            </w:r>
+          </w:p>
+        </w:tc>
+        <w:tc>
+          <w:tcPr>
+            <w:tcW w:type="dxa" w:w="2960"/>
+            <w:tcBorders>
+              <w:top w:val="single" w:color="BFBFBF" w:sz="4"/>
+              <w:left w:val="single" w:color="BFBFBF" w:sz="4"/>
+              <w:bottom w:val="single" w:color="BFBFBF" w:sz="4"/>
+              <w:right w:val="single" w:color="BFBFBF" w:sz="4"/>
+            </w:tcBorders>
+            <w:tcMar>
+              <w:top w:type="dxa" w:w="60"/>
+              <w:left w:type="dxa" w:w="90"/>
+              <w:bottom w:type="dxa" w:w="60"/>
+              <w:right w:type="dxa" w:w="90"/>
+            </w:tcMar>
+          </w:tcPr>
+          <w:p>
+            <w:pPr>
+              <w:spacing w:after="0"/>
+            </w:pPr>
+            <w:r>
+              <w:rPr>
+                <w:sz w:val="19"/>
+                <w:szCs w:val="19"/>
+              </w:rPr>
+              <w:t xml:space="preserve">3</w:t>
+            </w:r>
+          </w:p>
+        </w:tc>
+      </w:tr>
+      <w:tr>
+        <w:trPr>
+          <w:cantSplit/>
+        </w:trPr>
+        <w:tc>
+          <w:tcPr>
+            <w:tcW w:type="dxa" w:w="1800"/>
+            <w:tcBorders>
+              <w:top w:val="single" w:color="BFBFBF" w:sz="4"/>
+              <w:left w:val="single" w:color="BFBFBF" w:sz="4"/>
+              <w:bottom w:val="single" w:color="BFBFBF" w:sz="4"/>
+              <w:right w:val="single" w:color="BFBFBF" w:sz="4"/>
+            </w:tcBorders>
+            <w:tcMar>
+              <w:top w:type="dxa" w:w="60"/>
+              <w:left w:type="dxa" w:w="90"/>
+              <w:bottom w:type="dxa" w:w="60"/>
+              <w:right w:type="dxa" w:w="90"/>
+            </w:tcMar>
+          </w:tcPr>
+          <w:p>
+            <w:pPr>
+              <w:spacing w:after="0"/>
+            </w:pPr>
+            <w:r>
+              <w:rPr>
+                <w:sz w:val="19"/>
+                <w:szCs w:val="19"/>
+              </w:rPr>
+              <w:t xml:space="preserve">p_zona</w:t>
+            </w:r>
+          </w:p>
+        </w:tc>
+        <w:tc>
+          <w:tcPr>
+            <w:tcW w:type="dxa" w:w="4600"/>
+            <w:tcBorders>
+              <w:top w:val="single" w:color="BFBFBF" w:sz="4"/>
+              <w:left w:val="single" w:color="BFBFBF" w:sz="4"/>
+              <w:bottom w:val="single" w:color="BFBFBF" w:sz="4"/>
+              <w:right w:val="single" w:color="BFBFBF" w:sz="4"/>
+            </w:tcBorders>
+            <w:tcMar>
+              <w:top w:type="dxa" w:w="60"/>
+              <w:left w:type="dxa" w:w="90"/>
+              <w:bottom w:type="dxa" w:w="60"/>
+              <w:right w:type="dxa" w:w="90"/>
+            </w:tcMar>
+          </w:tcPr>
+          <w:p>
+            <w:pPr>
+              <w:spacing w:after="0"/>
+            </w:pPr>
+            <w:r>
+              <w:rPr>
+                <w:sz w:val="19"/>
+                <w:szCs w:val="19"/>
+              </w:rPr>
+              <w:t xml:space="preserve">P1: probabilidad de huaico en la zona en (t, t + H]</w:t>
+            </w:r>
+          </w:p>
+        </w:tc>
+        <w:tc>
+          <w:tcPr>
+            <w:tcW w:type="dxa" w:w="2960"/>
+            <w:tcBorders>
+              <w:top w:val="single" w:color="BFBFBF" w:sz="4"/>
+              <w:left w:val="single" w:color="BFBFBF" w:sz="4"/>
+              <w:bottom w:val="single" w:color="BFBFBF" w:sz="4"/>
+              <w:right w:val="single" w:color="BFBFBF" w:sz="4"/>
+            </w:tcBorders>
+            <w:tcMar>
+              <w:top w:type="dxa" w:w="60"/>
+              <w:left w:type="dxa" w:w="90"/>
+              <w:bottom w:type="dxa" w:w="60"/>
+              <w:right w:type="dxa" w:w="90"/>
+            </w:tcMar>
+          </w:tcPr>
+          <w:p>
+            <w:pPr>
+              <w:spacing w:after="0"/>
+            </w:pPr>
+            <w:r>
+              <w:rPr>
+                <w:sz w:val="19"/>
+                <w:szCs w:val="19"/>
+              </w:rPr>
+              <w:t xml:space="preserve">0.7047</w:t>
+            </w:r>
+          </w:p>
+        </w:tc>
+      </w:tr>
+      <w:tr>
+        <w:trPr>
+          <w:cantSplit/>
+        </w:trPr>
+        <w:tc>
+          <w:tcPr>
+            <w:tcW w:type="dxa" w:w="1800"/>
+            <w:tcBorders>
+              <w:top w:val="single" w:color="BFBFBF" w:sz="4"/>
+              <w:left w:val="single" w:color="BFBFBF" w:sz="4"/>
+              <w:bottom w:val="single" w:color="BFBFBF" w:sz="4"/>
+              <w:right w:val="single" w:color="BFBFBF" w:sz="4"/>
+            </w:tcBorders>
+            <w:tcMar>
+              <w:top w:type="dxa" w:w="60"/>
+              <w:left w:type="dxa" w:w="90"/>
+              <w:bottom w:type="dxa" w:w="60"/>
+              <w:right w:type="dxa" w:w="90"/>
+            </w:tcMar>
+          </w:tcPr>
+          <w:p>
+            <w:pPr>
+              <w:spacing w:after="0"/>
+            </w:pPr>
+            <w:r>
+              <w:rPr>
+                <w:sz w:val="19"/>
+                <w:szCs w:val="19"/>
+              </w:rPr>
+              <w:t xml:space="preserve">p2_quebrada</w:t>
+            </w:r>
+          </w:p>
+        </w:tc>
+        <w:tc>
+          <w:tcPr>
+            <w:tcW w:type="dxa" w:w="4600"/>
+            <w:tcBorders>
+              <w:top w:val="single" w:color="BFBFBF" w:sz="4"/>
+              <w:left w:val="single" w:color="BFBFBF" w:sz="4"/>
+              <w:bottom w:val="single" w:color="BFBFBF" w:sz="4"/>
+              <w:right w:val="single" w:color="BFBFBF" w:sz="4"/>
+            </w:tcBorders>
+            <w:tcMar>
+              <w:top w:type="dxa" w:w="60"/>
+              <w:left w:type="dxa" w:w="90"/>
+              <w:bottom w:type="dxa" w:w="60"/>
+              <w:right w:type="dxa" w:w="90"/>
+            </w:tcMar>
+          </w:tcPr>
+          <w:p>
+            <w:pPr>
+              <w:spacing w:after="0"/>
+            </w:pPr>
+            <w:r>
+              <w:rPr>
+                <w:sz w:val="19"/>
+                <w:szCs w:val="19"/>
+              </w:rPr>
+              <w:t xml:space="preserve">P2: propensión de la quebrada (fija): (activaciones + 4 × p_terreno) ÷ (tormentas + 4)</w:t>
+            </w:r>
+          </w:p>
+        </w:tc>
+        <w:tc>
+          <w:tcPr>
+            <w:tcW w:type="dxa" w:w="2960"/>
+            <w:tcBorders>
+              <w:top w:val="single" w:color="BFBFBF" w:sz="4"/>
+              <w:left w:val="single" w:color="BFBFBF" w:sz="4"/>
+              <w:bottom w:val="single" w:color="BFBFBF" w:sz="4"/>
+              <w:right w:val="single" w:color="BFBFBF" w:sz="4"/>
+            </w:tcBorders>
+            <w:tcMar>
+              <w:top w:type="dxa" w:w="60"/>
+              <w:left w:type="dxa" w:w="90"/>
+              <w:bottom w:type="dxa" w:w="60"/>
+              <w:right w:type="dxa" w:w="90"/>
+            </w:tcMar>
+          </w:tcPr>
+          <w:p>
+            <w:pPr>
+              <w:spacing w:after="0"/>
+            </w:pPr>
+            <w:r>
+              <w:rPr>
+                <w:sz w:val="19"/>
+                <w:szCs w:val="19"/>
+              </w:rPr>
+              <w:t xml:space="preserve">0.6250</w:t>
+            </w:r>
+          </w:p>
+        </w:tc>
+      </w:tr>
+      <w:tr>
+        <w:trPr>
+          <w:cantSplit/>
+        </w:trPr>
+        <w:tc>
+          <w:tcPr>
+            <w:tcW w:type="dxa" w:w="1800"/>
+            <w:tcBorders>
+              <w:top w:val="single" w:color="BFBFBF" w:sz="4"/>
+              <w:left w:val="single" w:color="BFBFBF" w:sz="4"/>
+              <w:bottom w:val="single" w:color="BFBFBF" w:sz="4"/>
+              <w:right w:val="single" w:color="BFBFBF" w:sz="4"/>
+            </w:tcBorders>
+            <w:tcMar>
+              <w:top w:type="dxa" w:w="60"/>
+              <w:left w:type="dxa" w:w="90"/>
+              <w:bottom w:type="dxa" w:w="60"/>
+              <w:right w:type="dxa" w:w="90"/>
+            </w:tcMar>
+          </w:tcPr>
+          <w:p>
+            <w:pPr>
+              <w:spacing w:after="0"/>
+            </w:pPr>
+            <w:r>
+              <w:rPr>
+                <w:sz w:val="19"/>
+                <w:szCs w:val="19"/>
+              </w:rPr>
+              <w:t xml:space="preserve">score</w:t>
+            </w:r>
+          </w:p>
+        </w:tc>
+        <w:tc>
+          <w:tcPr>
+            <w:tcW w:type="dxa" w:w="4600"/>
+            <w:tcBorders>
+              <w:top w:val="single" w:color="BFBFBF" w:sz="4"/>
+              <w:left w:val="single" w:color="BFBFBF" w:sz="4"/>
+              <w:bottom w:val="single" w:color="BFBFBF" w:sz="4"/>
+              <w:right w:val="single" w:color="BFBFBF" w:sz="4"/>
+            </w:tcBorders>
+            <w:tcMar>
+              <w:top w:type="dxa" w:w="60"/>
+              <w:left w:type="dxa" w:w="90"/>
+              <w:bottom w:type="dxa" w:w="60"/>
+              <w:right w:type="dxa" w:w="90"/>
+            </w:tcMar>
+          </w:tcPr>
+          <w:p>
+            <w:pPr>
+              <w:spacing w:after="0"/>
+            </w:pPr>
+            <w:r>
+              <w:rPr>
+                <w:sz w:val="19"/>
+                <w:szCs w:val="19"/>
+              </w:rPr>
+              <w:t xml:space="preserve">p_zona × p2_quebrada (para ordenar quebradas)</w:t>
+            </w:r>
+          </w:p>
+        </w:tc>
+        <w:tc>
+          <w:tcPr>
+            <w:tcW w:type="dxa" w:w="2960"/>
+            <w:tcBorders>
+              <w:top w:val="single" w:color="BFBFBF" w:sz="4"/>
+              <w:left w:val="single" w:color="BFBFBF" w:sz="4"/>
+              <w:bottom w:val="single" w:color="BFBFBF" w:sz="4"/>
+              <w:right w:val="single" w:color="BFBFBF" w:sz="4"/>
+            </w:tcBorders>
+            <w:tcMar>
+              <w:top w:type="dxa" w:w="60"/>
+              <w:left w:type="dxa" w:w="90"/>
+              <w:bottom w:type="dxa" w:w="60"/>
+              <w:right w:type="dxa" w:w="90"/>
+            </w:tcMar>
+          </w:tcPr>
+          <w:p>
+            <w:pPr>
+              <w:spacing w:after="0"/>
+            </w:pPr>
+            <w:r>
+              <w:rPr>
+                <w:sz w:val="19"/>
+                <w:szCs w:val="19"/>
+              </w:rPr>
+              <w:t xml:space="preserve">0.4404</w:t>
+            </w:r>
+          </w:p>
+        </w:tc>
+      </w:tr>
+      <w:tr>
+        <w:trPr>
+          <w:cantSplit/>
+        </w:trPr>
+        <w:tc>
+          <w:tcPr>
+            <w:tcW w:type="dxa" w:w="1800"/>
+            <w:tcBorders>
+              <w:top w:val="single" w:color="BFBFBF" w:sz="4"/>
+              <w:left w:val="single" w:color="BFBFBF" w:sz="4"/>
+              <w:bottom w:val="single" w:color="BFBFBF" w:sz="4"/>
+              <w:right w:val="single" w:color="BFBFBF" w:sz="4"/>
+            </w:tcBorders>
+            <w:tcMar>
+              <w:top w:type="dxa" w:w="60"/>
+              <w:left w:type="dxa" w:w="90"/>
+              <w:bottom w:type="dxa" w:w="60"/>
+              <w:right w:type="dxa" w:w="90"/>
+            </w:tcMar>
+          </w:tcPr>
+          <w:p>
+            <w:pPr>
+              <w:spacing w:after="0"/>
+            </w:pPr>
+            <w:r>
+              <w:rPr>
+                <w:sz w:val="19"/>
+                <w:szCs w:val="19"/>
+              </w:rPr>
+              <w:t xml:space="preserve">indice_0_100</w:t>
+            </w:r>
+          </w:p>
+        </w:tc>
+        <w:tc>
+          <w:tcPr>
+            <w:tcW w:type="dxa" w:w="4600"/>
+            <w:tcBorders>
+              <w:top w:val="single" w:color="BFBFBF" w:sz="4"/>
+              <w:left w:val="single" w:color="BFBFBF" w:sz="4"/>
+              <w:bottom w:val="single" w:color="BFBFBF" w:sz="4"/>
+              <w:right w:val="single" w:color="BFBFBF" w:sz="4"/>
+            </w:tcBorders>
+            <w:tcMar>
+              <w:top w:type="dxa" w:w="60"/>
+              <w:left w:type="dxa" w:w="90"/>
+              <w:bottom w:type="dxa" w:w="60"/>
+              <w:right w:type="dxa" w:w="90"/>
+            </w:tcMar>
+          </w:tcPr>
+          <w:p>
+            <w:pPr>
+              <w:spacing w:after="0"/>
+            </w:pPr>
+            <w:r>
+              <w:rPr>
+                <w:sz w:val="19"/>
+                <w:szCs w:val="19"/>
+              </w:rPr>
+              <w:t xml:space="preserve">100 × min(1, p_zona ÷ umbral rojo) × p2 ÷ máx(p2)</w:t>
+            </w:r>
+          </w:p>
+        </w:tc>
+        <w:tc>
+          <w:tcPr>
+            <w:tcW w:type="dxa" w:w="2960"/>
+            <w:tcBorders>
+              <w:top w:val="single" w:color="BFBFBF" w:sz="4"/>
+              <w:left w:val="single" w:color="BFBFBF" w:sz="4"/>
+              <w:bottom w:val="single" w:color="BFBFBF" w:sz="4"/>
+              <w:right w:val="single" w:color="BFBFBF" w:sz="4"/>
+            </w:tcBorders>
+            <w:tcMar>
+              <w:top w:type="dxa" w:w="60"/>
+              <w:left w:type="dxa" w:w="90"/>
+              <w:bottom w:type="dxa" w:w="60"/>
+              <w:right w:type="dxa" w:w="90"/>
+            </w:tcMar>
+          </w:tcPr>
+          <w:p>
+            <w:pPr>
+              <w:spacing w:after="0"/>
+            </w:pPr>
+            <w:r>
+              <w:rPr>
+                <w:sz w:val="19"/>
+                <w:szCs w:val="19"/>
+              </w:rPr>
+              <w:t xml:space="preserve">100</w:t>
+            </w:r>
+          </w:p>
+        </w:tc>
+      </w:tr>
+      <w:tr>
+        <w:trPr>
+          <w:cantSplit/>
+        </w:trPr>
+        <w:tc>
+          <w:tcPr>
+            <w:tcW w:type="dxa" w:w="1800"/>
+            <w:tcBorders>
+              <w:top w:val="single" w:color="BFBFBF" w:sz="4"/>
+              <w:left w:val="single" w:color="BFBFBF" w:sz="4"/>
+              <w:bottom w:val="single" w:color="BFBFBF" w:sz="4"/>
+              <w:right w:val="single" w:color="BFBFBF" w:sz="4"/>
+            </w:tcBorders>
+            <w:tcMar>
+              <w:top w:type="dxa" w:w="60"/>
+              <w:left w:type="dxa" w:w="90"/>
+              <w:bottom w:type="dxa" w:w="60"/>
+              <w:right w:type="dxa" w:w="90"/>
+            </w:tcMar>
+          </w:tcPr>
+          <w:p>
+            <w:pPr>
+              <w:spacing w:after="0"/>
+            </w:pPr>
+            <w:r>
+              <w:rPr>
+                <w:sz w:val="19"/>
+                <w:szCs w:val="19"/>
+              </w:rPr>
+              <w:t xml:space="preserve">lluvia_6h_mm</w:t>
+            </w:r>
+          </w:p>
+        </w:tc>
+        <w:tc>
+          <w:tcPr>
+            <w:tcW w:type="dxa" w:w="4600"/>
+            <w:tcBorders>
+              <w:top w:val="single" w:color="BFBFBF" w:sz="4"/>
+              <w:left w:val="single" w:color="BFBFBF" w:sz="4"/>
+              <w:bottom w:val="single" w:color="BFBFBF" w:sz="4"/>
+              <w:right w:val="single" w:color="BFBFBF" w:sz="4"/>
+            </w:tcBorders>
+            <w:tcMar>
+              <w:top w:type="dxa" w:w="60"/>
+              <w:left w:type="dxa" w:w="90"/>
+              <w:bottom w:type="dxa" w:w="60"/>
+              <w:right w:type="dxa" w:w="90"/>
+            </w:tcMar>
+          </w:tcPr>
+          <w:p>
+            <w:pPr>
+              <w:spacing w:after="0"/>
+            </w:pPr>
+            <w:r>
+              <w:rPr>
+                <w:sz w:val="19"/>
+                <w:szCs w:val="19"/>
+              </w:rPr>
+              <w:t xml:space="preserve">Lluvia IMERG de las últimas 6 h disponibles (máximo entre celdas)</w:t>
+            </w:r>
+          </w:p>
+        </w:tc>
+        <w:tc>
+          <w:tcPr>
+            <w:tcW w:type="dxa" w:w="2960"/>
+            <w:tcBorders>
+              <w:top w:val="single" w:color="BFBFBF" w:sz="4"/>
+              <w:left w:val="single" w:color="BFBFBF" w:sz="4"/>
+              <w:bottom w:val="single" w:color="BFBFBF" w:sz="4"/>
+              <w:right w:val="single" w:color="BFBFBF" w:sz="4"/>
+            </w:tcBorders>
+            <w:tcMar>
+              <w:top w:type="dxa" w:w="60"/>
+              <w:left w:type="dxa" w:w="90"/>
+              <w:bottom w:type="dxa" w:w="60"/>
+              <w:right w:type="dxa" w:w="90"/>
+            </w:tcMar>
+          </w:tcPr>
+          <w:p>
+            <w:pPr>
+              <w:spacing w:after="0"/>
+            </w:pPr>
+            <w:r>
+              <w:rPr>
+                <w:sz w:val="19"/>
+                <w:szCs w:val="19"/>
+              </w:rPr>
+              <w:t xml:space="preserve">0.53</w:t>
+            </w:r>
+          </w:p>
+        </w:tc>
+      </w:tr>
+      <w:tr>
+        <w:trPr>
+          <w:cantSplit/>
+        </w:trPr>
+        <w:tc>
+          <w:tcPr>
+            <w:tcW w:type="dxa" w:w="1800"/>
+            <w:tcBorders>
+              <w:top w:val="single" w:color="BFBFBF" w:sz="4"/>
+              <w:left w:val="single" w:color="BFBFBF" w:sz="4"/>
+              <w:bottom w:val="single" w:color="BFBFBF" w:sz="4"/>
+              <w:right w:val="single" w:color="BFBFBF" w:sz="4"/>
+            </w:tcBorders>
+            <w:tcMar>
+              <w:top w:type="dxa" w:w="60"/>
+              <w:left w:type="dxa" w:w="90"/>
+              <w:bottom w:type="dxa" w:w="60"/>
+              <w:right w:type="dxa" w:w="90"/>
+            </w:tcMar>
+          </w:tcPr>
+          <w:p>
+            <w:pPr>
+              <w:spacing w:after="0"/>
+            </w:pPr>
+            <w:r>
+              <w:rPr>
+                <w:sz w:val="19"/>
+                <w:szCs w:val="19"/>
+              </w:rPr>
+              <w:t xml:space="preserve">nivel</w:t>
+            </w:r>
+          </w:p>
+        </w:tc>
+        <w:tc>
+          <w:tcPr>
+            <w:tcW w:type="dxa" w:w="4600"/>
+            <w:tcBorders>
+              <w:top w:val="single" w:color="BFBFBF" w:sz="4"/>
+              <w:left w:val="single" w:color="BFBFBF" w:sz="4"/>
+              <w:bottom w:val="single" w:color="BFBFBF" w:sz="4"/>
+              <w:right w:val="single" w:color="BFBFBF" w:sz="4"/>
+            </w:tcBorders>
+            <w:tcMar>
+              <w:top w:type="dxa" w:w="60"/>
+              <w:left w:type="dxa" w:w="90"/>
+              <w:bottom w:type="dxa" w:w="60"/>
+              <w:right w:type="dxa" w:w="90"/>
+            </w:tcMar>
+          </w:tcPr>
+          <w:p>
+            <w:pPr>
+              <w:spacing w:after="0"/>
+            </w:pPr>
+            <w:r>
+              <w:rPr>
+                <w:b/>
+                <w:bCs/>
+                <w:sz w:val="19"/>
+                <w:szCs w:val="19"/>
+              </w:rPr>
+              <w:t xml:space="preserve">Nivel por defecto (M3)</w:t>
+            </w:r>
+            <w:r>
+              <w:rPr>
+                <w:sz w:val="19"/>
+                <w:szCs w:val="19"/>
+              </w:rPr>
+              <w:t xml:space="preserve">: verde / amarillo / rojo</w:t>
+            </w:r>
+          </w:p>
+        </w:tc>
+        <w:tc>
+          <w:tcPr>
+            <w:tcW w:type="dxa" w:w="2960"/>
+            <w:tcBorders>
+              <w:top w:val="single" w:color="BFBFBF" w:sz="4"/>
+              <w:left w:val="single" w:color="BFBFBF" w:sz="4"/>
+              <w:bottom w:val="single" w:color="BFBFBF" w:sz="4"/>
+              <w:right w:val="single" w:color="BFBFBF" w:sz="4"/>
+            </w:tcBorders>
+            <w:tcMar>
+              <w:top w:type="dxa" w:w="60"/>
+              <w:left w:type="dxa" w:w="90"/>
+              <w:bottom w:type="dxa" w:w="60"/>
+              <w:right w:type="dxa" w:w="90"/>
+            </w:tcMar>
+          </w:tcPr>
+          <w:p>
+            <w:pPr>
+              <w:spacing w:after="0"/>
+            </w:pPr>
+            <w:r>
+              <w:rPr>
+                <w:sz w:val="19"/>
+                <w:szCs w:val="19"/>
+              </w:rPr>
+              <w:t xml:space="preserve">rojo</w:t>
+            </w:r>
+          </w:p>
+        </w:tc>
+      </w:tr>
+      <w:tr>
+        <w:trPr>
+          <w:cantSplit/>
+        </w:trPr>
+        <w:tc>
+          <w:tcPr>
+            <w:tcW w:type="dxa" w:w="1800"/>
+            <w:tcBorders>
+              <w:top w:val="single" w:color="BFBFBF" w:sz="4"/>
+              <w:left w:val="single" w:color="BFBFBF" w:sz="4"/>
+              <w:bottom w:val="single" w:color="BFBFBF" w:sz="4"/>
+              <w:right w:val="single" w:color="BFBFBF" w:sz="4"/>
+            </w:tcBorders>
+            <w:tcMar>
+              <w:top w:type="dxa" w:w="60"/>
+              <w:left w:type="dxa" w:w="90"/>
+              <w:bottom w:type="dxa" w:w="60"/>
+              <w:right w:type="dxa" w:w="90"/>
+            </w:tcMar>
+          </w:tcPr>
+          <w:p>
+            <w:pPr>
+              <w:spacing w:after="0"/>
+            </w:pPr>
+            <w:r>
+              <w:rPr>
+                <w:sz w:val="19"/>
+                <w:szCs w:val="19"/>
+              </w:rPr>
+              <w:t xml:space="preserve">nivel_v3</w:t>
+            </w:r>
+          </w:p>
+        </w:tc>
+        <w:tc>
+          <w:tcPr>
+            <w:tcW w:type="dxa" w:w="4600"/>
+            <w:tcBorders>
+              <w:top w:val="single" w:color="BFBFBF" w:sz="4"/>
+              <w:left w:val="single" w:color="BFBFBF" w:sz="4"/>
+              <w:bottom w:val="single" w:color="BFBFBF" w:sz="4"/>
+              <w:right w:val="single" w:color="BFBFBF" w:sz="4"/>
+            </w:tcBorders>
+            <w:tcMar>
+              <w:top w:type="dxa" w:w="60"/>
+              <w:left w:type="dxa" w:w="90"/>
+              <w:bottom w:type="dxa" w:w="60"/>
+              <w:right w:type="dxa" w:w="90"/>
+            </w:tcMar>
+          </w:tcPr>
+          <w:p>
+            <w:pPr>
+              <w:spacing w:after="0"/>
+            </w:pPr>
+            <w:r>
+              <w:rPr>
+                <w:sz w:val="19"/>
+                <w:szCs w:val="19"/>
+              </w:rPr>
+              <w:t xml:space="preserve">Nivel original del v3 (referencia)</w:t>
+            </w:r>
+          </w:p>
+        </w:tc>
+        <w:tc>
+          <w:tcPr>
+            <w:tcW w:type="dxa" w:w="2960"/>
+            <w:tcBorders>
+              <w:top w:val="single" w:color="BFBFBF" w:sz="4"/>
+              <w:left w:val="single" w:color="BFBFBF" w:sz="4"/>
+              <w:bottom w:val="single" w:color="BFBFBF" w:sz="4"/>
+              <w:right w:val="single" w:color="BFBFBF" w:sz="4"/>
+            </w:tcBorders>
+            <w:tcMar>
+              <w:top w:type="dxa" w:w="60"/>
+              <w:left w:type="dxa" w:w="90"/>
+              <w:bottom w:type="dxa" w:w="60"/>
+              <w:right w:type="dxa" w:w="90"/>
+            </w:tcMar>
+          </w:tcPr>
+          <w:p>
+            <w:pPr>
+              <w:spacing w:after="0"/>
+            </w:pPr>
+            <w:r>
+              <w:rPr>
+                <w:sz w:val="19"/>
+                <w:szCs w:val="19"/>
+              </w:rPr>
+              <w:t xml:space="preserve">rojo</w:t>
+            </w:r>
+          </w:p>
+        </w:tc>
+      </w:tr>
+    </w:tbl>
+    <w:p>
+      <w:pPr>
+        <w:spacing w:after="60"/>
+      </w:pPr>
+    </w:p>
+    <w:p>
+      <w:r>
+        <w:rPr>
+          <w:b/>
+          <w:bCs/>
+        </w:rPr>
+        <w:t xml:space="preserve">Los dos niveles</w:t>
+      </w:r>
+      <w:r>
+        <w:t xml:space="preserve"> (de la zona; las quebradas se ordenan por </w:t>
+      </w:r>
+      <w:r>
+        <w:rPr>
+          <w:rFonts w:ascii="Consolas" w:cs="Consolas" w:eastAsia="Consolas" w:hAnsi="Consolas"/>
+          <w:sz w:val="20"/>
+          <w:szCs w:val="20"/>
+        </w:rPr>
+        <w:t xml:space="preserve">score</w:t>
+      </w:r>
+      <w:r>
+        <w:t xml:space="preserve">):</w:t>
+      </w:r>
+    </w:p>
+    <w:tbl>
+      <w:tblPr>
+        <w:tblW w:type="dxa" w:w="9360"/>
+        <w:tblBorders>
+          <w:top w:val="single" w:color="auto" w:sz="4"/>
+          <w:left w:val="single" w:color="auto" w:sz="4"/>
+          <w:bottom w:val="single" w:color="auto" w:sz="4"/>
+          <w:right w:val="single" w:color="auto" w:sz="4"/>
+          <w:insideH w:val="single" w:color="auto" w:sz="4"/>
+          <w:insideV w:val="single" w:color="auto" w:sz="4"/>
+        </w:tblBorders>
+      </w:tblPr>
+      <w:tblGrid>
+        <w:gridCol w:w="1700"/>
+        <w:gridCol w:w="4030"/>
+        <w:gridCol w:w="3630"/>
+      </w:tblGrid>
+      <w:tr>
+        <w:trPr>
+          <w:tblHeader/>
+        </w:trPr>
+        <w:tc>
+          <w:tcPr>
+            <w:tcW w:type="dxa" w:w="1700"/>
+            <w:tcBorders>
+              <w:top w:val="single" w:color="BFBFBF" w:sz="4"/>
+              <w:left w:val="single" w:color="BFBFBF" w:sz="4"/>
+              <w:bottom w:val="single" w:color="BFBFBF" w:sz="4"/>
+              <w:right w:val="single" w:color="BFBFBF" w:sz="4"/>
+            </w:tcBorders>
+            <w:shd w:fill="F2F2F2" w:color="auto" w:val="clear"/>
+            <w:tcMar>
+              <w:top w:type="dxa" w:w="60"/>
+              <w:left w:type="dxa" w:w="90"/>
+              <w:bottom w:type="dxa" w:w="60"/>
+              <w:right w:type="dxa" w:w="90"/>
+            </w:tcMar>
+          </w:tcPr>
+          <w:p>
+            <w:pPr>
+              <w:spacing w:after="0"/>
+            </w:pPr>
+          </w:p>
+        </w:tc>
+        <w:tc>
+          <w:tcPr>
+            <w:tcW w:type="dxa" w:w="4030"/>
+            <w:tcBorders>
+              <w:top w:val="single" w:color="BFBFBF" w:sz="4"/>
+              <w:left w:val="single" w:color="BFBFBF" w:sz="4"/>
+              <w:bottom w:val="single" w:color="BFBFBF" w:sz="4"/>
+              <w:right w:val="single" w:color="BFBFBF" w:sz="4"/>
+            </w:tcBorders>
+            <w:shd w:fill="F2F2F2" w:color="auto" w:val="clear"/>
+            <w:tcMar>
+              <w:top w:type="dxa" w:w="60"/>
+              <w:left w:type="dxa" w:w="90"/>
+              <w:bottom w:type="dxa" w:w="60"/>
+              <w:right w:type="dxa" w:w="90"/>
+            </w:tcMar>
+          </w:tcPr>
+          <w:p>
+            <w:pPr>
+              <w:spacing w:after="0"/>
+            </w:pPr>
+            <w:r>
+              <w:rPr>
+                <w:rFonts w:ascii="Consolas" w:cs="Consolas" w:eastAsia="Consolas" w:hAnsi="Consolas"/>
+                <w:b/>
+                <w:bCs/>
+                <w:sz w:val="17"/>
+                <w:szCs w:val="17"/>
+              </w:rPr>
+              <w:t xml:space="preserve">nivel</w:t>
+            </w:r>
+            <w:r>
+              <w:rPr>
+                <w:b/>
+                <w:bCs/>
+                <w:sz w:val="19"/>
+                <w:szCs w:val="19"/>
+              </w:rPr>
+              <w:t xml:space="preserve"> = M3 (por defecto)</w:t>
+            </w:r>
+          </w:p>
+        </w:tc>
+        <w:tc>
+          <w:tcPr>
+            <w:tcW w:type="dxa" w:w="3630"/>
+            <w:tcBorders>
+              <w:top w:val="single" w:color="BFBFBF" w:sz="4"/>
+              <w:left w:val="single" w:color="BFBFBF" w:sz="4"/>
+              <w:bottom w:val="single" w:color="BFBFBF" w:sz="4"/>
+              <w:right w:val="single" w:color="BFBFBF" w:sz="4"/>
+            </w:tcBorders>
+            <w:shd w:fill="F2F2F2" w:color="auto" w:val="clear"/>
+            <w:tcMar>
+              <w:top w:type="dxa" w:w="60"/>
+              <w:left w:type="dxa" w:w="90"/>
+              <w:bottom w:type="dxa" w:w="60"/>
+              <w:right w:type="dxa" w:w="90"/>
+            </w:tcMar>
+          </w:tcPr>
+          <w:p>
+            <w:pPr>
+              <w:spacing w:after="0"/>
+            </w:pPr>
+            <w:r>
+              <w:rPr>
+                <w:rFonts w:ascii="Consolas" w:cs="Consolas" w:eastAsia="Consolas" w:hAnsi="Consolas"/>
+                <w:b/>
+                <w:bCs/>
+                <w:sz w:val="17"/>
+                <w:szCs w:val="17"/>
+              </w:rPr>
+              <w:t xml:space="preserve">nivel_v3</w:t>
+            </w:r>
+            <w:r>
+              <w:rPr>
+                <w:b/>
+                <w:bCs/>
+                <w:sz w:val="19"/>
+                <w:szCs w:val="19"/>
+              </w:rPr>
+              <w:t xml:space="preserve"> (original)</w:t>
+            </w:r>
+          </w:p>
+        </w:tc>
+      </w:tr>
+      <w:tr>
+        <w:trPr>
+          <w:cantSplit/>
+        </w:trPr>
+        <w:tc>
+          <w:tcPr>
+            <w:tcW w:type="dxa" w:w="1700"/>
+            <w:tcBorders>
+              <w:top w:val="single" w:color="BFBFBF" w:sz="4"/>
+              <w:left w:val="single" w:color="BFBFBF" w:sz="4"/>
+              <w:bottom w:val="single" w:color="BFBFBF" w:sz="4"/>
+              <w:right w:val="single" w:color="BFBFBF" w:sz="4"/>
+            </w:tcBorders>
+            <w:tcMar>
+              <w:top w:type="dxa" w:w="60"/>
+              <w:left w:type="dxa" w:w="90"/>
+              <w:bottom w:type="dxa" w:w="60"/>
+              <w:right w:type="dxa" w:w="90"/>
+            </w:tcMar>
+          </w:tcPr>
+          <w:p>
+            <w:pPr>
+              <w:spacing w:after="0"/>
+            </w:pPr>
+            <w:r>
+              <w:rPr>
+                <w:sz w:val="19"/>
+                <w:szCs w:val="19"/>
+              </w:rPr>
+              <w:t xml:space="preserve">Rojo</w:t>
+            </w:r>
+          </w:p>
+        </w:tc>
+        <w:tc>
+          <w:tcPr>
+            <w:tcW w:type="dxa" w:w="4030"/>
+            <w:tcBorders>
+              <w:top w:val="single" w:color="BFBFBF" w:sz="4"/>
+              <w:left w:val="single" w:color="BFBFBF" w:sz="4"/>
+              <w:bottom w:val="single" w:color="BFBFBF" w:sz="4"/>
+              <w:right w:val="single" w:color="BFBFBF" w:sz="4"/>
+            </w:tcBorders>
+            <w:tcMar>
+              <w:top w:type="dxa" w:w="60"/>
+              <w:left w:type="dxa" w:w="90"/>
+              <w:bottom w:type="dxa" w:w="60"/>
+              <w:right w:type="dxa" w:w="90"/>
+            </w:tcMar>
+          </w:tcPr>
+          <w:p>
+            <w:pPr>
+              <w:spacing w:after="0"/>
+            </w:pPr>
+            <w:r>
+              <w:rPr>
+                <w:sz w:val="19"/>
+                <w:szCs w:val="19"/>
+              </w:rPr>
+              <w:t xml:space="preserve">p_zona ≥ umbral rojo </w:t>
+            </w:r>
+            <w:r>
+              <w:rPr>
+                <w:b/>
+                <w:bCs/>
+                <w:sz w:val="19"/>
+                <w:szCs w:val="19"/>
+              </w:rPr>
+              <w:t xml:space="preserve">y</w:t>
+            </w:r>
+            <w:r>
+              <w:rPr>
+                <w:sz w:val="19"/>
+                <w:szCs w:val="19"/>
+              </w:rPr>
+              <w:t xml:space="preserve"> lluvia_6h_mm &gt; 0.1</w:t>
+            </w:r>
+          </w:p>
+        </w:tc>
+        <w:tc>
+          <w:tcPr>
+            <w:tcW w:type="dxa" w:w="3630"/>
+            <w:tcBorders>
+              <w:top w:val="single" w:color="BFBFBF" w:sz="4"/>
+              <w:left w:val="single" w:color="BFBFBF" w:sz="4"/>
+              <w:bottom w:val="single" w:color="BFBFBF" w:sz="4"/>
+              <w:right w:val="single" w:color="BFBFBF" w:sz="4"/>
+            </w:tcBorders>
+            <w:tcMar>
+              <w:top w:type="dxa" w:w="60"/>
+              <w:left w:type="dxa" w:w="90"/>
+              <w:bottom w:type="dxa" w:w="60"/>
+              <w:right w:type="dxa" w:w="90"/>
+            </w:tcMar>
+          </w:tcPr>
+          <w:p>
+            <w:pPr>
+              <w:spacing w:after="0"/>
+            </w:pPr>
+            <w:r>
+              <w:rPr>
+                <w:sz w:val="19"/>
+                <w:szCs w:val="19"/>
+              </w:rPr>
+              <w:t xml:space="preserve">p_zona ≥ umbral rojo</w:t>
+            </w:r>
+          </w:p>
+        </w:tc>
+      </w:tr>
+      <w:tr>
+        <w:trPr>
+          <w:cantSplit/>
+        </w:trPr>
+        <w:tc>
+          <w:tcPr>
+            <w:tcW w:type="dxa" w:w="1700"/>
+            <w:tcBorders>
+              <w:top w:val="single" w:color="BFBFBF" w:sz="4"/>
+              <w:left w:val="single" w:color="BFBFBF" w:sz="4"/>
+              <w:bottom w:val="single" w:color="BFBFBF" w:sz="4"/>
+              <w:right w:val="single" w:color="BFBFBF" w:sz="4"/>
+            </w:tcBorders>
+            <w:tcMar>
+              <w:top w:type="dxa" w:w="60"/>
+              <w:left w:type="dxa" w:w="90"/>
+              <w:bottom w:type="dxa" w:w="60"/>
+              <w:right w:type="dxa" w:w="90"/>
+            </w:tcMar>
+          </w:tcPr>
+          <w:p>
+            <w:pPr>
+              <w:spacing w:after="0"/>
+            </w:pPr>
+            <w:r>
+              <w:rPr>
+                <w:sz w:val="19"/>
+                <w:szCs w:val="19"/>
+              </w:rPr>
+              <w:t xml:space="preserve">Amarillo</w:t>
+            </w:r>
+          </w:p>
+        </w:tc>
+        <w:tc>
+          <w:tcPr>
+            <w:tcW w:type="dxa" w:w="4030"/>
+            <w:tcBorders>
+              <w:top w:val="single" w:color="BFBFBF" w:sz="4"/>
+              <w:left w:val="single" w:color="BFBFBF" w:sz="4"/>
+              <w:bottom w:val="single" w:color="BFBFBF" w:sz="4"/>
+              <w:right w:val="single" w:color="BFBFBF" w:sz="4"/>
+            </w:tcBorders>
+            <w:tcMar>
+              <w:top w:type="dxa" w:w="60"/>
+              <w:left w:type="dxa" w:w="90"/>
+              <w:bottom w:type="dxa" w:w="60"/>
+              <w:right w:type="dxa" w:w="90"/>
+            </w:tcMar>
+          </w:tcPr>
+          <w:p>
+            <w:pPr>
+              <w:spacing w:after="0"/>
+            </w:pPr>
+            <w:r>
+              <w:rPr>
+                <w:sz w:val="19"/>
+                <w:szCs w:val="19"/>
+              </w:rPr>
+              <w:t xml:space="preserve">p_zona ≥ umbral rojo sin lluvia reciente («condiciones favorables»), o umbral amarillo ≤ p_zona &lt; umbral rojo</w:t>
+            </w:r>
+          </w:p>
+        </w:tc>
+        <w:tc>
+          <w:tcPr>
+            <w:tcW w:type="dxa" w:w="3630"/>
+            <w:tcBorders>
+              <w:top w:val="single" w:color="BFBFBF" w:sz="4"/>
+              <w:left w:val="single" w:color="BFBFBF" w:sz="4"/>
+              <w:bottom w:val="single" w:color="BFBFBF" w:sz="4"/>
+              <w:right w:val="single" w:color="BFBFBF" w:sz="4"/>
+            </w:tcBorders>
+            <w:tcMar>
+              <w:top w:type="dxa" w:w="60"/>
+              <w:left w:type="dxa" w:w="90"/>
+              <w:bottom w:type="dxa" w:w="60"/>
+              <w:right w:type="dxa" w:w="90"/>
+            </w:tcMar>
+          </w:tcPr>
+          <w:p>
+            <w:pPr>
+              <w:spacing w:after="0"/>
+            </w:pPr>
+            <w:r>
+              <w:rPr>
+                <w:sz w:val="19"/>
+                <w:szCs w:val="19"/>
+              </w:rPr>
+              <w:t xml:space="preserve">umbral amarillo ≤ p_zona &lt; umbral rojo</w:t>
+            </w:r>
+          </w:p>
+        </w:tc>
+      </w:tr>
+      <w:tr>
+        <w:trPr>
+          <w:cantSplit/>
+        </w:trPr>
+        <w:tc>
+          <w:tcPr>
+            <w:tcW w:type="dxa" w:w="1700"/>
+            <w:tcBorders>
+              <w:top w:val="single" w:color="BFBFBF" w:sz="4"/>
+              <w:left w:val="single" w:color="BFBFBF" w:sz="4"/>
+              <w:bottom w:val="single" w:color="BFBFBF" w:sz="4"/>
+              <w:right w:val="single" w:color="BFBFBF" w:sz="4"/>
+            </w:tcBorders>
+            <w:tcMar>
+              <w:top w:type="dxa" w:w="60"/>
+              <w:left w:type="dxa" w:w="90"/>
+              <w:bottom w:type="dxa" w:w="60"/>
+              <w:right w:type="dxa" w:w="90"/>
+            </w:tcMar>
+          </w:tcPr>
+          <w:p>
+            <w:pPr>
+              <w:spacing w:after="0"/>
+            </w:pPr>
+            <w:r>
+              <w:rPr>
+                <w:sz w:val="19"/>
+                <w:szCs w:val="19"/>
+              </w:rPr>
+              <w:t xml:space="preserve">Verde</w:t>
+            </w:r>
+          </w:p>
+        </w:tc>
+        <w:tc>
+          <w:tcPr>
+            <w:tcW w:type="dxa" w:w="4030"/>
+            <w:tcBorders>
+              <w:top w:val="single" w:color="BFBFBF" w:sz="4"/>
+              <w:left w:val="single" w:color="BFBFBF" w:sz="4"/>
+              <w:bottom w:val="single" w:color="BFBFBF" w:sz="4"/>
+              <w:right w:val="single" w:color="BFBFBF" w:sz="4"/>
+            </w:tcBorders>
+            <w:tcMar>
+              <w:top w:type="dxa" w:w="60"/>
+              <w:left w:type="dxa" w:w="90"/>
+              <w:bottom w:type="dxa" w:w="60"/>
+              <w:right w:type="dxa" w:w="90"/>
+            </w:tcMar>
+          </w:tcPr>
+          <w:p>
+            <w:pPr>
+              <w:spacing w:after="0"/>
+            </w:pPr>
+            <w:r>
+              <w:rPr>
+                <w:sz w:val="19"/>
+                <w:szCs w:val="19"/>
+              </w:rPr>
+              <w:t xml:space="preserve">El resto</w:t>
+            </w:r>
+          </w:p>
+        </w:tc>
+        <w:tc>
+          <w:tcPr>
+            <w:tcW w:type="dxa" w:w="3630"/>
+            <w:tcBorders>
+              <w:top w:val="single" w:color="BFBFBF" w:sz="4"/>
+              <w:left w:val="single" w:color="BFBFBF" w:sz="4"/>
+              <w:bottom w:val="single" w:color="BFBFBF" w:sz="4"/>
+              <w:right w:val="single" w:color="BFBFBF" w:sz="4"/>
+            </w:tcBorders>
+            <w:tcMar>
+              <w:top w:type="dxa" w:w="60"/>
+              <w:left w:type="dxa" w:w="90"/>
+              <w:bottom w:type="dxa" w:w="60"/>
+              <w:right w:type="dxa" w:w="90"/>
+            </w:tcMar>
+          </w:tcPr>
+          <w:p>
+            <w:pPr>
+              <w:spacing w:after="0"/>
+            </w:pPr>
+            <w:r>
+              <w:rPr>
+                <w:sz w:val="19"/>
+                <w:szCs w:val="19"/>
+              </w:rPr>
+              <w:t xml:space="preserve">El resto</w:t>
+            </w:r>
+          </w:p>
+        </w:tc>
+      </w:tr>
+      <w:tr>
+        <w:trPr>
+          <w:cantSplit/>
+        </w:trPr>
+        <w:tc>
+          <w:tcPr>
+            <w:tcW w:type="dxa" w:w="1700"/>
+            <w:tcBorders>
+              <w:top w:val="single" w:color="BFBFBF" w:sz="4"/>
+              <w:left w:val="single" w:color="BFBFBF" w:sz="4"/>
+              <w:bottom w:val="single" w:color="BFBFBF" w:sz="4"/>
+              <w:right w:val="single" w:color="BFBFBF" w:sz="4"/>
+            </w:tcBorders>
+            <w:tcMar>
+              <w:top w:type="dxa" w:w="60"/>
+              <w:left w:type="dxa" w:w="90"/>
+              <w:bottom w:type="dxa" w:w="60"/>
+              <w:right w:type="dxa" w:w="90"/>
+            </w:tcMar>
+          </w:tcPr>
+          <w:p>
+            <w:pPr>
+              <w:spacing w:after="0"/>
+            </w:pPr>
+            <w:r>
+              <w:rPr>
+                <w:sz w:val="19"/>
+                <w:szCs w:val="19"/>
+              </w:rPr>
+              <w:t xml:space="preserve">Acierto del rojo (por evento)</w:t>
+            </w:r>
+          </w:p>
+        </w:tc>
+        <w:tc>
+          <w:tcPr>
+            <w:tcW w:type="dxa" w:w="4030"/>
+            <w:tcBorders>
+              <w:top w:val="single" w:color="BFBFBF" w:sz="4"/>
+              <w:left w:val="single" w:color="BFBFBF" w:sz="4"/>
+              <w:bottom w:val="single" w:color="BFBFBF" w:sz="4"/>
+              <w:right w:val="single" w:color="BFBFBF" w:sz="4"/>
+            </w:tcBorders>
+            <w:tcMar>
+              <w:top w:type="dxa" w:w="60"/>
+              <w:left w:type="dxa" w:w="90"/>
+              <w:bottom w:type="dxa" w:w="60"/>
+              <w:right w:type="dxa" w:w="90"/>
+            </w:tcMar>
+          </w:tcPr>
+          <w:p>
+            <w:pPr>
+              <w:spacing w:after="0"/>
+            </w:pPr>
+            <w:r>
+              <w:rPr>
+                <w:sz w:val="19"/>
+                <w:szCs w:val="19"/>
+              </w:rPr>
+              <w:t xml:space="preserve">0.62 (8 de 13); TSS 0.44</w:t>
+            </w:r>
+          </w:p>
+        </w:tc>
+        <w:tc>
+          <w:tcPr>
+            <w:tcW w:type="dxa" w:w="3630"/>
+            <w:tcBorders>
+              <w:top w:val="single" w:color="BFBFBF" w:sz="4"/>
+              <w:left w:val="single" w:color="BFBFBF" w:sz="4"/>
+              <w:bottom w:val="single" w:color="BFBFBF" w:sz="4"/>
+              <w:right w:val="single" w:color="BFBFBF" w:sz="4"/>
+            </w:tcBorders>
+            <w:tcMar>
+              <w:top w:type="dxa" w:w="60"/>
+              <w:left w:type="dxa" w:w="90"/>
+              <w:bottom w:type="dxa" w:w="60"/>
+              <w:right w:type="dxa" w:w="90"/>
+            </w:tcMar>
+          </w:tcPr>
+          <w:p>
+            <w:pPr>
+              <w:spacing w:after="0"/>
+            </w:pPr>
+            <w:r>
+              <w:rPr>
+                <w:sz w:val="19"/>
+                <w:szCs w:val="19"/>
+              </w:rPr>
+              <w:t xml:space="preserve">0.69 (9 de 13); TSS 0.49</w:t>
+            </w:r>
+          </w:p>
+        </w:tc>
+      </w:tr>
+      <w:tr>
+        <w:trPr>
+          <w:cantSplit/>
+        </w:trPr>
+        <w:tc>
+          <w:tcPr>
+            <w:tcW w:type="dxa" w:w="1700"/>
+            <w:tcBorders>
+              <w:top w:val="single" w:color="BFBFBF" w:sz="4"/>
+              <w:left w:val="single" w:color="BFBFBF" w:sz="4"/>
+              <w:bottom w:val="single" w:color="BFBFBF" w:sz="4"/>
+              <w:right w:val="single" w:color="BFBFBF" w:sz="4"/>
+            </w:tcBorders>
+            <w:tcMar>
+              <w:top w:type="dxa" w:w="60"/>
+              <w:left w:type="dxa" w:w="90"/>
+              <w:bottom w:type="dxa" w:w="60"/>
+              <w:right w:type="dxa" w:w="90"/>
+            </w:tcMar>
+          </w:tcPr>
+          <w:p>
+            <w:pPr>
+              <w:spacing w:after="0"/>
+            </w:pPr>
+            <w:r>
+              <w:rPr>
+                <w:sz w:val="19"/>
+                <w:szCs w:val="19"/>
+              </w:rPr>
+              <w:t xml:space="preserve">Horas en rojo (dic–abr)</w:t>
+            </w:r>
+          </w:p>
+        </w:tc>
+        <w:tc>
+          <w:tcPr>
+            <w:tcW w:type="dxa" w:w="4030"/>
+            <w:tcBorders>
+              <w:top w:val="single" w:color="BFBFBF" w:sz="4"/>
+              <w:left w:val="single" w:color="BFBFBF" w:sz="4"/>
+              <w:bottom w:val="single" w:color="BFBFBF" w:sz="4"/>
+              <w:right w:val="single" w:color="BFBFBF" w:sz="4"/>
+            </w:tcBorders>
+            <w:tcMar>
+              <w:top w:type="dxa" w:w="60"/>
+              <w:left w:type="dxa" w:w="90"/>
+              <w:bottom w:type="dxa" w:w="60"/>
+              <w:right w:type="dxa" w:w="90"/>
+            </w:tcMar>
+          </w:tcPr>
+          <w:p>
+            <w:pPr>
+              <w:spacing w:after="0"/>
+            </w:pPr>
+            <w:r>
+              <w:rPr>
+                <w:sz w:val="19"/>
+                <w:szCs w:val="19"/>
+              </w:rPr>
+              <w:t xml:space="preserve">11.4 %</w:t>
+            </w:r>
+          </w:p>
+        </w:tc>
+        <w:tc>
+          <w:tcPr>
+            <w:tcW w:type="dxa" w:w="3630"/>
+            <w:tcBorders>
+              <w:top w:val="single" w:color="BFBFBF" w:sz="4"/>
+              <w:left w:val="single" w:color="BFBFBF" w:sz="4"/>
+              <w:bottom w:val="single" w:color="BFBFBF" w:sz="4"/>
+              <w:right w:val="single" w:color="BFBFBF" w:sz="4"/>
+            </w:tcBorders>
+            <w:tcMar>
+              <w:top w:type="dxa" w:w="60"/>
+              <w:left w:type="dxa" w:w="90"/>
+              <w:bottom w:type="dxa" w:w="60"/>
+              <w:right w:type="dxa" w:w="90"/>
+            </w:tcMar>
+          </w:tcPr>
+          <w:p>
+            <w:pPr>
+              <w:spacing w:after="0"/>
+            </w:pPr>
+            <w:r>
+              <w:rPr>
+                <w:sz w:val="19"/>
+                <w:szCs w:val="19"/>
+              </w:rPr>
+              <w:t xml:space="preserve">15.0 %</w:t>
+            </w:r>
+          </w:p>
+        </w:tc>
+      </w:tr>
+    </w:tbl>
+    <w:p>
+      <w:pPr>
+        <w:spacing w:after="60"/>
+      </w:pPr>
+    </w:p>
+    <w:p>
+      <w:r>
+        <w:t xml:space="preserve">Umbrales por H en </w:t>
+      </w:r>
+      <w:r>
+        <w:rPr>
+          <w:rFonts w:ascii="Consolas" w:cs="Consolas" w:eastAsia="Consolas" w:hAnsi="Consolas"/>
+          <w:sz w:val="20"/>
+          <w:szCs w:val="20"/>
+        </w:rPr>
+        <w:t xml:space="preserve">modelo/v3/final/metadatos_final.json</w:t>
+      </w:r>
+      <w:r>
+        <w:t xml:space="preserve">: el rojo maximiza el TSS por evento; el amarillo es el de máximo acierto alcanzable (0.85; 0.9 es imposible porque un huaico no tuvo lluvia IMERG y otro no tuvo horas útiles). </w:t>
+      </w:r>
+      <w:r>
+        <w:rPr>
+          <w:b/>
+          <w:bCs/>
+        </w:rPr>
+        <w:t xml:space="preserve">Solo H = 3 h es una promesa de anticipación</w:t>
+      </w:r>
+      <w:r>
+        <w:t xml:space="preserve"> (mediana 2 h antes del huaico); H = 6/12/24 describen la condición de la zona.</w:t>
+      </w:r>
+    </w:p>
+    <w:p>
+      <w:pPr>
+        <w:pStyle w:val="Heading2"/>
+      </w:pPr>
+      <w:r>
         <w:t xml:space="preserve">Archivos que genera el modelo</w:t>
       </w:r>
     </w:p>
@@ -13857,6 +18905,659 @@
                 <w:szCs w:val="19"/>
               </w:rPr>
               <w:t xml:space="preserve">Sí</w:t>
+            </w:r>
+          </w:p>
+        </w:tc>
+      </w:tr>
+      <w:tr>
+        <w:trPr>
+          <w:cantSplit/>
+        </w:trPr>
+        <w:tc>
+          <w:tcPr>
+            <w:tcW w:type="dxa" w:w="3300"/>
+            <w:tcBorders>
+              <w:top w:val="single" w:color="BFBFBF" w:sz="4"/>
+              <w:left w:val="single" w:color="BFBFBF" w:sz="4"/>
+              <w:bottom w:val="single" w:color="BFBFBF" w:sz="4"/>
+              <w:right w:val="single" w:color="BFBFBF" w:sz="4"/>
+            </w:tcBorders>
+            <w:tcMar>
+              <w:top w:type="dxa" w:w="60"/>
+              <w:left w:type="dxa" w:w="90"/>
+              <w:bottom w:type="dxa" w:w="60"/>
+              <w:right w:type="dxa" w:w="90"/>
+            </w:tcMar>
+          </w:tcPr>
+          <w:p>
+            <w:pPr>
+              <w:spacing w:after="0"/>
+            </w:pPr>
+            <w:r>
+              <w:rPr>
+                <w:sz w:val="19"/>
+                <w:szCs w:val="19"/>
+              </w:rPr>
+              <w:t xml:space="preserve">catalogo_huaicos_chosica/horas_B_v2.csv y etiquetas_horarias_v2_H*.parquet</w:t>
+            </w:r>
+          </w:p>
+        </w:tc>
+        <w:tc>
+          <w:tcPr>
+            <w:tcW w:type="dxa" w:w="4560"/>
+            <w:tcBorders>
+              <w:top w:val="single" w:color="BFBFBF" w:sz="4"/>
+              <w:left w:val="single" w:color="BFBFBF" w:sz="4"/>
+              <w:bottom w:val="single" w:color="BFBFBF" w:sz="4"/>
+              <w:right w:val="single" w:color="BFBFBF" w:sz="4"/>
+            </w:tcBorders>
+            <w:tcMar>
+              <w:top w:type="dxa" w:w="60"/>
+              <w:left w:type="dxa" w:w="90"/>
+              <w:bottom w:type="dxa" w:w="60"/>
+              <w:right w:type="dxa" w:w="90"/>
+            </w:tcMar>
+          </w:tcPr>
+          <w:p>
+            <w:pPr>
+              <w:spacing w:after="0"/>
+            </w:pPr>
+            <w:r>
+              <w:rPr>
+                <w:sz w:val="19"/>
+                <w:szCs w:val="19"/>
+              </w:rPr>
+              <w:t xml:space="preserve">Rangos de las horas vagas (con url y cita) y etiquetas v2</w:t>
+            </w:r>
+          </w:p>
+        </w:tc>
+        <w:tc>
+          <w:tcPr>
+            <w:tcW w:type="dxa" w:w="1500"/>
+            <w:tcBorders>
+              <w:top w:val="single" w:color="BFBFBF" w:sz="4"/>
+              <w:left w:val="single" w:color="BFBFBF" w:sz="4"/>
+              <w:bottom w:val="single" w:color="BFBFBF" w:sz="4"/>
+              <w:right w:val="single" w:color="BFBFBF" w:sz="4"/>
+            </w:tcBorders>
+            <w:tcMar>
+              <w:top w:type="dxa" w:w="60"/>
+              <w:left w:type="dxa" w:w="90"/>
+              <w:bottom w:type="dxa" w:w="60"/>
+              <w:right w:type="dxa" w:w="90"/>
+            </w:tcMar>
+          </w:tcPr>
+          <w:p>
+            <w:pPr>
+              <w:spacing w:after="0"/>
+            </w:pPr>
+            <w:r>
+              <w:rPr>
+                <w:sz w:val="19"/>
+                <w:szCs w:val="19"/>
+              </w:rPr>
+              <w:t xml:space="preserve">Sí</w:t>
+            </w:r>
+          </w:p>
+        </w:tc>
+      </w:tr>
+      <w:tr>
+        <w:trPr>
+          <w:cantSplit/>
+        </w:trPr>
+        <w:tc>
+          <w:tcPr>
+            <w:tcW w:type="dxa" w:w="3300"/>
+            <w:tcBorders>
+              <w:top w:val="single" w:color="BFBFBF" w:sz="4"/>
+              <w:left w:val="single" w:color="BFBFBF" w:sz="4"/>
+              <w:bottom w:val="single" w:color="BFBFBF" w:sz="4"/>
+              <w:right w:val="single" w:color="BFBFBF" w:sz="4"/>
+            </w:tcBorders>
+            <w:tcMar>
+              <w:top w:type="dxa" w:w="60"/>
+              <w:left w:type="dxa" w:w="90"/>
+              <w:bottom w:type="dxa" w:w="60"/>
+              <w:right w:type="dxa" w:w="90"/>
+            </w:tcMar>
+          </w:tcPr>
+          <w:p>
+            <w:pPr>
+              <w:spacing w:after="0"/>
+            </w:pPr>
+            <w:r>
+              <w:rPr>
+                <w:sz w:val="19"/>
+                <w:szCs w:val="19"/>
+              </w:rPr>
+              <w:t xml:space="preserve">modelo/v3/final/p1_b1.json, metadatos_final.json, p2_final.csv</w:t>
+            </w:r>
+          </w:p>
+        </w:tc>
+        <w:tc>
+          <w:tcPr>
+            <w:tcW w:type="dxa" w:w="4560"/>
+            <w:tcBorders>
+              <w:top w:val="single" w:color="BFBFBF" w:sz="4"/>
+              <w:left w:val="single" w:color="BFBFBF" w:sz="4"/>
+              <w:bottom w:val="single" w:color="BFBFBF" w:sz="4"/>
+              <w:right w:val="single" w:color="BFBFBF" w:sz="4"/>
+            </w:tcBorders>
+            <w:tcMar>
+              <w:top w:type="dxa" w:w="60"/>
+              <w:left w:type="dxa" w:w="90"/>
+              <w:bottom w:type="dxa" w:w="60"/>
+              <w:right w:type="dxa" w:w="90"/>
+            </w:tcMar>
+          </w:tcPr>
+          <w:p>
+            <w:pPr>
+              <w:spacing w:after="0"/>
+            </w:pPr>
+            <w:r>
+              <w:rPr>
+                <w:b/>
+                <w:bCs/>
+                <w:sz w:val="19"/>
+                <w:szCs w:val="19"/>
+              </w:rPr>
+              <w:t xml:space="preserve">Modelo v3 final</w:t>
+            </w:r>
+            <w:r>
+              <w:rPr>
+                <w:sz w:val="19"/>
+                <w:szCs w:val="19"/>
+              </w:rPr>
+              <w:t xml:space="preserve">: P1 (XGBoost), variables en orden, fuentes, umbrales por H; P2 por quebrada</w:t>
+            </w:r>
+          </w:p>
+        </w:tc>
+        <w:tc>
+          <w:tcPr>
+            <w:tcW w:type="dxa" w:w="1500"/>
+            <w:tcBorders>
+              <w:top w:val="single" w:color="BFBFBF" w:sz="4"/>
+              <w:left w:val="single" w:color="BFBFBF" w:sz="4"/>
+              <w:bottom w:val="single" w:color="BFBFBF" w:sz="4"/>
+              <w:right w:val="single" w:color="BFBFBF" w:sz="4"/>
+            </w:tcBorders>
+            <w:tcMar>
+              <w:top w:type="dxa" w:w="60"/>
+              <w:left w:type="dxa" w:w="90"/>
+              <w:bottom w:type="dxa" w:w="60"/>
+              <w:right w:type="dxa" w:w="90"/>
+            </w:tcMar>
+          </w:tcPr>
+          <w:p>
+            <w:pPr>
+              <w:spacing w:after="0"/>
+            </w:pPr>
+            <w:r>
+              <w:rPr>
+                <w:sz w:val="19"/>
+                <w:szCs w:val="19"/>
+              </w:rPr>
+              <w:t xml:space="preserve">Sí</w:t>
+            </w:r>
+          </w:p>
+        </w:tc>
+      </w:tr>
+      <w:tr>
+        <w:trPr>
+          <w:cantSplit/>
+        </w:trPr>
+        <w:tc>
+          <w:tcPr>
+            <w:tcW w:type="dxa" w:w="3300"/>
+            <w:tcBorders>
+              <w:top w:val="single" w:color="BFBFBF" w:sz="4"/>
+              <w:left w:val="single" w:color="BFBFBF" w:sz="4"/>
+              <w:bottom w:val="single" w:color="BFBFBF" w:sz="4"/>
+              <w:right w:val="single" w:color="BFBFBF" w:sz="4"/>
+            </w:tcBorders>
+            <w:tcMar>
+              <w:top w:type="dxa" w:w="60"/>
+              <w:left w:type="dxa" w:w="90"/>
+              <w:bottom w:type="dxa" w:w="60"/>
+              <w:right w:type="dxa" w:w="90"/>
+            </w:tcMar>
+          </w:tcPr>
+          <w:p>
+            <w:pPr>
+              <w:spacing w:after="0"/>
+            </w:pPr>
+            <w:r>
+              <w:rPr>
+                <w:sz w:val="19"/>
+                <w:szCs w:val="19"/>
+              </w:rPr>
+              <w:t xml:space="preserve">modelo/v3_1/entrega/ejemplo_2022_23_m3.csv</w:t>
+            </w:r>
+          </w:p>
+        </w:tc>
+        <w:tc>
+          <w:tcPr>
+            <w:tcW w:type="dxa" w:w="4560"/>
+            <w:tcBorders>
+              <w:top w:val="single" w:color="BFBFBF" w:sz="4"/>
+              <w:left w:val="single" w:color="BFBFBF" w:sz="4"/>
+              <w:bottom w:val="single" w:color="BFBFBF" w:sz="4"/>
+              <w:right w:val="single" w:color="BFBFBF" w:sz="4"/>
+            </w:tcBorders>
+            <w:tcMar>
+              <w:top w:type="dxa" w:w="60"/>
+              <w:left w:type="dxa" w:w="90"/>
+              <w:bottom w:type="dxa" w:w="60"/>
+              <w:right w:type="dxa" w:w="90"/>
+            </w:tcMar>
+          </w:tcPr>
+          <w:p>
+            <w:pPr>
+              <w:spacing w:after="0"/>
+            </w:pPr>
+            <w:r>
+              <w:rPr>
+                <w:sz w:val="19"/>
+                <w:szCs w:val="19"/>
+              </w:rPr>
+              <w:t xml:space="preserve">Ejemplo para el dashboard (tabla 6), fuera de muestra</w:t>
+            </w:r>
+          </w:p>
+        </w:tc>
+        <w:tc>
+          <w:tcPr>
+            <w:tcW w:type="dxa" w:w="1500"/>
+            <w:tcBorders>
+              <w:top w:val="single" w:color="BFBFBF" w:sz="4"/>
+              <w:left w:val="single" w:color="BFBFBF" w:sz="4"/>
+              <w:bottom w:val="single" w:color="BFBFBF" w:sz="4"/>
+              <w:right w:val="single" w:color="BFBFBF" w:sz="4"/>
+            </w:tcBorders>
+            <w:tcMar>
+              <w:top w:type="dxa" w:w="60"/>
+              <w:left w:type="dxa" w:w="90"/>
+              <w:bottom w:type="dxa" w:w="60"/>
+              <w:right w:type="dxa" w:w="90"/>
+            </w:tcMar>
+          </w:tcPr>
+          <w:p>
+            <w:pPr>
+              <w:spacing w:after="0"/>
+            </w:pPr>
+            <w:r>
+              <w:rPr>
+                <w:sz w:val="19"/>
+                <w:szCs w:val="19"/>
+              </w:rPr>
+              <w:t xml:space="preserve">Sí</w:t>
+            </w:r>
+          </w:p>
+        </w:tc>
+      </w:tr>
+      <w:tr>
+        <w:trPr>
+          <w:cantSplit/>
+        </w:trPr>
+        <w:tc>
+          <w:tcPr>
+            <w:tcW w:type="dxa" w:w="3300"/>
+            <w:tcBorders>
+              <w:top w:val="single" w:color="BFBFBF" w:sz="4"/>
+              <w:left w:val="single" w:color="BFBFBF" w:sz="4"/>
+              <w:bottom w:val="single" w:color="BFBFBF" w:sz="4"/>
+              <w:right w:val="single" w:color="BFBFBF" w:sz="4"/>
+            </w:tcBorders>
+            <w:tcMar>
+              <w:top w:type="dxa" w:w="60"/>
+              <w:left w:type="dxa" w:w="90"/>
+              <w:bottom w:type="dxa" w:w="60"/>
+              <w:right w:type="dxa" w:w="90"/>
+            </w:tcMar>
+          </w:tcPr>
+          <w:p>
+            <w:pPr>
+              <w:spacing w:after="0"/>
+            </w:pPr>
+            <w:r>
+              <w:rPr>
+                <w:sz w:val="19"/>
+                <w:szCs w:val="19"/>
+              </w:rPr>
+              <w:t xml:space="preserve">modelo/v3/tabla_final.csv, RESUMEN.md, model_card_datos.md</w:t>
+            </w:r>
+          </w:p>
+        </w:tc>
+        <w:tc>
+          <w:tcPr>
+            <w:tcW w:type="dxa" w:w="4560"/>
+            <w:tcBorders>
+              <w:top w:val="single" w:color="BFBFBF" w:sz="4"/>
+              <w:left w:val="single" w:color="BFBFBF" w:sz="4"/>
+              <w:bottom w:val="single" w:color="BFBFBF" w:sz="4"/>
+              <w:right w:val="single" w:color="BFBFBF" w:sz="4"/>
+            </w:tcBorders>
+            <w:tcMar>
+              <w:top w:type="dxa" w:w="60"/>
+              <w:left w:type="dxa" w:w="90"/>
+              <w:bottom w:type="dxa" w:w="60"/>
+              <w:right w:type="dxa" w:w="90"/>
+            </w:tcMar>
+          </w:tcPr>
+          <w:p>
+            <w:pPr>
+              <w:spacing w:after="0"/>
+            </w:pPr>
+            <w:r>
+              <w:rPr>
+                <w:sz w:val="19"/>
+                <w:szCs w:val="19"/>
+              </w:rPr>
+              <w:t xml:space="preserve">Comparación de todos los métodos con IC 90 %, resumen por fase y ficha del modelo</w:t>
+            </w:r>
+          </w:p>
+        </w:tc>
+        <w:tc>
+          <w:tcPr>
+            <w:tcW w:type="dxa" w:w="1500"/>
+            <w:tcBorders>
+              <w:top w:val="single" w:color="BFBFBF" w:sz="4"/>
+              <w:left w:val="single" w:color="BFBFBF" w:sz="4"/>
+              <w:bottom w:val="single" w:color="BFBFBF" w:sz="4"/>
+              <w:right w:val="single" w:color="BFBFBF" w:sz="4"/>
+            </w:tcBorders>
+            <w:tcMar>
+              <w:top w:type="dxa" w:w="60"/>
+              <w:left w:type="dxa" w:w="90"/>
+              <w:bottom w:type="dxa" w:w="60"/>
+              <w:right w:type="dxa" w:w="90"/>
+            </w:tcMar>
+          </w:tcPr>
+          <w:p>
+            <w:pPr>
+              <w:spacing w:after="0"/>
+            </w:pPr>
+            <w:r>
+              <w:rPr>
+                <w:sz w:val="19"/>
+                <w:szCs w:val="19"/>
+              </w:rPr>
+              <w:t xml:space="preserve">Sí</w:t>
+            </w:r>
+          </w:p>
+        </w:tc>
+      </w:tr>
+      <w:tr>
+        <w:trPr>
+          <w:cantSplit/>
+        </w:trPr>
+        <w:tc>
+          <w:tcPr>
+            <w:tcW w:type="dxa" w:w="3300"/>
+            <w:tcBorders>
+              <w:top w:val="single" w:color="BFBFBF" w:sz="4"/>
+              <w:left w:val="single" w:color="BFBFBF" w:sz="4"/>
+              <w:bottom w:val="single" w:color="BFBFBF" w:sz="4"/>
+              <w:right w:val="single" w:color="BFBFBF" w:sz="4"/>
+            </w:tcBorders>
+            <w:tcMar>
+              <w:top w:type="dxa" w:w="60"/>
+              <w:left w:type="dxa" w:w="90"/>
+              <w:bottom w:type="dxa" w:w="60"/>
+              <w:right w:type="dxa" w:w="90"/>
+            </w:tcMar>
+          </w:tcPr>
+          <w:p>
+            <w:pPr>
+              <w:spacing w:after="0"/>
+            </w:pPr>
+            <w:r>
+              <w:rPr>
+                <w:sz w:val="19"/>
+                <w:szCs w:val="19"/>
+              </w:rPr>
+              <w:t xml:space="preserve">modelo/v3/D/catalogo_multizona.csv</w:t>
+            </w:r>
+          </w:p>
+        </w:tc>
+        <w:tc>
+          <w:tcPr>
+            <w:tcW w:type="dxa" w:w="4560"/>
+            <w:tcBorders>
+              <w:top w:val="single" w:color="BFBFBF" w:sz="4"/>
+              <w:left w:val="single" w:color="BFBFBF" w:sz="4"/>
+              <w:bottom w:val="single" w:color="BFBFBF" w:sz="4"/>
+              <w:right w:val="single" w:color="BFBFBF" w:sz="4"/>
+            </w:tcBorders>
+            <w:tcMar>
+              <w:top w:type="dxa" w:w="60"/>
+              <w:left w:type="dxa" w:w="90"/>
+              <w:bottom w:type="dxa" w:w="60"/>
+              <w:right w:type="dxa" w:w="90"/>
+            </w:tcMar>
+          </w:tcPr>
+          <w:p>
+            <w:pPr>
+              <w:spacing w:after="0"/>
+            </w:pPr>
+            <w:r>
+              <w:rPr>
+                <w:sz w:val="19"/>
+                <w:szCs w:val="19"/>
+              </w:rPr>
+              <w:t xml:space="preserve">Catálogo de flujos en Perú y Chile (INDECI 911, INGEMMET 27, NASA COOLR 65)</w:t>
+            </w:r>
+          </w:p>
+        </w:tc>
+        <w:tc>
+          <w:tcPr>
+            <w:tcW w:type="dxa" w:w="1500"/>
+            <w:tcBorders>
+              <w:top w:val="single" w:color="BFBFBF" w:sz="4"/>
+              <w:left w:val="single" w:color="BFBFBF" w:sz="4"/>
+              <w:bottom w:val="single" w:color="BFBFBF" w:sz="4"/>
+              <w:right w:val="single" w:color="BFBFBF" w:sz="4"/>
+            </w:tcBorders>
+            <w:tcMar>
+              <w:top w:type="dxa" w:w="60"/>
+              <w:left w:type="dxa" w:w="90"/>
+              <w:bottom w:type="dxa" w:w="60"/>
+              <w:right w:type="dxa" w:w="90"/>
+            </w:tcMar>
+          </w:tcPr>
+          <w:p>
+            <w:pPr>
+              <w:spacing w:after="0"/>
+            </w:pPr>
+            <w:r>
+              <w:rPr>
+                <w:sz w:val="19"/>
+                <w:szCs w:val="19"/>
+              </w:rPr>
+              <w:t xml:space="preserve">Sí</w:t>
+            </w:r>
+          </w:p>
+        </w:tc>
+      </w:tr>
+      <w:tr>
+        <w:trPr>
+          <w:cantSplit/>
+        </w:trPr>
+        <w:tc>
+          <w:tcPr>
+            <w:tcW w:type="dxa" w:w="3300"/>
+            <w:tcBorders>
+              <w:top w:val="single" w:color="BFBFBF" w:sz="4"/>
+              <w:left w:val="single" w:color="BFBFBF" w:sz="4"/>
+              <w:bottom w:val="single" w:color="BFBFBF" w:sz="4"/>
+              <w:right w:val="single" w:color="BFBFBF" w:sz="4"/>
+            </w:tcBorders>
+            <w:tcMar>
+              <w:top w:type="dxa" w:w="60"/>
+              <w:left w:type="dxa" w:w="90"/>
+              <w:bottom w:type="dxa" w:w="60"/>
+              <w:right w:type="dxa" w:w="90"/>
+            </w:tcMar>
+          </w:tcPr>
+          <w:p>
+            <w:pPr>
+              <w:spacing w:after="0"/>
+            </w:pPr>
+            <w:r>
+              <w:rPr>
+                <w:sz w:val="19"/>
+                <w:szCs w:val="19"/>
+              </w:rPr>
+              <w:t xml:space="preserve">modelo/v3_1/M1/casos_nuevos_zona.csv</w:t>
+            </w:r>
+          </w:p>
+        </w:tc>
+        <w:tc>
+          <w:tcPr>
+            <w:tcW w:type="dxa" w:w="4560"/>
+            <w:tcBorders>
+              <w:top w:val="single" w:color="BFBFBF" w:sz="4"/>
+              <w:left w:val="single" w:color="BFBFBF" w:sz="4"/>
+              <w:bottom w:val="single" w:color="BFBFBF" w:sz="4"/>
+              <w:right w:val="single" w:color="BFBFBF" w:sz="4"/>
+            </w:tcBorders>
+            <w:tcMar>
+              <w:top w:type="dxa" w:w="60"/>
+              <w:left w:type="dxa" w:w="90"/>
+              <w:bottom w:type="dxa" w:w="60"/>
+              <w:right w:type="dxa" w:w="90"/>
+            </w:tcMar>
+          </w:tcPr>
+          <w:p>
+            <w:pPr>
+              <w:spacing w:after="0"/>
+            </w:pPr>
+            <w:r>
+              <w:rPr>
+                <w:sz w:val="19"/>
+                <w:szCs w:val="19"/>
+              </w:rPr>
+              <w:t xml:space="preserve">67 activaciones de quebradas vecinas e INDECI en la zona, para revisión</w:t>
+            </w:r>
+          </w:p>
+        </w:tc>
+        <w:tc>
+          <w:tcPr>
+            <w:tcW w:type="dxa" w:w="1500"/>
+            <w:tcBorders>
+              <w:top w:val="single" w:color="BFBFBF" w:sz="4"/>
+              <w:left w:val="single" w:color="BFBFBF" w:sz="4"/>
+              <w:bottom w:val="single" w:color="BFBFBF" w:sz="4"/>
+              <w:right w:val="single" w:color="BFBFBF" w:sz="4"/>
+            </w:tcBorders>
+            <w:tcMar>
+              <w:top w:type="dxa" w:w="60"/>
+              <w:left w:type="dxa" w:w="90"/>
+              <w:bottom w:type="dxa" w:w="60"/>
+              <w:right w:type="dxa" w:w="90"/>
+            </w:tcMar>
+          </w:tcPr>
+          <w:p>
+            <w:pPr>
+              <w:spacing w:after="0"/>
+            </w:pPr>
+            <w:r>
+              <w:rPr>
+                <w:sz w:val="19"/>
+                <w:szCs w:val="19"/>
+              </w:rPr>
+              <w:t xml:space="preserve">Sí</w:t>
+            </w:r>
+          </w:p>
+        </w:tc>
+      </w:tr>
+      <w:tr>
+        <w:trPr>
+          <w:cantSplit/>
+        </w:trPr>
+        <w:tc>
+          <w:tcPr>
+            <w:tcW w:type="dxa" w:w="3300"/>
+            <w:tcBorders>
+              <w:top w:val="single" w:color="BFBFBF" w:sz="4"/>
+              <w:left w:val="single" w:color="BFBFBF" w:sz="4"/>
+              <w:bottom w:val="single" w:color="BFBFBF" w:sz="4"/>
+              <w:right w:val="single" w:color="BFBFBF" w:sz="4"/>
+            </w:tcBorders>
+            <w:tcMar>
+              <w:top w:type="dxa" w:w="60"/>
+              <w:left w:type="dxa" w:w="90"/>
+              <w:bottom w:type="dxa" w:w="60"/>
+              <w:right w:type="dxa" w:w="90"/>
+            </w:tcMar>
+          </w:tcPr>
+          <w:p>
+            <w:pPr>
+              <w:spacing w:after="0"/>
+            </w:pPr>
+            <w:r>
+              <w:rPr>
+                <w:sz w:val="19"/>
+                <w:szCs w:val="19"/>
+              </w:rPr>
+              <w:t xml:space="preserve">modelo/v3/datos/raw/</w:t>
+            </w:r>
+          </w:p>
+        </w:tc>
+        <w:tc>
+          <w:tcPr>
+            <w:tcW w:type="dxa" w:w="4560"/>
+            <w:tcBorders>
+              <w:top w:val="single" w:color="BFBFBF" w:sz="4"/>
+              <w:left w:val="single" w:color="BFBFBF" w:sz="4"/>
+              <w:bottom w:val="single" w:color="BFBFBF" w:sz="4"/>
+              <w:right w:val="single" w:color="BFBFBF" w:sz="4"/>
+            </w:tcBorders>
+            <w:tcMar>
+              <w:top w:type="dxa" w:w="60"/>
+              <w:left w:type="dxa" w:w="90"/>
+              <w:bottom w:type="dxa" w:w="60"/>
+              <w:right w:type="dxa" w:w="90"/>
+            </w:tcMar>
+          </w:tcPr>
+          <w:p>
+            <w:pPr>
+              <w:spacing w:after="0"/>
+            </w:pPr>
+            <w:r>
+              <w:rPr>
+                <w:sz w:val="19"/>
+                <w:szCs w:val="19"/>
+              </w:rPr>
+              <w:t xml:space="preserve">IMERG Early diario 2001–2026 (Perú y norte de Chile), ERA5/ERA5-Land (Open-Meteo), ICEN, catálogos crudos</w:t>
+            </w:r>
+          </w:p>
+        </w:tc>
+        <w:tc>
+          <w:tcPr>
+            <w:tcW w:type="dxa" w:w="1500"/>
+            <w:tcBorders>
+              <w:top w:val="single" w:color="BFBFBF" w:sz="4"/>
+              <w:left w:val="single" w:color="BFBFBF" w:sz="4"/>
+              <w:bottom w:val="single" w:color="BFBFBF" w:sz="4"/>
+              <w:right w:val="single" w:color="BFBFBF" w:sz="4"/>
+            </w:tcBorders>
+            <w:tcMar>
+              <w:top w:type="dxa" w:w="60"/>
+              <w:left w:type="dxa" w:w="90"/>
+              <w:bottom w:type="dxa" w:w="60"/>
+              <w:right w:type="dxa" w:w="90"/>
+            </w:tcMar>
+          </w:tcPr>
+          <w:p>
+            <w:pPr>
+              <w:spacing w:after="0"/>
+            </w:pPr>
+            <w:r>
+              <w:rPr>
+                <w:sz w:val="19"/>
+                <w:szCs w:val="19"/>
+              </w:rPr>
+              <w:t xml:space="preserve">No (se regenera)</w:t>
             </w:r>
           </w:p>
         </w:tc>
@@ -15627,6 +21328,358 @@
                 <w:sz w:val="19"/>
                 <w:szCs w:val="19"/>
               </w:rPr>
+              <w:t xml:space="preserve">ERA5 / ERA5-Land vía Open-Meteo</w:t>
+            </w:r>
+            <w:r>
+              <w:rPr>
+                <w:sz w:val="19"/>
+                <w:szCs w:val="19"/>
+              </w:rPr>
+              <w:t xml:space="preserve"> (v3)</w:t>
+            </w:r>
+          </w:p>
+        </w:tc>
+        <w:tc>
+          <w:tcPr>
+            <w:tcW w:type="dxa" w:w="1650"/>
+            <w:tcBorders>
+              <w:top w:val="single" w:color="BFBFBF" w:sz="4"/>
+              <w:left w:val="single" w:color="BFBFBF" w:sz="4"/>
+              <w:bottom w:val="single" w:color="BFBFBF" w:sz="4"/>
+              <w:right w:val="single" w:color="BFBFBF" w:sz="4"/>
+            </w:tcBorders>
+            <w:tcMar>
+              <w:top w:type="dxa" w:w="60"/>
+              <w:left w:type="dxa" w:w="90"/>
+              <w:bottom w:type="dxa" w:w="60"/>
+              <w:right w:type="dxa" w:w="90"/>
+            </w:tcMar>
+          </w:tcPr>
+          <w:p>
+            <w:pPr>
+              <w:spacing w:after="0"/>
+            </w:pPr>
+            <w:r>
+              <w:rPr>
+                <w:sz w:val="19"/>
+                <w:szCs w:val="19"/>
+              </w:rPr>
+              <w:t xml:space="preserve">ECMWF re-servido por Open-Meteo, sin credenciales · 0.25° / 0.1° · 1 hora</w:t>
+            </w:r>
+          </w:p>
+        </w:tc>
+        <w:tc>
+          <w:tcPr>
+            <w:tcW w:type="dxa" w:w="2050"/>
+            <w:tcBorders>
+              <w:top w:val="single" w:color="BFBFBF" w:sz="4"/>
+              <w:left w:val="single" w:color="BFBFBF" w:sz="4"/>
+              <w:bottom w:val="single" w:color="BFBFBF" w:sz="4"/>
+              <w:right w:val="single" w:color="BFBFBF" w:sz="4"/>
+            </w:tcBorders>
+            <w:tcMar>
+              <w:top w:type="dxa" w:w="60"/>
+              <w:left w:type="dxa" w:w="90"/>
+              <w:bottom w:type="dxa" w:w="60"/>
+              <w:right w:type="dxa" w:w="90"/>
+            </w:tcMar>
+          </w:tcPr>
+          <w:p>
+            <w:pPr>
+              <w:spacing w:after="0"/>
+            </w:pPr>
+            <w:r>
+              <w:rPr>
+                <w:sz w:val="19"/>
+                <w:szCs w:val="19"/>
+              </w:rPr>
+              <w:t xml:space="preserve">mm en la hora previa al </w:t>
+            </w:r>
+            <w:r>
+              <w:rPr>
+                <w:i/>
+                <w:iCs/>
+                <w:sz w:val="19"/>
+                <w:szCs w:val="19"/>
+              </w:rPr>
+              <w:t xml:space="preserve">timestamp</w:t>
+            </w:r>
+            <w:r>
+              <w:rPr>
+                <w:sz w:val="19"/>
+                <w:szCs w:val="19"/>
+              </w:rPr>
+              <w:t xml:space="preserve"> (se re-etiqueta al inicio de la hora); humedad en m³/m³</w:t>
+            </w:r>
+          </w:p>
+        </w:tc>
+        <w:tc>
+          <w:tcPr>
+            <w:tcW w:type="dxa" w:w="3000"/>
+            <w:tcBorders>
+              <w:top w:val="single" w:color="BFBFBF" w:sz="4"/>
+              <w:left w:val="single" w:color="BFBFBF" w:sz="4"/>
+              <w:bottom w:val="single" w:color="BFBFBF" w:sz="4"/>
+              <w:right w:val="single" w:color="BFBFBF" w:sz="4"/>
+            </w:tcBorders>
+            <w:tcMar>
+              <w:top w:type="dxa" w:w="60"/>
+              <w:left w:type="dxa" w:w="90"/>
+              <w:bottom w:type="dxa" w:w="60"/>
+              <w:right w:type="dxa" w:w="90"/>
+            </w:tcMar>
+          </w:tcPr>
+          <w:p>
+            <w:pPr>
+              <w:spacing w:after="0"/>
+            </w:pPr>
+            <w:r>
+              <w:rPr>
+                <w:sz w:val="19"/>
+                <w:szCs w:val="19"/>
+              </w:rPr>
+              <w:t xml:space="preserve">Humedad del suelo 0–7 cm: </w:t>
+            </w:r>
+            <w:r>
+              <w:rPr>
+                <w:b/>
+                <w:bCs/>
+                <w:sz w:val="19"/>
+                <w:szCs w:val="19"/>
+              </w:rPr>
+              <w:t xml:space="preserve">entra al v3</w:t>
+            </w:r>
+            <w:r>
+              <w:rPr>
+                <w:sz w:val="19"/>
+                <w:szCs w:val="19"/>
+              </w:rPr>
+              <w:t xml:space="preserve"> con 5 días de retraso. Precipitación, convectiva y agua precipitable: no mejoran ni como pronóstico perfecto (TSS 0.51). CAPE, índice K y Total Totals no están en Open-Meteo: requieren CDS</w:t>
+            </w:r>
+          </w:p>
+        </w:tc>
+        <w:tc>
+          <w:tcPr>
+            <w:tcW w:type="dxa" w:w="1160"/>
+            <w:tcBorders>
+              <w:top w:val="single" w:color="BFBFBF" w:sz="4"/>
+              <w:left w:val="single" w:color="BFBFBF" w:sz="4"/>
+              <w:bottom w:val="single" w:color="BFBFBF" w:sz="4"/>
+              <w:right w:val="single" w:color="BFBFBF" w:sz="4"/>
+            </w:tcBorders>
+            <w:tcMar>
+              <w:top w:type="dxa" w:w="60"/>
+              <w:left w:type="dxa" w:w="90"/>
+              <w:bottom w:type="dxa" w:w="60"/>
+              <w:right w:type="dxa" w:w="90"/>
+            </w:tcMar>
+          </w:tcPr>
+          <w:p>
+            <w:pPr>
+              <w:spacing w:after="0"/>
+            </w:pPr>
+            <w:r>
+              <w:rPr>
+                <w:b/>
+                <w:bCs/>
+                <w:sz w:val="19"/>
+                <w:szCs w:val="19"/>
+              </w:rPr>
+              <w:t xml:space="preserve">Humedad: entra al modelo</w:t>
+            </w:r>
+          </w:p>
+        </w:tc>
+      </w:tr>
+      <w:tr>
+        <w:trPr>
+          <w:cantSplit/>
+        </w:trPr>
+        <w:tc>
+          <w:tcPr>
+            <w:tcW w:type="dxa" w:w="1500"/>
+            <w:tcBorders>
+              <w:top w:val="single" w:color="BFBFBF" w:sz="4"/>
+              <w:left w:val="single" w:color="BFBFBF" w:sz="4"/>
+              <w:bottom w:val="single" w:color="BFBFBF" w:sz="4"/>
+              <w:right w:val="single" w:color="BFBFBF" w:sz="4"/>
+            </w:tcBorders>
+            <w:tcMar>
+              <w:top w:type="dxa" w:w="60"/>
+              <w:left w:type="dxa" w:w="90"/>
+              <w:bottom w:type="dxa" w:w="60"/>
+              <w:right w:type="dxa" w:w="90"/>
+            </w:tcMar>
+          </w:tcPr>
+          <w:p>
+            <w:pPr>
+              <w:spacing w:after="0"/>
+            </w:pPr>
+            <w:r>
+              <w:rPr>
+                <w:b/>
+                <w:bCs/>
+                <w:sz w:val="19"/>
+                <w:szCs w:val="19"/>
+              </w:rPr>
+              <w:t xml:space="preserve">IMERG V07 Early diario</w:t>
+            </w:r>
+            <w:r>
+              <w:rPr>
+                <w:sz w:val="19"/>
+                <w:szCs w:val="19"/>
+              </w:rPr>
+              <w:t xml:space="preserve"> (v3)</w:t>
+            </w:r>
+          </w:p>
+        </w:tc>
+        <w:tc>
+          <w:tcPr>
+            <w:tcW w:type="dxa" w:w="1650"/>
+            <w:tcBorders>
+              <w:top w:val="single" w:color="BFBFBF" w:sz="4"/>
+              <w:left w:val="single" w:color="BFBFBF" w:sz="4"/>
+              <w:bottom w:val="single" w:color="BFBFBF" w:sz="4"/>
+              <w:right w:val="single" w:color="BFBFBF" w:sz="4"/>
+            </w:tcBorders>
+            <w:tcMar>
+              <w:top w:type="dxa" w:w="60"/>
+              <w:left w:type="dxa" w:w="90"/>
+              <w:bottom w:type="dxa" w:w="60"/>
+              <w:right w:type="dxa" w:w="90"/>
+            </w:tcMar>
+          </w:tcPr>
+          <w:p>
+            <w:pPr>
+              <w:spacing w:after="0"/>
+            </w:pPr>
+            <w:r>
+              <w:rPr>
+                <w:sz w:val="19"/>
+                <w:szCs w:val="19"/>
+              </w:rPr>
+              <w:t xml:space="preserve">NASA · 0.1° · 1 día UTC</w:t>
+            </w:r>
+          </w:p>
+        </w:tc>
+        <w:tc>
+          <w:tcPr>
+            <w:tcW w:type="dxa" w:w="2050"/>
+            <w:tcBorders>
+              <w:top w:val="single" w:color="BFBFBF" w:sz="4"/>
+              <w:left w:val="single" w:color="BFBFBF" w:sz="4"/>
+              <w:bottom w:val="single" w:color="BFBFBF" w:sz="4"/>
+              <w:right w:val="single" w:color="BFBFBF" w:sz="4"/>
+            </w:tcBorders>
+            <w:tcMar>
+              <w:top w:type="dxa" w:w="60"/>
+              <w:left w:type="dxa" w:w="90"/>
+              <w:bottom w:type="dxa" w:w="60"/>
+              <w:right w:type="dxa" w:w="90"/>
+            </w:tcMar>
+          </w:tcPr>
+          <w:p>
+            <w:pPr>
+              <w:spacing w:after="0"/>
+            </w:pPr>
+            <w:r>
+              <w:rPr>
+                <w:sz w:val="19"/>
+                <w:szCs w:val="19"/>
+              </w:rPr>
+              <w:t xml:space="preserve">mm por día</w:t>
+            </w:r>
+          </w:p>
+        </w:tc>
+        <w:tc>
+          <w:tcPr>
+            <w:tcW w:type="dxa" w:w="3000"/>
+            <w:tcBorders>
+              <w:top w:val="single" w:color="BFBFBF" w:sz="4"/>
+              <w:left w:val="single" w:color="BFBFBF" w:sz="4"/>
+              <w:bottom w:val="single" w:color="BFBFBF" w:sz="4"/>
+              <w:right w:val="single" w:color="BFBFBF" w:sz="4"/>
+            </w:tcBorders>
+            <w:tcMar>
+              <w:top w:type="dxa" w:w="60"/>
+              <w:left w:type="dxa" w:w="90"/>
+              <w:bottom w:type="dxa" w:w="60"/>
+              <w:right w:type="dxa" w:w="90"/>
+            </w:tcMar>
+          </w:tcPr>
+          <w:p>
+            <w:pPr>
+              <w:spacing w:after="0"/>
+            </w:pPr>
+            <w:r>
+              <w:rPr>
+                <w:sz w:val="19"/>
+                <w:szCs w:val="19"/>
+              </w:rPr>
+              <w:t xml:space="preserve">2001–2026 en Perú y norte de Chile, leído por rangos (9 249 días). Para la ficha de similitud y el modelo diario multizona (descartado)</w:t>
+            </w:r>
+          </w:p>
+        </w:tc>
+        <w:tc>
+          <w:tcPr>
+            <w:tcW w:type="dxa" w:w="1160"/>
+            <w:tcBorders>
+              <w:top w:val="single" w:color="BFBFBF" w:sz="4"/>
+              <w:left w:val="single" w:color="BFBFBF" w:sz="4"/>
+              <w:bottom w:val="single" w:color="BFBFBF" w:sz="4"/>
+              <w:right w:val="single" w:color="BFBFBF" w:sz="4"/>
+            </w:tcBorders>
+            <w:tcMar>
+              <w:top w:type="dxa" w:w="60"/>
+              <w:left w:type="dxa" w:w="90"/>
+              <w:bottom w:type="dxa" w:w="60"/>
+              <w:right w:type="dxa" w:w="90"/>
+            </w:tcMar>
+          </w:tcPr>
+          <w:p>
+            <w:pPr>
+              <w:spacing w:after="0"/>
+            </w:pPr>
+            <w:r>
+              <w:rPr>
+                <w:sz w:val="19"/>
+                <w:szCs w:val="19"/>
+              </w:rPr>
+              <w:t xml:space="preserve">Experimento</w:t>
+            </w:r>
+          </w:p>
+        </w:tc>
+      </w:tr>
+      <w:tr>
+        <w:trPr>
+          <w:cantSplit/>
+        </w:trPr>
+        <w:tc>
+          <w:tcPr>
+            <w:tcW w:type="dxa" w:w="1500"/>
+            <w:tcBorders>
+              <w:top w:val="single" w:color="BFBFBF" w:sz="4"/>
+              <w:left w:val="single" w:color="BFBFBF" w:sz="4"/>
+              <w:bottom w:val="single" w:color="BFBFBF" w:sz="4"/>
+              <w:right w:val="single" w:color="BFBFBF" w:sz="4"/>
+            </w:tcBorders>
+            <w:tcMar>
+              <w:top w:type="dxa" w:w="60"/>
+              <w:left w:type="dxa" w:w="90"/>
+              <w:bottom w:type="dxa" w:w="60"/>
+              <w:right w:type="dxa" w:w="90"/>
+            </w:tcMar>
+          </w:tcPr>
+          <w:p>
+            <w:pPr>
+              <w:spacing w:after="0"/>
+            </w:pPr>
+            <w:r>
+              <w:rPr>
+                <w:b/>
+                <w:bCs/>
+                <w:sz w:val="19"/>
+                <w:szCs w:val="19"/>
+              </w:rPr>
               <w:t xml:space="preserve">Open-Meteo pronóstico (IFS)</w:t>
             </w:r>
           </w:p>
@@ -16954,7 +23007,7 @@
                 <w:sz w:val="19"/>
                 <w:szCs w:val="19"/>
               </w:rPr>
-              <w:t xml:space="preserve">No se usó en la v1: con 17 quebradas el modelo memorizaría</w:t>
+              <w:t xml:space="preserve">No se usó: requiere Earth Engine autenticado (pendiente)</w:t>
             </w:r>
           </w:p>
         </w:tc>
@@ -17026,7 +23079,7 @@
                 <w:sz w:val="19"/>
                 <w:szCs w:val="19"/>
               </w:rPr>
-              <w:t xml:space="preserve"> (ENFEN)</w:t>
+              <w:t xml:space="preserve"> (IGP/ENFEN)</w:t>
             </w:r>
           </w:p>
         </w:tc>
@@ -17055,7 +23108,7 @@
                 <w:sz w:val="19"/>
                 <w:szCs w:val="19"/>
               </w:rPr>
-              <w:t xml:space="preserve">Índice de El Niño costero</w:t>
+              <w:t xml:space="preserve">Índice de El Niño costero, mensual</w:t>
             </w:r>
           </w:p>
         </w:tc>
@@ -17084,7 +23137,22 @@
                 <w:sz w:val="19"/>
                 <w:szCs w:val="19"/>
               </w:rPr>
-              <w:t xml:space="preserve">Más adecuado que el ONI para Chosica (2017 y 2023 fueron Niño costero)</w:t>
+              <w:t xml:space="preserve">Archivo oficial </w:t>
+            </w:r>
+            <w:r>
+              <w:rPr>
+                <w:rFonts w:ascii="Consolas" w:cs="Consolas" w:eastAsia="Consolas" w:hAnsi="Consolas"/>
+                <w:sz w:val="17"/>
+                <w:szCs w:val="17"/>
+              </w:rPr>
+              <w:t xml:space="preserve">met.igp.gob.pe/datos/ICEN.txt</w:t>
+            </w:r>
+            <w:r>
+              <w:rPr>
+                <w:sz w:val="19"/>
+                <w:szCs w:val="19"/>
+              </w:rPr>
+              <w:t xml:space="preserve">. Llega con 2–3 meses de retraso. Como umbral por régimen no sirve; como variable de estado sí suma</w:t>
             </w:r>
           </w:p>
         </w:tc>
@@ -17110,10 +23178,663 @@
             </w:pPr>
             <w:r>
               <w:rPr>
-                <w:sz w:val="19"/>
-                <w:szCs w:val="19"/>
-              </w:rPr>
-              <w:t xml:space="preserve">Experimento (no hecho)</w:t>
+                <w:b/>
+                <w:bCs/>
+                <w:sz w:val="19"/>
+                <w:szCs w:val="19"/>
+              </w:rPr>
+              <w:t xml:space="preserve">Entra al v3</w:t>
+            </w:r>
+          </w:p>
+        </w:tc>
+      </w:tr>
+      <w:tr>
+        <w:trPr>
+          <w:cantSplit/>
+        </w:trPr>
+        <w:tc>
+          <w:tcPr>
+            <w:tcW w:type="dxa" w:w="1800"/>
+            <w:tcBorders>
+              <w:top w:val="single" w:color="BFBFBF" w:sz="4"/>
+              <w:left w:val="single" w:color="BFBFBF" w:sz="4"/>
+              <w:bottom w:val="single" w:color="BFBFBF" w:sz="4"/>
+              <w:right w:val="single" w:color="BFBFBF" w:sz="4"/>
+            </w:tcBorders>
+            <w:tcMar>
+              <w:top w:type="dxa" w:w="60"/>
+              <w:left w:type="dxa" w:w="90"/>
+              <w:bottom w:type="dxa" w:w="60"/>
+              <w:right w:type="dxa" w:w="90"/>
+            </w:tcMar>
+          </w:tcPr>
+          <w:p>
+            <w:pPr>
+              <w:spacing w:after="0"/>
+            </w:pPr>
+            <w:r>
+              <w:rPr>
+                <w:b/>
+                <w:bCs/>
+                <w:sz w:val="19"/>
+                <w:szCs w:val="19"/>
+              </w:rPr>
+              <w:t xml:space="preserve">SINPAD / INDECI (base 2003–2025)</w:t>
+            </w:r>
+          </w:p>
+        </w:tc>
+        <w:tc>
+          <w:tcPr>
+            <w:tcW w:type="dxa" w:w="1800"/>
+            <w:tcBorders>
+              <w:top w:val="single" w:color="BFBFBF" w:sz="4"/>
+              <w:left w:val="single" w:color="BFBFBF" w:sz="4"/>
+              <w:bottom w:val="single" w:color="BFBFBF" w:sz="4"/>
+              <w:right w:val="single" w:color="BFBFBF" w:sz="4"/>
+            </w:tcBorders>
+            <w:tcMar>
+              <w:top w:type="dxa" w:w="60"/>
+              <w:left w:type="dxa" w:w="90"/>
+              <w:bottom w:type="dxa" w:w="60"/>
+              <w:right w:type="dxa" w:w="90"/>
+            </w:tcMar>
+          </w:tcPr>
+          <w:p>
+            <w:pPr>
+              <w:spacing w:after="0"/>
+            </w:pPr>
+            <w:r>
+              <w:rPr>
+                <w:sz w:val="19"/>
+                <w:szCs w:val="19"/>
+              </w:rPr>
+              <w:t xml:space="preserve">Emergencias por distrito y fecha</w:t>
+            </w:r>
+          </w:p>
+        </w:tc>
+        <w:tc>
+          <w:tcPr>
+            <w:tcW w:type="dxa" w:w="3660"/>
+            <w:tcBorders>
+              <w:top w:val="single" w:color="BFBFBF" w:sz="4"/>
+              <w:left w:val="single" w:color="BFBFBF" w:sz="4"/>
+              <w:bottom w:val="single" w:color="BFBFBF" w:sz="4"/>
+              <w:right w:val="single" w:color="BFBFBF" w:sz="4"/>
+            </w:tcBorders>
+            <w:tcMar>
+              <w:top w:type="dxa" w:w="60"/>
+              <w:left w:type="dxa" w:w="90"/>
+              <w:bottom w:type="dxa" w:w="60"/>
+              <w:right w:type="dxa" w:w="90"/>
+            </w:tcMar>
+          </w:tcPr>
+          <w:p>
+            <w:pPr>
+              <w:spacing w:after="0"/>
+            </w:pPr>
+            <w:r>
+              <w:rPr>
+                <w:sz w:val="19"/>
+                <w:szCs w:val="19"/>
+              </w:rPr>
+              <w:t xml:space="preserve">CSV local </w:t>
+            </w:r>
+            <w:r>
+              <w:rPr>
+                <w:rFonts w:ascii="Consolas" w:cs="Consolas" w:eastAsia="Consolas" w:hAnsi="Consolas"/>
+                <w:sz w:val="17"/>
+                <w:szCs w:val="17"/>
+              </w:rPr>
+              <w:t xml:space="preserve">BD_2003-2025_EMERGENCIAS.csv</w:t>
+            </w:r>
+            <w:r>
+              <w:rPr>
+                <w:sz w:val="19"/>
+                <w:szCs w:val="19"/>
+              </w:rPr>
+              <w:t xml:space="preserve">: 911 huaicos en la vertiente árida, sin hora y con ubicación de distrito; las fechas pueden ser de registro</w:t>
+            </w:r>
+          </w:p>
+        </w:tc>
+        <w:tc>
+          <w:tcPr>
+            <w:tcW w:type="dxa" w:w="2100"/>
+            <w:tcBorders>
+              <w:top w:val="single" w:color="BFBFBF" w:sz="4"/>
+              <w:left w:val="single" w:color="BFBFBF" w:sz="4"/>
+              <w:bottom w:val="single" w:color="BFBFBF" w:sz="4"/>
+              <w:right w:val="single" w:color="BFBFBF" w:sz="4"/>
+            </w:tcBorders>
+            <w:tcMar>
+              <w:top w:type="dxa" w:w="60"/>
+              <w:left w:type="dxa" w:w="90"/>
+              <w:bottom w:type="dxa" w:w="60"/>
+              <w:right w:type="dxa" w:w="90"/>
+            </w:tcMar>
+          </w:tcPr>
+          <w:p>
+            <w:pPr>
+              <w:spacing w:after="0"/>
+            </w:pPr>
+            <w:r>
+              <w:rPr>
+                <w:sz w:val="19"/>
+                <w:szCs w:val="19"/>
+              </w:rPr>
+              <w:t xml:space="preserve">Catálogo multizona y M1 (descartados)</w:t>
+            </w:r>
+          </w:p>
+        </w:tc>
+      </w:tr>
+      <w:tr>
+        <w:trPr>
+          <w:cantSplit/>
+        </w:trPr>
+        <w:tc>
+          <w:tcPr>
+            <w:tcW w:type="dxa" w:w="1800"/>
+            <w:tcBorders>
+              <w:top w:val="single" w:color="BFBFBF" w:sz="4"/>
+              <w:left w:val="single" w:color="BFBFBF" w:sz="4"/>
+              <w:bottom w:val="single" w:color="BFBFBF" w:sz="4"/>
+              <w:right w:val="single" w:color="BFBFBF" w:sz="4"/>
+            </w:tcBorders>
+            <w:tcMar>
+              <w:top w:type="dxa" w:w="60"/>
+              <w:left w:type="dxa" w:w="90"/>
+              <w:bottom w:type="dxa" w:w="60"/>
+              <w:right w:type="dxa" w:w="90"/>
+            </w:tcMar>
+          </w:tcPr>
+          <w:p>
+            <w:pPr>
+              <w:spacing w:after="0"/>
+            </w:pPr>
+            <w:r>
+              <w:rPr>
+                <w:b/>
+                <w:bCs/>
+                <w:sz w:val="19"/>
+                <w:szCs w:val="19"/>
+              </w:rPr>
+              <w:t xml:space="preserve">INGEMMET PERU_ALERTA</w:t>
+            </w:r>
+          </w:p>
+        </w:tc>
+        <w:tc>
+          <w:tcPr>
+            <w:tcW w:type="dxa" w:w="1800"/>
+            <w:tcBorders>
+              <w:top w:val="single" w:color="BFBFBF" w:sz="4"/>
+              <w:left w:val="single" w:color="BFBFBF" w:sz="4"/>
+              <w:bottom w:val="single" w:color="BFBFBF" w:sz="4"/>
+              <w:right w:val="single" w:color="BFBFBF" w:sz="4"/>
+            </w:tcBorders>
+            <w:tcMar>
+              <w:top w:type="dxa" w:w="60"/>
+              <w:left w:type="dxa" w:w="90"/>
+              <w:bottom w:type="dxa" w:w="60"/>
+              <w:right w:type="dxa" w:w="90"/>
+            </w:tcMar>
+          </w:tcPr>
+          <w:p>
+            <w:pPr>
+              <w:spacing w:after="0"/>
+            </w:pPr>
+            <w:r>
+              <w:rPr>
+                <w:sz w:val="19"/>
+                <w:szCs w:val="19"/>
+              </w:rPr>
+              <w:t xml:space="preserve">Zonas críticas por activación de quebradas</w:t>
+            </w:r>
+          </w:p>
+        </w:tc>
+        <w:tc>
+          <w:tcPr>
+            <w:tcW w:type="dxa" w:w="3660"/>
+            <w:tcBorders>
+              <w:top w:val="single" w:color="BFBFBF" w:sz="4"/>
+              <w:left w:val="single" w:color="BFBFBF" w:sz="4"/>
+              <w:bottom w:val="single" w:color="BFBFBF" w:sz="4"/>
+              <w:right w:val="single" w:color="BFBFBF" w:sz="4"/>
+            </w:tcBorders>
+            <w:tcMar>
+              <w:top w:type="dxa" w:w="60"/>
+              <w:left w:type="dxa" w:w="90"/>
+              <w:bottom w:type="dxa" w:w="60"/>
+              <w:right w:type="dxa" w:w="90"/>
+            </w:tcMar>
+          </w:tcPr>
+          <w:p>
+            <w:pPr>
+              <w:spacing w:after="0"/>
+            </w:pPr>
+            <w:r>
+              <w:rPr>
+                <w:sz w:val="19"/>
+                <w:szCs w:val="19"/>
+              </w:rPr>
+              <w:t xml:space="preserve">Servicio en geocatmin.ingemmet.gob.pe (el de geocatminapp ya no existe); 1 585 puntos, solo 27 con fecha de evento</w:t>
+            </w:r>
+          </w:p>
+        </w:tc>
+        <w:tc>
+          <w:tcPr>
+            <w:tcW w:type="dxa" w:w="2100"/>
+            <w:tcBorders>
+              <w:top w:val="single" w:color="BFBFBF" w:sz="4"/>
+              <w:left w:val="single" w:color="BFBFBF" w:sz="4"/>
+              <w:bottom w:val="single" w:color="BFBFBF" w:sz="4"/>
+              <w:right w:val="single" w:color="BFBFBF" w:sz="4"/>
+            </w:tcBorders>
+            <w:tcMar>
+              <w:top w:type="dxa" w:w="60"/>
+              <w:left w:type="dxa" w:w="90"/>
+              <w:bottom w:type="dxa" w:w="60"/>
+              <w:right w:type="dxa" w:w="90"/>
+            </w:tcMar>
+          </w:tcPr>
+          <w:p>
+            <w:pPr>
+              <w:spacing w:after="0"/>
+            </w:pPr>
+            <w:r>
+              <w:rPr>
+                <w:sz w:val="19"/>
+                <w:szCs w:val="19"/>
+              </w:rPr>
+              <w:t xml:space="preserve">Catálogo multizona</w:t>
+            </w:r>
+          </w:p>
+        </w:tc>
+      </w:tr>
+      <w:tr>
+        <w:trPr>
+          <w:cantSplit/>
+        </w:trPr>
+        <w:tc>
+          <w:tcPr>
+            <w:tcW w:type="dxa" w:w="1800"/>
+            <w:tcBorders>
+              <w:top w:val="single" w:color="BFBFBF" w:sz="4"/>
+              <w:left w:val="single" w:color="BFBFBF" w:sz="4"/>
+              <w:bottom w:val="single" w:color="BFBFBF" w:sz="4"/>
+              <w:right w:val="single" w:color="BFBFBF" w:sz="4"/>
+            </w:tcBorders>
+            <w:tcMar>
+              <w:top w:type="dxa" w:w="60"/>
+              <w:left w:type="dxa" w:w="90"/>
+              <w:bottom w:type="dxa" w:w="60"/>
+              <w:right w:type="dxa" w:w="90"/>
+            </w:tcMar>
+          </w:tcPr>
+          <w:p>
+            <w:pPr>
+              <w:spacing w:after="0"/>
+            </w:pPr>
+            <w:r>
+              <w:rPr>
+                <w:b/>
+                <w:bCs/>
+                <w:sz w:val="19"/>
+                <w:szCs w:val="19"/>
+              </w:rPr>
+              <w:t xml:space="preserve">NASA COOLR</w:t>
+            </w:r>
+            <w:r>
+              <w:rPr>
+                <w:sz w:val="19"/>
+                <w:szCs w:val="19"/>
+              </w:rPr>
+              <w:t xml:space="preserve"> (Global Landslide Catalog)</w:t>
+            </w:r>
+          </w:p>
+        </w:tc>
+        <w:tc>
+          <w:tcPr>
+            <w:tcW w:type="dxa" w:w="1800"/>
+            <w:tcBorders>
+              <w:top w:val="single" w:color="BFBFBF" w:sz="4"/>
+              <w:left w:val="single" w:color="BFBFBF" w:sz="4"/>
+              <w:bottom w:val="single" w:color="BFBFBF" w:sz="4"/>
+              <w:right w:val="single" w:color="BFBFBF" w:sz="4"/>
+            </w:tcBorders>
+            <w:tcMar>
+              <w:top w:type="dxa" w:w="60"/>
+              <w:left w:type="dxa" w:w="90"/>
+              <w:bottom w:type="dxa" w:w="60"/>
+              <w:right w:type="dxa" w:w="90"/>
+            </w:tcMar>
+          </w:tcPr>
+          <w:p>
+            <w:pPr>
+              <w:spacing w:after="0"/>
+            </w:pPr>
+            <w:r>
+              <w:rPr>
+                <w:sz w:val="19"/>
+                <w:szCs w:val="19"/>
+              </w:rPr>
+              <w:t xml:space="preserve">Deslizamientos con fecha y punto</w:t>
+            </w:r>
+          </w:p>
+        </w:tc>
+        <w:tc>
+          <w:tcPr>
+            <w:tcW w:type="dxa" w:w="3660"/>
+            <w:tcBorders>
+              <w:top w:val="single" w:color="BFBFBF" w:sz="4"/>
+              <w:left w:val="single" w:color="BFBFBF" w:sz="4"/>
+              <w:bottom w:val="single" w:color="BFBFBF" w:sz="4"/>
+              <w:right w:val="single" w:color="BFBFBF" w:sz="4"/>
+            </w:tcBorders>
+            <w:tcMar>
+              <w:top w:type="dxa" w:w="60"/>
+              <w:left w:type="dxa" w:w="90"/>
+              <w:bottom w:type="dxa" w:w="60"/>
+              <w:right w:type="dxa" w:w="90"/>
+            </w:tcMar>
+          </w:tcPr>
+          <w:p>
+            <w:pPr>
+              <w:spacing w:after="0"/>
+            </w:pPr>
+            <w:r>
+              <w:rPr>
+                <w:sz w:val="19"/>
+                <w:szCs w:val="19"/>
+              </w:rPr>
+              <w:t xml:space="preserve">65 en Perú y Chile (2007–2016), sin hora</w:t>
+            </w:r>
+          </w:p>
+        </w:tc>
+        <w:tc>
+          <w:tcPr>
+            <w:tcW w:type="dxa" w:w="2100"/>
+            <w:tcBorders>
+              <w:top w:val="single" w:color="BFBFBF" w:sz="4"/>
+              <w:left w:val="single" w:color="BFBFBF" w:sz="4"/>
+              <w:bottom w:val="single" w:color="BFBFBF" w:sz="4"/>
+              <w:right w:val="single" w:color="BFBFBF" w:sz="4"/>
+            </w:tcBorders>
+            <w:tcMar>
+              <w:top w:type="dxa" w:w="60"/>
+              <w:left w:type="dxa" w:w="90"/>
+              <w:bottom w:type="dxa" w:w="60"/>
+              <w:right w:type="dxa" w:w="90"/>
+            </w:tcMar>
+          </w:tcPr>
+          <w:p>
+            <w:pPr>
+              <w:spacing w:after="0"/>
+            </w:pPr>
+            <w:r>
+              <w:rPr>
+                <w:sz w:val="19"/>
+                <w:szCs w:val="19"/>
+              </w:rPr>
+              <w:t xml:space="preserve">Catálogo multizona</w:t>
+            </w:r>
+          </w:p>
+        </w:tc>
+      </w:tr>
+      <w:tr>
+        <w:trPr>
+          <w:cantSplit/>
+        </w:trPr>
+        <w:tc>
+          <w:tcPr>
+            <w:tcW w:type="dxa" w:w="1800"/>
+            <w:tcBorders>
+              <w:top w:val="single" w:color="BFBFBF" w:sz="4"/>
+              <w:left w:val="single" w:color="BFBFBF" w:sz="4"/>
+              <w:bottom w:val="single" w:color="BFBFBF" w:sz="4"/>
+              <w:right w:val="single" w:color="BFBFBF" w:sz="4"/>
+            </w:tcBorders>
+            <w:tcMar>
+              <w:top w:type="dxa" w:w="60"/>
+              <w:left w:type="dxa" w:w="90"/>
+              <w:bottom w:type="dxa" w:w="60"/>
+              <w:right w:type="dxa" w:w="90"/>
+            </w:tcMar>
+          </w:tcPr>
+          <w:p>
+            <w:pPr>
+              <w:spacing w:after="0"/>
+            </w:pPr>
+            <w:r>
+              <w:rPr>
+                <w:b/>
+                <w:bCs/>
+                <w:sz w:val="19"/>
+                <w:szCs w:val="19"/>
+              </w:rPr>
+              <w:t xml:space="preserve">SRTM 90 m</w:t>
+            </w:r>
+            <w:r>
+              <w:rPr>
+                <w:sz w:val="19"/>
+                <w:szCs w:val="19"/>
+              </w:rPr>
+              <w:t xml:space="preserve"> (OpenTopoData)</w:t>
+            </w:r>
+          </w:p>
+        </w:tc>
+        <w:tc>
+          <w:tcPr>
+            <w:tcW w:type="dxa" w:w="1800"/>
+            <w:tcBorders>
+              <w:top w:val="single" w:color="BFBFBF" w:sz="4"/>
+              <w:left w:val="single" w:color="BFBFBF" w:sz="4"/>
+              <w:bottom w:val="single" w:color="BFBFBF" w:sz="4"/>
+              <w:right w:val="single" w:color="BFBFBF" w:sz="4"/>
+            </w:tcBorders>
+            <w:tcMar>
+              <w:top w:type="dxa" w:w="60"/>
+              <w:left w:type="dxa" w:w="90"/>
+              <w:bottom w:type="dxa" w:w="60"/>
+              <w:right w:type="dxa" w:w="90"/>
+            </w:tcMar>
+          </w:tcPr>
+          <w:p>
+            <w:pPr>
+              <w:spacing w:after="0"/>
+            </w:pPr>
+            <w:r>
+              <w:rPr>
+                <w:sz w:val="19"/>
+                <w:szCs w:val="19"/>
+              </w:rPr>
+              <w:t xml:space="preserve">Altura del suelo</w:t>
+            </w:r>
+          </w:p>
+        </w:tc>
+        <w:tc>
+          <w:tcPr>
+            <w:tcW w:type="dxa" w:w="3660"/>
+            <w:tcBorders>
+              <w:top w:val="single" w:color="BFBFBF" w:sz="4"/>
+              <w:left w:val="single" w:color="BFBFBF" w:sz="4"/>
+              <w:bottom w:val="single" w:color="BFBFBF" w:sz="4"/>
+              <w:right w:val="single" w:color="BFBFBF" w:sz="4"/>
+            </w:tcBorders>
+            <w:tcMar>
+              <w:top w:type="dxa" w:w="60"/>
+              <w:left w:type="dxa" w:w="90"/>
+              <w:bottom w:type="dxa" w:w="60"/>
+              <w:right w:type="dxa" w:w="90"/>
+            </w:tcMar>
+          </w:tcPr>
+          <w:p>
+            <w:pPr>
+              <w:spacing w:after="0"/>
+            </w:pPr>
+            <w:r>
+              <w:rPr>
+                <w:sz w:val="19"/>
+                <w:szCs w:val="19"/>
+              </w:rPr>
+              <w:t xml:space="preserve">Relieve y pendiente por celda de 0.1° para la ficha de similitud</w:t>
+            </w:r>
+          </w:p>
+        </w:tc>
+        <w:tc>
+          <w:tcPr>
+            <w:tcW w:type="dxa" w:w="2100"/>
+            <w:tcBorders>
+              <w:top w:val="single" w:color="BFBFBF" w:sz="4"/>
+              <w:left w:val="single" w:color="BFBFBF" w:sz="4"/>
+              <w:bottom w:val="single" w:color="BFBFBF" w:sz="4"/>
+              <w:right w:val="single" w:color="BFBFBF" w:sz="4"/>
+            </w:tcBorders>
+            <w:tcMar>
+              <w:top w:type="dxa" w:w="60"/>
+              <w:left w:type="dxa" w:w="90"/>
+              <w:bottom w:type="dxa" w:w="60"/>
+              <w:right w:type="dxa" w:w="90"/>
+            </w:tcMar>
+          </w:tcPr>
+          <w:p>
+            <w:pPr>
+              <w:spacing w:after="0"/>
+            </w:pPr>
+            <w:r>
+              <w:rPr>
+                <w:sz w:val="19"/>
+                <w:szCs w:val="19"/>
+              </w:rPr>
+              <w:t xml:space="preserve">Experimento</w:t>
+            </w:r>
+          </w:p>
+        </w:tc>
+      </w:tr>
+      <w:tr>
+        <w:trPr>
+          <w:cantSplit/>
+        </w:trPr>
+        <w:tc>
+          <w:tcPr>
+            <w:tcW w:type="dxa" w:w="1800"/>
+            <w:tcBorders>
+              <w:top w:val="single" w:color="BFBFBF" w:sz="4"/>
+              <w:left w:val="single" w:color="BFBFBF" w:sz="4"/>
+              <w:bottom w:val="single" w:color="BFBFBF" w:sz="4"/>
+              <w:right w:val="single" w:color="BFBFBF" w:sz="4"/>
+            </w:tcBorders>
+            <w:tcMar>
+              <w:top w:type="dxa" w:w="60"/>
+              <w:left w:type="dxa" w:w="90"/>
+              <w:bottom w:type="dxa" w:w="60"/>
+              <w:right w:type="dxa" w:w="90"/>
+            </w:tcMar>
+          </w:tcPr>
+          <w:p>
+            <w:pPr>
+              <w:spacing w:after="0"/>
+            </w:pPr>
+            <w:r>
+              <w:rPr>
+                <w:b/>
+                <w:bCs/>
+                <w:sz w:val="19"/>
+                <w:szCs w:val="19"/>
+              </w:rPr>
+              <w:t xml:space="preserve">GPM_MERGIR</w:t>
+            </w:r>
+            <w:r>
+              <w:rPr>
+                <w:sz w:val="19"/>
+                <w:szCs w:val="19"/>
+              </w:rPr>
+              <w:t xml:space="preserve"> (temperatura de nubes)</w:t>
+            </w:r>
+          </w:p>
+        </w:tc>
+        <w:tc>
+          <w:tcPr>
+            <w:tcW w:type="dxa" w:w="1800"/>
+            <w:tcBorders>
+              <w:top w:val="single" w:color="BFBFBF" w:sz="4"/>
+              <w:left w:val="single" w:color="BFBFBF" w:sz="4"/>
+              <w:bottom w:val="single" w:color="BFBFBF" w:sz="4"/>
+              <w:right w:val="single" w:color="BFBFBF" w:sz="4"/>
+            </w:tcBorders>
+            <w:tcMar>
+              <w:top w:type="dxa" w:w="60"/>
+              <w:left w:type="dxa" w:w="90"/>
+              <w:bottom w:type="dxa" w:w="60"/>
+              <w:right w:type="dxa" w:w="90"/>
+            </w:tcMar>
+          </w:tcPr>
+          <w:p>
+            <w:pPr>
+              <w:spacing w:after="0"/>
+            </w:pPr>
+            <w:r>
+              <w:rPr>
+                <w:sz w:val="19"/>
+                <w:szCs w:val="19"/>
+              </w:rPr>
+              <w:t xml:space="preserve">Infrarrojo 4 km cada 30 min</w:t>
+            </w:r>
+          </w:p>
+        </w:tc>
+        <w:tc>
+          <w:tcPr>
+            <w:tcW w:type="dxa" w:w="3660"/>
+            <w:tcBorders>
+              <w:top w:val="single" w:color="BFBFBF" w:sz="4"/>
+              <w:left w:val="single" w:color="BFBFBF" w:sz="4"/>
+              <w:bottom w:val="single" w:color="BFBFBF" w:sz="4"/>
+              <w:right w:val="single" w:color="BFBFBF" w:sz="4"/>
+            </w:tcBorders>
+            <w:tcMar>
+              <w:top w:type="dxa" w:w="60"/>
+              <w:left w:type="dxa" w:w="90"/>
+              <w:bottom w:type="dxa" w:w="60"/>
+              <w:right w:type="dxa" w:w="90"/>
+            </w:tcMar>
+          </w:tcPr>
+          <w:p>
+            <w:pPr>
+              <w:spacing w:after="0"/>
+            </w:pPr>
+            <w:r>
+              <w:rPr>
+                <w:sz w:val="19"/>
+                <w:szCs w:val="19"/>
+              </w:rPr>
+              <w:t xml:space="preserve">Prueba por OPeNDAP: antes de los huaicos «ciegos» no hay nubes frías; sí después de horas del catálogo que estaban mal asignadas. Llega con ~24 h de retraso</w:t>
+            </w:r>
+          </w:p>
+        </w:tc>
+        <w:tc>
+          <w:tcPr>
+            <w:tcW w:type="dxa" w:w="2100"/>
+            <w:tcBorders>
+              <w:top w:val="single" w:color="BFBFBF" w:sz="4"/>
+              <w:left w:val="single" w:color="BFBFBF" w:sz="4"/>
+              <w:bottom w:val="single" w:color="BFBFBF" w:sz="4"/>
+              <w:right w:val="single" w:color="BFBFBF" w:sz="4"/>
+            </w:tcBorders>
+            <w:tcMar>
+              <w:top w:type="dxa" w:w="60"/>
+              <w:left w:type="dxa" w:w="90"/>
+              <w:bottom w:type="dxa" w:w="60"/>
+              <w:right w:type="dxa" w:w="90"/>
+            </w:tcMar>
+          </w:tcPr>
+          <w:p>
+            <w:pPr>
+              <w:spacing w:after="0"/>
+            </w:pPr>
+            <w:r>
+              <w:rPr>
+                <w:sz w:val="19"/>
+                <w:szCs w:val="19"/>
+              </w:rPr>
+              <w:t xml:space="preserve">Prueba (no entra)</w:t>
             </w:r>
           </w:p>
         </w:tc>
@@ -18859,6 +25580,573 @@
           </w:p>
         </w:tc>
       </w:tr>
+      <w:tr>
+        <w:trPr>
+          <w:cantSplit/>
+        </w:trPr>
+        <w:tc>
+          <w:tcPr>
+            <w:tcW w:type="dxa" w:w="2400"/>
+            <w:tcBorders>
+              <w:top w:val="single" w:color="BFBFBF" w:sz="4"/>
+              <w:left w:val="single" w:color="BFBFBF" w:sz="4"/>
+              <w:bottom w:val="single" w:color="BFBFBF" w:sz="4"/>
+              <w:right w:val="single" w:color="BFBFBF" w:sz="4"/>
+            </w:tcBorders>
+            <w:tcMar>
+              <w:top w:type="dxa" w:w="60"/>
+              <w:left w:type="dxa" w:w="90"/>
+              <w:bottom w:type="dxa" w:w="60"/>
+              <w:right w:type="dxa" w:w="90"/>
+            </w:tcMar>
+          </w:tcPr>
+          <w:p>
+            <w:pPr>
+              <w:spacing w:after="0"/>
+            </w:pPr>
+            <w:r>
+              <w:rPr>
+                <w:sz w:val="19"/>
+                <w:szCs w:val="19"/>
+              </w:rPr>
+              <w:t xml:space="preserve">Evento de lluvia</w:t>
+            </w:r>
+          </w:p>
+        </w:tc>
+        <w:tc>
+          <w:tcPr>
+            <w:tcW w:type="dxa" w:w="6960"/>
+            <w:tcBorders>
+              <w:top w:val="single" w:color="BFBFBF" w:sz="4"/>
+              <w:left w:val="single" w:color="BFBFBF" w:sz="4"/>
+              <w:bottom w:val="single" w:color="BFBFBF" w:sz="4"/>
+              <w:right w:val="single" w:color="BFBFBF" w:sz="4"/>
+            </w:tcBorders>
+            <w:tcMar>
+              <w:top w:type="dxa" w:w="60"/>
+              <w:left w:type="dxa" w:w="90"/>
+              <w:bottom w:type="dxa" w:w="60"/>
+              <w:right w:type="dxa" w:w="90"/>
+            </w:tcMar>
+          </w:tcPr>
+          <w:p>
+            <w:pPr>
+              <w:spacing w:after="0"/>
+            </w:pPr>
+            <w:r>
+              <w:rPr>
+                <w:sz w:val="19"/>
+                <w:szCs w:val="19"/>
+              </w:rPr>
+              <w:t xml:space="preserve">Racha de horas con lluvia (al menos 0.1 mm) en la zona, separada de la siguiente por 6 h secas</w:t>
+            </w:r>
+          </w:p>
+        </w:tc>
+      </w:tr>
+      <w:tr>
+        <w:trPr>
+          <w:cantSplit/>
+        </w:trPr>
+        <w:tc>
+          <w:tcPr>
+            <w:tcW w:type="dxa" w:w="2400"/>
+            <w:tcBorders>
+              <w:top w:val="single" w:color="BFBFBF" w:sz="4"/>
+              <w:left w:val="single" w:color="BFBFBF" w:sz="4"/>
+              <w:bottom w:val="single" w:color="BFBFBF" w:sz="4"/>
+              <w:right w:val="single" w:color="BFBFBF" w:sz="4"/>
+            </w:tcBorders>
+            <w:tcMar>
+              <w:top w:type="dxa" w:w="60"/>
+              <w:left w:type="dxa" w:w="90"/>
+              <w:bottom w:type="dxa" w:w="60"/>
+              <w:right w:type="dxa" w:w="90"/>
+            </w:tcMar>
+          </w:tcPr>
+          <w:p>
+            <w:pPr>
+              <w:spacing w:after="0"/>
+            </w:pPr>
+            <w:r>
+              <w:rPr>
+                <w:sz w:val="19"/>
+                <w:szCs w:val="19"/>
+              </w:rPr>
+              <w:t xml:space="preserve">Evento disparador</w:t>
+            </w:r>
+          </w:p>
+        </w:tc>
+        <w:tc>
+          <w:tcPr>
+            <w:tcW w:type="dxa" w:w="6960"/>
+            <w:tcBorders>
+              <w:top w:val="single" w:color="BFBFBF" w:sz="4"/>
+              <w:left w:val="single" w:color="BFBFBF" w:sz="4"/>
+              <w:bottom w:val="single" w:color="BFBFBF" w:sz="4"/>
+              <w:right w:val="single" w:color="BFBFBF" w:sz="4"/>
+            </w:tcBorders>
+            <w:tcMar>
+              <w:top w:type="dxa" w:w="60"/>
+              <w:left w:type="dxa" w:w="90"/>
+              <w:bottom w:type="dxa" w:w="60"/>
+              <w:right w:type="dxa" w:w="90"/>
+            </w:tcMar>
+          </w:tcPr>
+          <w:p>
+            <w:pPr>
+              <w:spacing w:after="0"/>
+            </w:pPr>
+            <w:r>
+              <w:rPr>
+                <w:sz w:val="19"/>
+                <w:szCs w:val="19"/>
+              </w:rPr>
+              <w:t xml:space="preserve">Evento de lluvia con un huaico durante el evento o hasta 3 h después</w:t>
+            </w:r>
+          </w:p>
+        </w:tc>
+      </w:tr>
+      <w:tr>
+        <w:trPr>
+          <w:cantSplit/>
+        </w:trPr>
+        <w:tc>
+          <w:tcPr>
+            <w:tcW w:type="dxa" w:w="2400"/>
+            <w:tcBorders>
+              <w:top w:val="single" w:color="BFBFBF" w:sz="4"/>
+              <w:left w:val="single" w:color="BFBFBF" w:sz="4"/>
+              <w:bottom w:val="single" w:color="BFBFBF" w:sz="4"/>
+              <w:right w:val="single" w:color="BFBFBF" w:sz="4"/>
+            </w:tcBorders>
+            <w:tcMar>
+              <w:top w:type="dxa" w:w="60"/>
+              <w:left w:type="dxa" w:w="90"/>
+              <w:bottom w:type="dxa" w:w="60"/>
+              <w:right w:type="dxa" w:w="90"/>
+            </w:tcMar>
+          </w:tcPr>
+          <w:p>
+            <w:pPr>
+              <w:spacing w:after="0"/>
+            </w:pPr>
+            <w:r>
+              <w:rPr>
+                <w:sz w:val="19"/>
+                <w:szCs w:val="19"/>
+              </w:rPr>
+              <w:t xml:space="preserve">TSS</w:t>
+            </w:r>
+          </w:p>
+        </w:tc>
+        <w:tc>
+          <w:tcPr>
+            <w:tcW w:type="dxa" w:w="6960"/>
+            <w:tcBorders>
+              <w:top w:val="single" w:color="BFBFBF" w:sz="4"/>
+              <w:left w:val="single" w:color="BFBFBF" w:sz="4"/>
+              <w:bottom w:val="single" w:color="BFBFBF" w:sz="4"/>
+              <w:right w:val="single" w:color="BFBFBF" w:sz="4"/>
+            </w:tcBorders>
+            <w:tcMar>
+              <w:top w:type="dxa" w:w="60"/>
+              <w:left w:type="dxa" w:w="90"/>
+              <w:bottom w:type="dxa" w:w="60"/>
+              <w:right w:type="dxa" w:w="90"/>
+            </w:tcMar>
+          </w:tcPr>
+          <w:p>
+            <w:pPr>
+              <w:spacing w:after="0"/>
+            </w:pPr>
+            <w:r>
+              <w:rPr>
+                <w:sz w:val="19"/>
+                <w:szCs w:val="19"/>
+              </w:rPr>
+              <w:t xml:space="preserve">Aciertos menos falsas alarmas (POD − POFD): 0 = azar, 1 = perfecto. Es la métrica de la literatura de umbrales de lluvia</w:t>
+            </w:r>
+          </w:p>
+        </w:tc>
+      </w:tr>
+      <w:tr>
+        <w:trPr>
+          <w:cantSplit/>
+        </w:trPr>
+        <w:tc>
+          <w:tcPr>
+            <w:tcW w:type="dxa" w:w="2400"/>
+            <w:tcBorders>
+              <w:top w:val="single" w:color="BFBFBF" w:sz="4"/>
+              <w:left w:val="single" w:color="BFBFBF" w:sz="4"/>
+              <w:bottom w:val="single" w:color="BFBFBF" w:sz="4"/>
+              <w:right w:val="single" w:color="BFBFBF" w:sz="4"/>
+            </w:tcBorders>
+            <w:tcMar>
+              <w:top w:type="dxa" w:w="60"/>
+              <w:left w:type="dxa" w:w="90"/>
+              <w:bottom w:type="dxa" w:w="60"/>
+              <w:right w:type="dxa" w:w="90"/>
+            </w:tcMar>
+          </w:tcPr>
+          <w:p>
+            <w:pPr>
+              <w:spacing w:after="0"/>
+            </w:pPr>
+            <w:r>
+              <w:rPr>
+                <w:sz w:val="19"/>
+                <w:szCs w:val="19"/>
+              </w:rPr>
+              <w:t xml:space="preserve">POD / POFD</w:t>
+            </w:r>
+          </w:p>
+        </w:tc>
+        <w:tc>
+          <w:tcPr>
+            <w:tcW w:type="dxa" w:w="6960"/>
+            <w:tcBorders>
+              <w:top w:val="single" w:color="BFBFBF" w:sz="4"/>
+              <w:left w:val="single" w:color="BFBFBF" w:sz="4"/>
+              <w:bottom w:val="single" w:color="BFBFBF" w:sz="4"/>
+              <w:right w:val="single" w:color="BFBFBF" w:sz="4"/>
+            </w:tcBorders>
+            <w:tcMar>
+              <w:top w:type="dxa" w:w="60"/>
+              <w:left w:type="dxa" w:w="90"/>
+              <w:bottom w:type="dxa" w:w="60"/>
+              <w:right w:type="dxa" w:w="90"/>
+            </w:tcMar>
+          </w:tcPr>
+          <w:p>
+            <w:pPr>
+              <w:spacing w:after="0"/>
+            </w:pPr>
+            <w:r>
+              <w:rPr>
+                <w:sz w:val="19"/>
+                <w:szCs w:val="19"/>
+              </w:rPr>
+              <w:t xml:space="preserve">POD: % de huaicos con alerta (acierto). POFD: % de eventos sin huaico con alerta (falsas alarmas)</w:t>
+            </w:r>
+          </w:p>
+        </w:tc>
+      </w:tr>
+      <w:tr>
+        <w:trPr>
+          <w:cantSplit/>
+        </w:trPr>
+        <w:tc>
+          <w:tcPr>
+            <w:tcW w:type="dxa" w:w="2400"/>
+            <w:tcBorders>
+              <w:top w:val="single" w:color="BFBFBF" w:sz="4"/>
+              <w:left w:val="single" w:color="BFBFBF" w:sz="4"/>
+              <w:bottom w:val="single" w:color="BFBFBF" w:sz="4"/>
+              <w:right w:val="single" w:color="BFBFBF" w:sz="4"/>
+            </w:tcBorders>
+            <w:tcMar>
+              <w:top w:type="dxa" w:w="60"/>
+              <w:left w:type="dxa" w:w="90"/>
+              <w:bottom w:type="dxa" w:w="60"/>
+              <w:right w:type="dxa" w:w="90"/>
+            </w:tcMar>
+          </w:tcPr>
+          <w:p>
+            <w:pPr>
+              <w:spacing w:after="0"/>
+            </w:pPr>
+            <w:r>
+              <w:rPr>
+                <w:sz w:val="19"/>
+                <w:szCs w:val="19"/>
+              </w:rPr>
+              <w:t xml:space="preserve">Variables de estado</w:t>
+            </w:r>
+          </w:p>
+        </w:tc>
+        <w:tc>
+          <w:tcPr>
+            <w:tcW w:type="dxa" w:w="6960"/>
+            <w:tcBorders>
+              <w:top w:val="single" w:color="BFBFBF" w:sz="4"/>
+              <w:left w:val="single" w:color="BFBFBF" w:sz="4"/>
+              <w:bottom w:val="single" w:color="BFBFBF" w:sz="4"/>
+              <w:right w:val="single" w:color="BFBFBF" w:sz="4"/>
+            </w:tcBorders>
+            <w:tcMar>
+              <w:top w:type="dxa" w:w="60"/>
+              <w:left w:type="dxa" w:w="90"/>
+              <w:bottom w:type="dxa" w:w="60"/>
+              <w:right w:type="dxa" w:w="90"/>
+            </w:tcMar>
+          </w:tcPr>
+          <w:p>
+            <w:pPr>
+              <w:spacing w:after="0"/>
+            </w:pPr>
+            <w:r>
+              <w:rPr>
+                <w:sz w:val="19"/>
+                <w:szCs w:val="19"/>
+              </w:rPr>
+              <w:t xml:space="preserve">Lo que describe cómo está la zona antes de la lluvia: humedad del suelo, días desde la última activación, El Niño costero</w:t>
+            </w:r>
+          </w:p>
+        </w:tc>
+      </w:tr>
+      <w:tr>
+        <w:trPr>
+          <w:cantSplit/>
+        </w:trPr>
+        <w:tc>
+          <w:tcPr>
+            <w:tcW w:type="dxa" w:w="2400"/>
+            <w:tcBorders>
+              <w:top w:val="single" w:color="BFBFBF" w:sz="4"/>
+              <w:left w:val="single" w:color="BFBFBF" w:sz="4"/>
+              <w:bottom w:val="single" w:color="BFBFBF" w:sz="4"/>
+              <w:right w:val="single" w:color="BFBFBF" w:sz="4"/>
+            </w:tcBorders>
+            <w:tcMar>
+              <w:top w:type="dxa" w:w="60"/>
+              <w:left w:type="dxa" w:w="90"/>
+              <w:bottom w:type="dxa" w:w="60"/>
+              <w:right w:type="dxa" w:w="90"/>
+            </w:tcMar>
+          </w:tcPr>
+          <w:p>
+            <w:pPr>
+              <w:spacing w:after="0"/>
+            </w:pPr>
+            <w:r>
+              <w:rPr>
+                <w:sz w:val="19"/>
+                <w:szCs w:val="19"/>
+              </w:rPr>
+              <w:t xml:space="preserve">Umbral rojo / amarillo</w:t>
+            </w:r>
+          </w:p>
+        </w:tc>
+        <w:tc>
+          <w:tcPr>
+            <w:tcW w:type="dxa" w:w="6960"/>
+            <w:tcBorders>
+              <w:top w:val="single" w:color="BFBFBF" w:sz="4"/>
+              <w:left w:val="single" w:color="BFBFBF" w:sz="4"/>
+              <w:bottom w:val="single" w:color="BFBFBF" w:sz="4"/>
+              <w:right w:val="single" w:color="BFBFBF" w:sz="4"/>
+            </w:tcBorders>
+            <w:tcMar>
+              <w:top w:type="dxa" w:w="60"/>
+              <w:left w:type="dxa" w:w="90"/>
+              <w:bottom w:type="dxa" w:w="60"/>
+              <w:right w:type="dxa" w:w="90"/>
+            </w:tcMar>
+          </w:tcPr>
+          <w:p>
+            <w:pPr>
+              <w:spacing w:after="0"/>
+            </w:pPr>
+            <w:r>
+              <w:rPr>
+                <w:sz w:val="19"/>
+                <w:szCs w:val="19"/>
+              </w:rPr>
+              <w:t xml:space="preserve">Rojo: el que maximiza el TSS. Amarillo: el que logra el máximo acierto posible</w:t>
+            </w:r>
+          </w:p>
+        </w:tc>
+      </w:tr>
+      <w:tr>
+        <w:trPr>
+          <w:cantSplit/>
+        </w:trPr>
+        <w:tc>
+          <w:tcPr>
+            <w:tcW w:type="dxa" w:w="2400"/>
+            <w:tcBorders>
+              <w:top w:val="single" w:color="BFBFBF" w:sz="4"/>
+              <w:left w:val="single" w:color="BFBFBF" w:sz="4"/>
+              <w:bottom w:val="single" w:color="BFBFBF" w:sz="4"/>
+              <w:right w:val="single" w:color="BFBFBF" w:sz="4"/>
+            </w:tcBorders>
+            <w:tcMar>
+              <w:top w:type="dxa" w:w="60"/>
+              <w:left w:type="dxa" w:w="90"/>
+              <w:bottom w:type="dxa" w:w="60"/>
+              <w:right w:type="dxa" w:w="90"/>
+            </w:tcMar>
+          </w:tcPr>
+          <w:p>
+            <w:pPr>
+              <w:spacing w:after="0"/>
+            </w:pPr>
+            <w:r>
+              <w:rPr>
+                <w:sz w:val="19"/>
+                <w:szCs w:val="19"/>
+              </w:rPr>
+              <w:t xml:space="preserve">Nivel M3</w:t>
+            </w:r>
+          </w:p>
+        </w:tc>
+        <w:tc>
+          <w:tcPr>
+            <w:tcW w:type="dxa" w:w="6960"/>
+            <w:tcBorders>
+              <w:top w:val="single" w:color="BFBFBF" w:sz="4"/>
+              <w:left w:val="single" w:color="BFBFBF" w:sz="4"/>
+              <w:bottom w:val="single" w:color="BFBFBF" w:sz="4"/>
+              <w:right w:val="single" w:color="BFBFBF" w:sz="4"/>
+            </w:tcBorders>
+            <w:tcMar>
+              <w:top w:type="dxa" w:w="60"/>
+              <w:left w:type="dxa" w:w="90"/>
+              <w:bottom w:type="dxa" w:w="60"/>
+              <w:right w:type="dxa" w:w="90"/>
+            </w:tcMar>
+          </w:tcPr>
+          <w:p>
+            <w:pPr>
+              <w:spacing w:after="0"/>
+            </w:pPr>
+            <w:r>
+              <w:rPr>
+                <w:sz w:val="19"/>
+                <w:szCs w:val="19"/>
+              </w:rPr>
+              <w:t xml:space="preserve">Nivel por defecto del dashboard: el rojo exige además lluvia IMERG reciente; si no hay, se muestra amarillo («condiciones favorables»)</w:t>
+            </w:r>
+          </w:p>
+        </w:tc>
+      </w:tr>
+      <w:tr>
+        <w:trPr>
+          <w:cantSplit/>
+        </w:trPr>
+        <w:tc>
+          <w:tcPr>
+            <w:tcW w:type="dxa" w:w="2400"/>
+            <w:tcBorders>
+              <w:top w:val="single" w:color="BFBFBF" w:sz="4"/>
+              <w:left w:val="single" w:color="BFBFBF" w:sz="4"/>
+              <w:bottom w:val="single" w:color="BFBFBF" w:sz="4"/>
+              <w:right w:val="single" w:color="BFBFBF" w:sz="4"/>
+            </w:tcBorders>
+            <w:tcMar>
+              <w:top w:type="dxa" w:w="60"/>
+              <w:left w:type="dxa" w:w="90"/>
+              <w:bottom w:type="dxa" w:w="60"/>
+              <w:right w:type="dxa" w:w="90"/>
+            </w:tcMar>
+          </w:tcPr>
+          <w:p>
+            <w:pPr>
+              <w:spacing w:after="0"/>
+            </w:pPr>
+            <w:r>
+              <w:rPr>
+                <w:sz w:val="19"/>
+                <w:szCs w:val="19"/>
+              </w:rPr>
+              <w:t xml:space="preserve">Umbral ISAAC</w:t>
+            </w:r>
+          </w:p>
+        </w:tc>
+        <w:tc>
+          <w:tcPr>
+            <w:tcW w:type="dxa" w:w="6960"/>
+            <w:tcBorders>
+              <w:top w:val="single" w:color="BFBFBF" w:sz="4"/>
+              <w:left w:val="single" w:color="BFBFBF" w:sz="4"/>
+              <w:bottom w:val="single" w:color="BFBFBF" w:sz="4"/>
+              <w:right w:val="single" w:color="BFBFBF" w:sz="4"/>
+            </w:tcBorders>
+            <w:tcMar>
+              <w:top w:type="dxa" w:w="60"/>
+              <w:left w:type="dxa" w:w="90"/>
+              <w:bottom w:type="dxa" w:w="60"/>
+              <w:right w:type="dxa" w:w="90"/>
+            </w:tcMar>
+          </w:tcPr>
+          <w:p>
+            <w:pPr>
+              <w:spacing w:after="0"/>
+            </w:pPr>
+            <w:r>
+              <w:rPr>
+                <w:sz w:val="19"/>
+                <w:szCs w:val="19"/>
+              </w:rPr>
+              <w:t xml:space="preserve">Curva intensidad–duración de SENAMHI para Cusipata (I = 1.57 D^−0.047 mm/h), calibrada con pluviómetro; con IMERG no funciona</w:t>
+            </w:r>
+          </w:p>
+        </w:tc>
+      </w:tr>
+      <w:tr>
+        <w:trPr>
+          <w:cantSplit/>
+        </w:trPr>
+        <w:tc>
+          <w:tcPr>
+            <w:tcW w:type="dxa" w:w="2400"/>
+            <w:tcBorders>
+              <w:top w:val="single" w:color="BFBFBF" w:sz="4"/>
+              <w:left w:val="single" w:color="BFBFBF" w:sz="4"/>
+              <w:bottom w:val="single" w:color="BFBFBF" w:sz="4"/>
+              <w:right w:val="single" w:color="BFBFBF" w:sz="4"/>
+            </w:tcBorders>
+            <w:tcMar>
+              <w:top w:type="dxa" w:w="60"/>
+              <w:left w:type="dxa" w:w="90"/>
+              <w:bottom w:type="dxa" w:w="60"/>
+              <w:right w:type="dxa" w:w="90"/>
+            </w:tcMar>
+          </w:tcPr>
+          <w:p>
+            <w:pPr>
+              <w:spacing w:after="0"/>
+            </w:pPr>
+            <w:r>
+              <w:rPr>
+                <w:sz w:val="19"/>
+                <w:szCs w:val="19"/>
+              </w:rPr>
+              <w:t xml:space="preserve">Donantes / MESS</w:t>
+            </w:r>
+          </w:p>
+        </w:tc>
+        <w:tc>
+          <w:tcPr>
+            <w:tcW w:type="dxa" w:w="6960"/>
+            <w:tcBorders>
+              <w:top w:val="single" w:color="BFBFBF" w:sz="4"/>
+              <w:left w:val="single" w:color="BFBFBF" w:sz="4"/>
+              <w:bottom w:val="single" w:color="BFBFBF" w:sz="4"/>
+              <w:right w:val="single" w:color="BFBFBF" w:sz="4"/>
+            </w:tcBorders>
+            <w:tcMar>
+              <w:top w:type="dxa" w:w="60"/>
+              <w:left w:type="dxa" w:w="90"/>
+              <w:bottom w:type="dxa" w:w="60"/>
+              <w:right w:type="dxa" w:w="90"/>
+            </w:tcMar>
+          </w:tcPr>
+          <w:p>
+            <w:pPr>
+              <w:spacing w:after="0"/>
+            </w:pPr>
+            <w:r>
+              <w:rPr>
+                <w:sz w:val="19"/>
+                <w:szCs w:val="19"/>
+              </w:rPr>
+              <w:t xml:space="preserve">Donantes: eventos de otras zonas parecidas usados para entrenar. MESS: índice que dice si una zona cae dentro del rango de condiciones de Chosica</w:t>
+            </w:r>
+          </w:p>
+        </w:tc>
+      </w:tr>
     </w:tbl>
     <w:p>
       <w:pPr>
@@ -18989,7 +26277,7 @@
         <w:t xml:space="preserve">☐  </w:t>
       </w:r>
       <w:r>
-        <w:t xml:space="preserve">Re-correr la cadena completa con las etiquetas corregidas: ablaciones de ingeniería, logística y Random Forest, techo sin latencia (~2 h)</w:t>
+        <w:t xml:space="preserve">Re-correr la cadena completa del modelo anterior con las etiquetas corregidas (reemplazado por el v3)</w:t>
       </w:r>
     </w:p>
     <w:p>
@@ -18998,10 +26286,10 @@
         <w:ind w:left="360" w:hanging="360"/>
       </w:pPr>
       <w:r>
-        <w:t xml:space="preserve">☐  </w:t>
-      </w:r>
-      <w:r>
-        <w:t xml:space="preserve">Pedir a INDECI/COEN el registro de emergencias con fecha y revisar los 44 días de lluvia extrema sin evento; cruzar con los 14 eventos de SINPAD</w:t>
+        <w:t xml:space="preserve">☑  </w:t>
+      </w:r>
+      <w:r>
+        <w:t xml:space="preserve">Modelo v3 por evento con estado (humedad, días desde activación, ICEN); verificaciones; modelo final y entrega al dashboard con nivel M3</w:t>
       </w:r>
     </w:p>
     <w:p>
@@ -19010,10 +26298,10 @@
         <w:ind w:left="360" w:hanging="360"/>
       </w:pPr>
       <w:r>
-        <w:t xml:space="preserve">☐  </w:t>
-      </w:r>
-      <w:r>
-        <w:t xml:space="preserve">Buscar eventos de 2016, 2018, 2021, 2022, 2024 y 2025 (probable vacío de búsqueda)</w:t>
+        <w:t xml:space="preserve">☑  </w:t>
+      </w:r>
+      <w:r>
+        <w:t xml:space="preserve">Etiquetas v2 (horas vagas como rango)</w:t>
       </w:r>
     </w:p>
     <w:p>
@@ -19022,10 +26310,10 @@
         <w:ind w:left="360" w:hanging="360"/>
       </w:pPr>
       <w:r>
-        <w:t xml:space="preserve">☐  </w:t>
-      </w:r>
-      <w:r>
-        <w:t xml:space="preserve">Conseguir datos horarios de pluviómetros de SENAMHI en la cuenca del Rímac; confirmar si la estación HID EHMA de Chosica tiene datos horarios desde 2021</w:t>
+        <w:t xml:space="preserve">☑  </w:t>
+      </w:r>
+      <w:r>
+        <w:t xml:space="preserve">Probar ICEN, ERA5 y eventos de otras zonas (donantes)</w:t>
       </w:r>
     </w:p>
     <w:p>
@@ -19037,7 +26325,18 @@
         <w:t xml:space="preserve">☐  </w:t>
       </w:r>
       <w:r>
-        <w:t xml:space="preserve">Confirmar el desplazamiento horario de PISCOp_h (+7 u +8 h)</w:t>
+        <w:t xml:space="preserve">Revisar los 67 casos de quebradas vecinas e INDECI (</w:t>
+      </w:r>
+      <w:r>
+        <w:rPr>
+          <w:rFonts w:ascii="Consolas" w:cs="Consolas" w:eastAsia="Consolas" w:hAnsi="Consolas"/>
+          <w:sz w:val="20"/>
+          <w:szCs w:val="20"/>
+        </w:rPr>
+        <w:t xml:space="preserve">modelo/v3_1/M1/casos_nuevos_zona.csv</w:t>
+      </w:r>
+      <w:r>
+        <w:t xml:space="preserve">)</w:t>
       </w:r>
     </w:p>
     <w:p>
@@ -19049,7 +26348,18 @@
         <w:t xml:space="preserve">☐  </w:t>
       </w:r>
       <w:r>
-        <w:t xml:space="preserve">Revisar febrero de 2025 en IMERG Final (temporada 2024-25: muy lluviosa en Early y sin huaicos catalogados)</w:t>
+        <w:t xml:space="preserve">Credenciales del CDS (</w:t>
+      </w:r>
+      <w:r>
+        <w:rPr>
+          <w:rFonts w:ascii="Consolas" w:cs="Consolas" w:eastAsia="Consolas" w:hAnsi="Consolas"/>
+          <w:sz w:val="20"/>
+          <w:szCs w:val="20"/>
+        </w:rPr>
+        <w:t xml:space="preserve">.cdsapirc</w:t>
+      </w:r>
+      <w:r>
+        <w:t xml:space="preserve">) para probar CAPE, índice K y Total Totals</w:t>
       </w:r>
     </w:p>
     <w:p>
@@ -19061,7 +26371,7 @@
         <w:t xml:space="preserve">☐  </w:t>
       </w:r>
       <w:r>
-        <w:t xml:space="preserve">Decidir si el ciclo diario (hora del día) entra al modelo</w:t>
+        <w:t xml:space="preserve">Earth Engine para AlphaEarth y suelo desnudo (Sentinel-2)</w:t>
       </w:r>
     </w:p>
     <w:p>
@@ -19073,7 +26383,18 @@
         <w:t xml:space="preserve">☐  </w:t>
       </w:r>
       <w:r>
-        <w:t xml:space="preserve">Validar con una temporada nueva (2026-27) o contra SILVIA</w:t>
+        <w:t xml:space="preserve">Flujo en tiempo real de activaciones (INDECI o municipio): lo necesita la variable </w:t>
+      </w:r>
+      <w:r>
+        <w:rPr>
+          <w:rFonts w:ascii="Consolas" w:cs="Consolas" w:eastAsia="Consolas" w:hAnsi="Consolas"/>
+          <w:sz w:val="20"/>
+          <w:szCs w:val="20"/>
+        </w:rPr>
+        <w:t xml:space="preserve">dias_activ</w:t>
+      </w:r>
+      <w:r>
+        <w:t xml:space="preserve"> en operación</w:t>
       </w:r>
     </w:p>
     <w:p>
@@ -19085,7 +26406,7 @@
         <w:t xml:space="preserve">☐  </w:t>
       </w:r>
       <w:r>
-        <w:t xml:space="preserve">Pasar el entrenamiento y la tabla a SAS Viya (los entornos cierran a fin de octubre)</w:t>
+        <w:t xml:space="preserve">Pedir a INDECI/COEN el registro de emergencias con fecha y revisar los 44 días de lluvia extrema sin evento; cruzar con los 14 eventos de SINPAD</w:t>
       </w:r>
     </w:p>
     <w:p>
@@ -19097,7 +26418,91 @@
         <w:t xml:space="preserve">☐  </w:t>
       </w:r>
       <w:r>
-        <w:t xml:space="preserve">Armar el catálogo regional para el pre-entrenamiento (después del modelo base)</w:t>
+        <w:t xml:space="preserve">Buscar eventos de 2016, 2018, 2021, 2022, 2024 y 2025 (probable vacío de búsqueda)</w:t>
+      </w:r>
+    </w:p>
+    <w:p>
+      <w:pPr>
+        <w:spacing w:after="80"/>
+        <w:ind w:left="360" w:hanging="360"/>
+      </w:pPr>
+      <w:r>
+        <w:t xml:space="preserve">☐  </w:t>
+      </w:r>
+      <w:r>
+        <w:t xml:space="preserve">Conseguir datos horarios de pluviómetros de SENAMHI en la cuenca del Rímac; confirmar si la estación HID EHMA de Chosica tiene datos horarios desde 2021</w:t>
+      </w:r>
+    </w:p>
+    <w:p>
+      <w:pPr>
+        <w:spacing w:after="80"/>
+        <w:ind w:left="360" w:hanging="360"/>
+      </w:pPr>
+      <w:r>
+        <w:t xml:space="preserve">☐  </w:t>
+      </w:r>
+      <w:r>
+        <w:t xml:space="preserve">Confirmar el desplazamiento horario de PISCOp_h (+7 u +8 h)</w:t>
+      </w:r>
+    </w:p>
+    <w:p>
+      <w:pPr>
+        <w:spacing w:after="80"/>
+        <w:ind w:left="360" w:hanging="360"/>
+      </w:pPr>
+      <w:r>
+        <w:t xml:space="preserve">☐  </w:t>
+      </w:r>
+      <w:r>
+        <w:t xml:space="preserve">Revisar febrero de 2025 en IMERG Final (temporada 2024-25: muy lluviosa en Early y sin huaicos catalogados)</w:t>
+      </w:r>
+    </w:p>
+    <w:p>
+      <w:pPr>
+        <w:spacing w:after="80"/>
+        <w:ind w:left="360" w:hanging="360"/>
+      </w:pPr>
+      <w:r>
+        <w:t xml:space="preserve">☐  </w:t>
+      </w:r>
+      <w:r>
+        <w:t xml:space="preserve">Decidir si el ciclo diario (hora del día) entra al modelo</w:t>
+      </w:r>
+    </w:p>
+    <w:p>
+      <w:pPr>
+        <w:spacing w:after="80"/>
+        <w:ind w:left="360" w:hanging="360"/>
+      </w:pPr>
+      <w:r>
+        <w:t xml:space="preserve">☐  </w:t>
+      </w:r>
+      <w:r>
+        <w:t xml:space="preserve">Validar con una temporada nueva (2026-27) o contra SILVIA</w:t>
+      </w:r>
+    </w:p>
+    <w:p>
+      <w:pPr>
+        <w:spacing w:after="80"/>
+        <w:ind w:left="360" w:hanging="360"/>
+      </w:pPr>
+      <w:r>
+        <w:t xml:space="preserve">☐  </w:t>
+      </w:r>
+      <w:r>
+        <w:t xml:space="preserve">Pasar el entrenamiento y la tabla a SAS Viya (los entornos cierran a fin de octubre)</w:t>
+      </w:r>
+    </w:p>
+    <w:p>
+      <w:pPr>
+        <w:spacing w:after="80"/>
+        <w:ind w:left="360" w:hanging="360"/>
+      </w:pPr>
+      <w:r>
+        <w:t xml:space="preserve">☑  </w:t>
+      </w:r>
+      <w:r>
+        <w:t xml:space="preserve">Armar el catálogo regional para el pre-entrenamiento (hecho en v3: no mejora con los datos disponibles)</w:t>
       </w:r>
     </w:p>
     <w:sectPr>
@@ -19108,10 +26513,6 @@
     </w:sectPr>
   </w:body>
 </w:document>
-</file>
-
-<file path=word/comments.xml><?xml version="1.0" encoding="utf-8"?>
-<w:comments xmlns:cx="http://schemas.microsoft.com/office/drawing/2014/chartex" xmlns:cx1="http://schemas.microsoft.com/office/drawing/2015/9/8/chartex" xmlns:cx2="http://schemas.microsoft.com/office/drawing/2015/10/21/chartex" xmlns:cx3="http://schemas.microsoft.com/office/drawing/2016/5/9/chartex" xmlns:cx4="http://schemas.microsoft.com/office/drawing/2016/5/10/chartex" xmlns:cx5="http://schemas.microsoft.com/office/drawing/2016/5/11/chartex" xmlns:cx6="http://schemas.microsoft.com/office/drawing/2016/5/12/chartex" xmlns:cx7="http://schemas.microsoft.com/office/drawing/2016/5/13/chartex" xmlns:cx8="http://schemas.microsoft.com/office/drawing/2016/5/14/chartex" xmlns:mc="http://schemas.openxmlformats.org/markup-compatibility/2006" xmlns:aink="http://schemas.microsoft.com/office/drawing/2016/ink" xmlns:am3d="http://schemas.microsoft.com/office/drawing/2017/model3d" xmlns:o="urn:schemas-microsoft-com:office:office" xmlns:r="http://schemas.openxmlformats.org/officeDocument/2006/relationships" xmlns:m="http://schemas.openxmlformats.org/officeDocument/2006/math" xmlns:v="urn:schemas-microsoft-com:vml" xmlns:wp14="http://schemas.microsoft.com/office/word/2010/wordprocessingDrawing" xmlns:wp="http://schemas.openxmlformats.org/drawingml/2006/wordprocessingDrawing" xmlns:w10="urn:schemas-microsoft-com:office:word" xmlns:w="http://schemas.openxmlformats.org/wordprocessingml/2006/main" xmlns:w14="http://schemas.microsoft.com/office/word/2010/wordml" xmlns:w15="http://schemas.microsoft.com/office/word/2012/wordml" xmlns:w16cex="http://schemas.microsoft.com/office/word/2018/wordml/cex" xmlns:w16cid="http://schemas.microsoft.com/office/word/2016/wordml/cid" xmlns:w16="http://schemas.microsoft.com/office/word/2018/wordml" xmlns:w16sdtdh="http://schemas.microsoft.com/office/word/2020/wordml/sdtdatahash" xmlns:w16se="http://schemas.microsoft.com/office/word/2015/wordml/symex" xmlns:wpg="http://schemas.microsoft.com/office/word/2010/wordprocessingGroup" xmlns:wpi="http://schemas.microsoft.com/office/word/2010/wordprocessingInk" xmlns:wne="http://schemas.microsoft.com/office/word/2006/wordml" xmlns:wps="http://schemas.microsoft.com/office/word/2010/wordprocessingShape"/>
 </file>
 
 <file path=word/endnotes.xml><?xml version="1.0" encoding="utf-8"?>
@@ -19192,7 +26593,7 @@
 <w:numbering xmlns:wpc="http://schemas.microsoft.com/office/word/2010/wordprocessingCanvas" xmlns:mc="http://schemas.openxmlformats.org/markup-compatibility/2006" xmlns:o="urn:schemas-microsoft-com:office:office" xmlns:r="http://schemas.openxmlformats.org/officeDocument/2006/relationships" xmlns:m="http://schemas.openxmlformats.org/officeDocument/2006/math" xmlns:v="urn:schemas-microsoft-com:vml" xmlns:wp14="http://schemas.microsoft.com/office/word/2010/wordprocessingDrawing" xmlns:wp="http://schemas.openxmlformats.org/drawingml/2006/wordprocessingDrawing" xmlns:w10="urn:schemas-microsoft-com:office:word" xmlns:w="http://schemas.openxmlformats.org/wordprocessingml/2006/main" xmlns:w14="http://schemas.microsoft.com/office/word/2010/wordml" xmlns:w15="http://schemas.microsoft.com/office/word/2012/wordml" xmlns:wpg="http://schemas.microsoft.com/office/word/2010/wordprocessingGroup" xmlns:wpi="http://schemas.microsoft.com/office/word/2010/wordprocessingInk" xmlns:wne="http://schemas.microsoft.com/office/word/2006/wordml" xmlns:wps="http://schemas.microsoft.com/office/word/2010/wordprocessingShape" mc:Ignorable="w14 w15 wp14">
   <w:abstractNum w:abstractNumId="1" w15:restartNumberingAfterBreak="0">
     <w:multiLevelType w:val="hybridMultilevel"/>
-    <w:lvl w:ilvl="0" w15:tentative="1">
+    <w:lvl w:ilvl="0" w:tentative="1">
       <w:start w:val="1"/>
       <w:numFmt w:val="bullet"/>
       <w:lvlText w:val="●"/>
@@ -19201,7 +26602,7 @@
         <w:ind w:left="720" w:hanging="360"/>
       </w:pPr>
     </w:lvl>
-    <w:lvl w:ilvl="1" w15:tentative="1">
+    <w:lvl w:ilvl="1" w:tentative="1">
       <w:start w:val="1"/>
       <w:numFmt w:val="bullet"/>
       <w:lvlText w:val="○"/>
@@ -19210,7 +26611,7 @@
         <w:ind w:left="1440" w:hanging="360"/>
       </w:pPr>
     </w:lvl>
-    <w:lvl w:ilvl="2" w15:tentative="1">
+    <w:lvl w:ilvl="2" w:tentative="1">
       <w:start w:val="1"/>
       <w:numFmt w:val="bullet"/>
       <w:lvlText w:val="■"/>
@@ -19219,7 +26620,7 @@
         <w:ind w:left="2160" w:hanging="360"/>
       </w:pPr>
     </w:lvl>
-    <w:lvl w:ilvl="3" w15:tentative="1">
+    <w:lvl w:ilvl="3" w:tentative="1">
       <w:start w:val="1"/>
       <w:numFmt w:val="bullet"/>
       <w:lvlText w:val="●"/>
@@ -19228,7 +26629,7 @@
         <w:ind w:left="2880" w:hanging="360"/>
       </w:pPr>
     </w:lvl>
-    <w:lvl w:ilvl="4" w15:tentative="1">
+    <w:lvl w:ilvl="4" w:tentative="1">
       <w:start w:val="1"/>
       <w:numFmt w:val="bullet"/>
       <w:lvlText w:val="○"/>
@@ -19237,7 +26638,7 @@
         <w:ind w:left="3600" w:hanging="360"/>
       </w:pPr>
     </w:lvl>
-    <w:lvl w:ilvl="5" w15:tentative="1">
+    <w:lvl w:ilvl="5" w:tentative="1">
       <w:start w:val="1"/>
       <w:numFmt w:val="bullet"/>
       <w:lvlText w:val="■"/>
@@ -19246,7 +26647,7 @@
         <w:ind w:left="4320" w:hanging="360"/>
       </w:pPr>
     </w:lvl>
-    <w:lvl w:ilvl="6" w15:tentative="1">
+    <w:lvl w:ilvl="6" w:tentative="1">
       <w:start w:val="1"/>
       <w:numFmt w:val="bullet"/>
       <w:lvlText w:val="●"/>
@@ -19255,7 +26656,7 @@
         <w:ind w:left="5040" w:hanging="360"/>
       </w:pPr>
     </w:lvl>
-    <w:lvl w:ilvl="7" w15:tentative="1">
+    <w:lvl w:ilvl="7" w:tentative="1">
       <w:start w:val="1"/>
       <w:numFmt w:val="bullet"/>
       <w:lvlText w:val="●"/>
@@ -19264,7 +26665,7 @@
         <w:ind w:left="5760" w:hanging="360"/>
       </w:pPr>
     </w:lvl>
-    <w:lvl w:ilvl="8" w15:tentative="1">
+    <w:lvl w:ilvl="8" w:tentative="1">
       <w:start w:val="1"/>
       <w:numFmt w:val="bullet"/>
       <w:lvlText w:val="●"/>
@@ -19276,7 +26677,7 @@
   </w:abstractNum>
   <w:abstractNum w:abstractNumId="2" w15:restartNumberingAfterBreak="0">
     <w:multiLevelType w:val="hybridMultilevel"/>
-    <w:lvl w:ilvl="0" w15:tentative="1">
+    <w:lvl w:ilvl="0" w:tentative="1">
       <w:start w:val="1"/>
       <w:numFmt w:val="bullet"/>
       <w:lvlText w:val="•"/>
@@ -19288,7 +26689,7 @@
   </w:abstractNum>
   <w:abstractNum w:abstractNumId="3" w15:restartNumberingAfterBreak="0">
     <w:multiLevelType w:val="hybridMultilevel"/>
-    <w:lvl w:ilvl="0" w15:tentative="1">
+    <w:lvl w:ilvl="0" w:tentative="1">
       <w:start w:val="1"/>
       <w:numFmt w:val="decimal"/>
       <w:lvlText w:val="%1."/>
@@ -19300,7 +26701,7 @@
   </w:abstractNum>
   <w:abstractNum w:abstractNumId="4" w15:restartNumberingAfterBreak="0">
     <w:multiLevelType w:val="hybridMultilevel"/>
-    <w:lvl w:ilvl="0" w15:tentative="1">
+    <w:lvl w:ilvl="0" w:tentative="1">
       <w:start w:val="1"/>
       <w:numFmt w:val="decimal"/>
       <w:lvlText w:val="%1."/>
@@ -19312,7 +26713,7 @@
   </w:abstractNum>
   <w:abstractNum w:abstractNumId="5" w15:restartNumberingAfterBreak="0">
     <w:multiLevelType w:val="hybridMultilevel"/>
-    <w:lvl w:ilvl="0" w15:tentative="1">
+    <w:lvl w:ilvl="0" w:tentative="1">
       <w:start w:val="1"/>
       <w:numFmt w:val="decimal"/>
       <w:lvlText w:val="%1."/>
@@ -19324,7 +26725,7 @@
   </w:abstractNum>
   <w:abstractNum w:abstractNumId="6" w15:restartNumberingAfterBreak="0">
     <w:multiLevelType w:val="hybridMultilevel"/>
-    <w:lvl w:ilvl="0" w15:tentative="1">
+    <w:lvl w:ilvl="0" w:tentative="1">
       <w:start w:val="1"/>
       <w:numFmt w:val="decimal"/>
       <w:lvlText w:val="%1."/>
@@ -19336,7 +26737,7 @@
   </w:abstractNum>
   <w:abstractNum w:abstractNumId="7" w15:restartNumberingAfterBreak="0">
     <w:multiLevelType w:val="hybridMultilevel"/>
-    <w:lvl w:ilvl="0" w15:tentative="1">
+    <w:lvl w:ilvl="0" w:tentative="1">
       <w:start w:val="1"/>
       <w:numFmt w:val="decimal"/>
       <w:lvlText w:val="%1."/>
@@ -19407,6 +26808,25 @@
       </w:pPr>
     </w:pPrDefault>
   </w:docDefaults>
+  <w:style w:type="paragraph" w:styleId="Normal" w:default="1">
+    <w:name w:val="Normal"/>
+    <w:qFormat/>
+  </w:style>
+  <w:style w:type="table" w:styleId="TableNormal" w:default="true">
+    <w:name w:val="Normal Table"/>
+    <w:uiPriority w:val="99"/>
+    <w:semiHidden/>
+    <w:unhideWhenUsed/>
+    <w:tblPr>
+      <w:tblInd w:type="dxa" w:w="0"/>
+      <w:tblCellMar>
+        <w:top w:type="dxa" w:w="0"/>
+        <w:left w:type="dxa" w:w="108"/>
+        <w:bottom w:type="dxa" w:w="0"/>
+        <w:right w:type="dxa" w:w="108"/>
+      </w:tblCellMar>
+    </w:tblPr>
+  </w:style>
   <w:style w:type="paragraph" w:styleId="Title">
     <w:name w:val="Title"/>
     <w:basedOn w:val="Normal"/>
@@ -19415,39 +26835,6 @@
     <w:rPr>
       <w:sz w:val="56"/>
       <w:szCs w:val="56"/>
-    </w:rPr>
-  </w:style>
-  <w:style w:type="paragraph" w:styleId="Heading1">
-    <w:name w:val="Heading 1"/>
-    <w:basedOn w:val="Normal"/>
-    <w:next w:val="Normal"/>
-    <w:qFormat/>
-    <w:rPr>
-      <w:color w:val="2E74B5"/>
-      <w:sz w:val="32"/>
-      <w:szCs w:val="32"/>
-    </w:rPr>
-  </w:style>
-  <w:style w:type="paragraph" w:styleId="Heading2">
-    <w:name w:val="Heading 2"/>
-    <w:basedOn w:val="Normal"/>
-    <w:next w:val="Normal"/>
-    <w:qFormat/>
-    <w:rPr>
-      <w:color w:val="2E74B5"/>
-      <w:sz w:val="26"/>
-      <w:szCs w:val="26"/>
-    </w:rPr>
-  </w:style>
-  <w:style w:type="paragraph" w:styleId="Heading3">
-    <w:name w:val="Heading 3"/>
-    <w:basedOn w:val="Normal"/>
-    <w:next w:val="Normal"/>
-    <w:qFormat/>
-    <w:rPr>
-      <w:color w:val="1F4D78"/>
-      <w:sz w:val="24"/>
-      <w:szCs w:val="24"/>
     </w:rPr>
   </w:style>
   <w:style w:type="paragraph" w:styleId="Heading4">
@@ -19630,4 +27017,294 @@
     </w:rPr>
   </w:style>
 </w:styles>
+</file>
+
+<file path=word/theme/theme1.xml><?xml version="1.0" encoding="utf-8"?>
+<a:theme xmlns:a="http://schemas.openxmlformats.org/drawingml/2006/main" name="Office Theme">
+  <a:themeElements>
+    <a:clrScheme name="Office">
+      <a:dk1>
+        <a:sysClr val="windowText" lastClr="000000"/>
+      </a:dk1>
+      <a:lt1>
+        <a:sysClr val="window" lastClr="FFFFFF"/>
+      </a:lt1>
+      <a:dk2>
+        <a:srgbClr val="44546A"/>
+      </a:dk2>
+      <a:lt2>
+        <a:srgbClr val="E7E6E6"/>
+      </a:lt2>
+      <a:accent1>
+        <a:srgbClr val="4472C4"/>
+      </a:accent1>
+      <a:accent2>
+        <a:srgbClr val="ED7D31"/>
+      </a:accent2>
+      <a:accent3>
+        <a:srgbClr val="A5A5A5"/>
+      </a:accent3>
+      <a:accent4>
+        <a:srgbClr val="FFC000"/>
+      </a:accent4>
+      <a:accent5>
+        <a:srgbClr val="5B9BD5"/>
+      </a:accent5>
+      <a:accent6>
+        <a:srgbClr val="70AD47"/>
+      </a:accent6>
+      <a:hlink>
+        <a:srgbClr val="0563C1"/>
+      </a:hlink>
+      <a:folHlink>
+        <a:srgbClr val="954F72"/>
+      </a:folHlink>
+    </a:clrScheme>
+    <a:fontScheme name="Office">
+      <a:majorFont>
+        <a:latin typeface="Calibri Light" panose="020F0302020204030204"/>
+        <a:ea typeface=""/>
+        <a:cs typeface=""/>
+        <a:font script="Jpan" typeface="游ゴシック Light"/>
+        <a:font script="Hang" typeface="맑은 고딕"/>
+        <a:font script="Hans" typeface="等线 Light"/>
+        <a:font script="Hant" typeface="新細明體"/>
+        <a:font script="Arab" typeface="Times New Roman"/>
+        <a:font script="Hebr" typeface="Times New Roman"/>
+        <a:font script="Thai" typeface="Angsana New"/>
+        <a:font script="Ethi" typeface="Nyala"/>
+        <a:font script="Beng" typeface="Vrinda"/>
+        <a:font script="Gujr" typeface="Shruti"/>
+        <a:font script="Khmr" typeface="MoolBoran"/>
+        <a:font script="Knda" typeface="Tunga"/>
+        <a:font script="Guru" typeface="Raavi"/>
+        <a:font script="Cans" typeface="Euphemia"/>
+        <a:font script="Cher" typeface="Plantagenet Cherokee"/>
+        <a:font script="Yiii" typeface="Microsoft Yi Baiti"/>
+        <a:font script="Tibt" typeface="Microsoft Himalaya"/>
+        <a:font script="Thaa" typeface="MV Boli"/>
+        <a:font script="Deva" typeface="Mangal"/>
+        <a:font script="Telu" typeface="Gautami"/>
+        <a:font script="Taml" typeface="Latha"/>
+        <a:font script="Syrc" typeface="Estrangelo Edessa"/>
+        <a:font script="Orya" typeface="Kalinga"/>
+        <a:font script="Mlym" typeface="Kartika"/>
+        <a:font script="Laoo" typeface="DokChampa"/>
+        <a:font script="Sinh" typeface="Iskoola Pota"/>
+        <a:font script="Mong" typeface="Mongolian Baiti"/>
+        <a:font script="Viet" typeface="Times New Roman"/>
+        <a:font script="Uigh" typeface="Microsoft Uighur"/>
+        <a:font script="Geor" typeface="Sylfaen"/>
+        <a:font script="Armn" typeface="Arial"/>
+        <a:font script="Bugi" typeface="Leelawadee UI"/>
+        <a:font script="Bopo" typeface="Microsoft JhengHei"/>
+        <a:font script="Java" typeface="Javanese Text"/>
+        <a:font script="Lisu" typeface="Segoe UI"/>
+        <a:font script="Mymr" typeface="Myanmar Text"/>
+        <a:font script="Nkoo" typeface="Ebrima"/>
+        <a:font script="Olck" typeface="Nirmala UI"/>
+        <a:font script="Osma" typeface="Ebrima"/>
+        <a:font script="Phag" typeface="Phagspa"/>
+        <a:font script="Syrn" typeface="Estrangelo Edessa"/>
+        <a:font script="Syrj" typeface="Estrangelo Edessa"/>
+        <a:font script="Syre" typeface="Estrangelo Edessa"/>
+        <a:font script="Sora" typeface="Nirmala UI"/>
+        <a:font script="Tale" typeface="Microsoft Tai Le"/>
+        <a:font script="Talu" typeface="Microsoft New Tai Lue"/>
+        <a:font script="Tfng" typeface="Ebrima"/>
+      </a:majorFont>
+      <a:minorFont>
+        <a:latin typeface="Calibri" panose="020F0502020204030204"/>
+        <a:ea typeface=""/>
+        <a:cs typeface=""/>
+        <a:font script="Jpan" typeface="游明朝"/>
+        <a:font script="Hang" typeface="맑은 고딕"/>
+        <a:font script="Hans" typeface="等线"/>
+        <a:font script="Hant" typeface="新細明體"/>
+        <a:font script="Arab" typeface="Arial"/>
+        <a:font script="Hebr" typeface="Arial"/>
+        <a:font script="Thai" typeface="Cordia New"/>
+        <a:font script="Ethi" typeface="Nyala"/>
+        <a:font script="Beng" typeface="Vrinda"/>
+        <a:font script="Gujr" typeface="Shruti"/>
+        <a:font script="Khmr" typeface="DaunPenh"/>
+        <a:font script="Knda" typeface="Tunga"/>
+        <a:font script="Guru" typeface="Raavi"/>
+        <a:font script="Cans" typeface="Euphemia"/>
+        <a:font script="Cher" typeface="Plantagenet Cherokee"/>
+        <a:font script="Yiii" typeface="Microsoft Yi Baiti"/>
+        <a:font script="Tibt" typeface="Microsoft Himalaya"/>
+        <a:font script="Thaa" typeface="MV Boli"/>
+        <a:font script="Deva" typeface="Mangal"/>
+        <a:font script="Telu" typeface="Gautami"/>
+        <a:font script="Taml" typeface="Latha"/>
+        <a:font script="Syrc" typeface="Estrangelo Edessa"/>
+        <a:font script="Orya" typeface="Kalinga"/>
+        <a:font script="Mlym" typeface="Kartika"/>
+        <a:font script="Laoo" typeface="DokChampa"/>
+        <a:font script="Sinh" typeface="Iskoola Pota"/>
+        <a:font script="Mong" typeface="Mongolian Baiti"/>
+        <a:font script="Viet" typeface="Arial"/>
+        <a:font script="Uigh" typeface="Microsoft Uighur"/>
+        <a:font script="Geor" typeface="Sylfaen"/>
+        <a:font script="Armn" typeface="Arial"/>
+        <a:font script="Bugi" typeface="Leelawadee UI"/>
+        <a:font script="Bopo" typeface="Microsoft JhengHei"/>
+        <a:font script="Java" typeface="Javanese Text"/>
+        <a:font script="Lisu" typeface="Segoe UI"/>
+        <a:font script="Mymr" typeface="Myanmar Text"/>
+        <a:font script="Nkoo" typeface="Ebrima"/>
+        <a:font script="Olck" typeface="Nirmala UI"/>
+        <a:font script="Osma" typeface="Ebrima"/>
+        <a:font script="Phag" typeface="Phagspa"/>
+        <a:font script="Syrn" typeface="Estrangelo Edessa"/>
+        <a:font script="Syrj" typeface="Estrangelo Edessa"/>
+        <a:font script="Syre" typeface="Estrangelo Edessa"/>
+        <a:font script="Sora" typeface="Nirmala UI"/>
+        <a:font script="Tale" typeface="Microsoft Tai Le"/>
+        <a:font script="Talu" typeface="Microsoft New Tai Lue"/>
+        <a:font script="Tfng" typeface="Ebrima"/>
+      </a:minorFont>
+    </a:fontScheme>
+    <a:fmtScheme name="Office">
+      <a:fillStyleLst>
+        <a:solidFill>
+          <a:schemeClr val="phClr"/>
+        </a:solidFill>
+        <a:gradFill rotWithShape="true">
+          <a:gsLst>
+            <a:gs pos="0">
+              <a:schemeClr val="phClr">
+                <a:lumMod val="110000"/>
+                <a:satMod val="105000"/>
+                <a:tint val="67000"/>
+              </a:schemeClr>
+            </a:gs>
+            <a:gs pos="50000">
+              <a:schemeClr val="phClr">
+                <a:lumMod val="105000"/>
+                <a:satMod val="103000"/>
+                <a:tint val="73000"/>
+              </a:schemeClr>
+            </a:gs>
+            <a:gs pos="100000">
+              <a:schemeClr val="phClr">
+                <a:lumMod val="105000"/>
+                <a:satMod val="109000"/>
+                <a:tint val="81000"/>
+              </a:schemeClr>
+            </a:gs>
+          </a:gsLst>
+          <a:lin ang="5400000" scaled="false"/>
+        </a:gradFill>
+        <a:gradFill rotWithShape="true">
+          <a:gsLst>
+            <a:gs pos="0">
+              <a:schemeClr val="phClr">
+                <a:satMod val="103000"/>
+                <a:lumMod val="102000"/>
+                <a:tint val="94000"/>
+              </a:schemeClr>
+            </a:gs>
+            <a:gs pos="50000">
+              <a:schemeClr val="phClr">
+                <a:satMod val="110000"/>
+                <a:lumMod val="100000"/>
+                <a:shade val="100000"/>
+              </a:schemeClr>
+            </a:gs>
+            <a:gs pos="100000">
+              <a:schemeClr val="phClr">
+                <a:lumMod val="99000"/>
+                <a:satMod val="120000"/>
+                <a:shade val="78000"/>
+              </a:schemeClr>
+            </a:gs>
+          </a:gsLst>
+          <a:lin ang="5400000" scaled="false"/>
+        </a:gradFill>
+      </a:fillStyleLst>
+      <a:lnStyleLst>
+        <a:ln w="6350" cap="flat" cmpd="sng" algn="ctr">
+          <a:solidFill>
+            <a:schemeClr val="phClr"/>
+          </a:solidFill>
+          <a:prstDash val="solid"/>
+          <a:miter lim="800000"/>
+        </a:ln>
+        <a:ln w="12700" cap="flat" cmpd="sng" algn="ctr">
+          <a:solidFill>
+            <a:schemeClr val="phClr"/>
+          </a:solidFill>
+          <a:prstDash val="solid"/>
+          <a:miter lim="800000"/>
+        </a:ln>
+        <a:ln w="19050" cap="flat" cmpd="sng" algn="ctr">
+          <a:solidFill>
+            <a:schemeClr val="phClr"/>
+          </a:solidFill>
+          <a:prstDash val="solid"/>
+          <a:miter lim="800000"/>
+        </a:ln>
+      </a:lnStyleLst>
+      <a:effectStyleLst>
+        <a:effectStyle>
+          <a:effectLst/>
+        </a:effectStyle>
+        <a:effectStyle>
+          <a:effectLst/>
+        </a:effectStyle>
+        <a:effectStyle>
+          <a:effectLst>
+            <a:outerShdw blurRad="57150" dist="19050" dir="5400000" algn="ctr" rotWithShape="false">
+              <a:srgbClr val="000000">
+                <a:alpha val="63000"/>
+              </a:srgbClr>
+            </a:outerShdw>
+          </a:effectLst>
+        </a:effectStyle>
+      </a:effectStyleLst>
+      <a:bgFillStyleLst>
+        <a:solidFill>
+          <a:schemeClr val="phClr"/>
+        </a:solidFill>
+        <a:solidFill>
+          <a:schemeClr val="phClr">
+            <a:tint val="95000"/>
+            <a:satMod val="170000"/>
+          </a:schemeClr>
+        </a:solidFill>
+        <a:gradFill rotWithShape="true">
+          <a:gsLst>
+            <a:gs pos="0">
+              <a:schemeClr val="phClr">
+                <a:tint val="93000"/>
+                <a:satMod val="150000"/>
+                <a:shade val="98000"/>
+                <a:lumMod val="102000"/>
+              </a:schemeClr>
+            </a:gs>
+            <a:gs pos="50000">
+              <a:schemeClr val="phClr">
+                <a:tint val="98000"/>
+                <a:satMod val="130000"/>
+                <a:shade val="90000"/>
+                <a:lumMod val="103000"/>
+              </a:schemeClr>
+            </a:gs>
+            <a:gs pos="100000">
+              <a:schemeClr val="phClr">
+                <a:shade val="63000"/>
+                <a:satMod val="120000"/>
+              </a:schemeClr>
+            </a:gs>
+          </a:gsLst>
+          <a:lin ang="5400000" scaled="false"/>
+        </a:gradFill>
+      </a:bgFillStyleLst>
+    </a:fmtScheme>
+  </a:themeElements>
+  <a:objectDefaults/>
+  <a:extraClrSchemeLst/>
+</a:theme>
 </file>